--- a/docs/ALBAN ROUZAUD_2_JOURNAL NON ECRIT D'UN FANTASSIN EN REPLIS STRATEGIQUE.docx
+++ b/docs/ALBAN ROUZAUD_2_JOURNAL NON ECRIT D'UN FANTASSIN EN REPLIS STRATEGIQUE.docx
@@ -1,11 +1,11 @@
 
 <file path=word/document.xml><?xml version="1.0" encoding="utf-8"?>
-<w:document xmlns:wpc="http://schemas.microsoft.com/office/word/2010/wordprocessingCanvas" xmlns:cx="http://schemas.microsoft.com/office/drawing/2014/chartex" xmlns:cx1="http://schemas.microsoft.com/office/drawing/2015/9/8/chartex" xmlns:cx2="http://schemas.microsoft.com/office/drawing/2015/10/21/chartex" xmlns:cx3="http://schemas.microsoft.com/office/drawing/2016/5/9/chartex" xmlns:cx4="http://schemas.microsoft.com/office/drawing/2016/5/10/chartex" xmlns:cx5="http://schemas.microsoft.com/office/drawing/2016/5/11/chartex" xmlns:cx6="http://schemas.microsoft.com/office/drawing/2016/5/12/chartex" xmlns:cx7="http://schemas.microsoft.com/office/drawing/2016/5/13/chartex" xmlns:cx8="http://schemas.microsoft.com/office/drawing/2016/5/14/chartex" xmlns:mc="http://schemas.openxmlformats.org/markup-compatibility/2006" xmlns:aink="http://schemas.microsoft.com/office/drawing/2016/ink" xmlns:am3d="http://schemas.microsoft.com/office/drawing/2017/model3d" xmlns:o="urn:schemas-microsoft-com:office:office" xmlns:oel="http://schemas.microsoft.com/office/2019/extlst" xmlns:r="http://schemas.openxmlformats.org/officeDocument/2006/relationships" xmlns:m="http://schemas.openxmlformats.org/officeDocument/2006/math" xmlns:v="urn:schemas-microsoft-com:vml" xmlns:wp14="http://schemas.microsoft.com/office/word/2010/wordprocessingDrawing" xmlns:wp="http://schemas.openxmlformats.org/drawingml/2006/wordprocessingDrawing" xmlns:w10="urn:schemas-microsoft-com:office:word" xmlns:w="http://schemas.openxmlformats.org/wordprocessingml/2006/main" xmlns:w14="http://schemas.microsoft.com/office/word/2010/wordml" xmlns:w15="http://schemas.microsoft.com/office/word/2012/wordml" xmlns:w16cei="http://schemas.microsoft.com/office/word/2026/wordml/cei" xmlns:w16cex="http://schemas.microsoft.com/office/word/2018/wordml/cex" xmlns:w16cid="http://schemas.microsoft.com/office/word/2016/wordml/cid" xmlns:w16="http://schemas.microsoft.com/office/word/2018/wordml" xmlns:w16du="http://schemas.microsoft.com/office/word/2023/wordml/word16du" xmlns:w16sdtdh="http://schemas.microsoft.com/office/word/2020/wordml/sdtdatahash" xmlns:w16sdtfl="http://schemas.microsoft.com/office/word/2024/wordml/sdtformatlock" xmlns:w16se="http://schemas.microsoft.com/office/word/2015/wordml/symex" xmlns:wpg="http://schemas.microsoft.com/office/word/2010/wordprocessingGroup" xmlns:wpi="http://schemas.microsoft.com/office/word/2010/wordprocessingInk" xmlns:wne="http://schemas.microsoft.com/office/word/2006/wordml" xmlns:wps="http://schemas.microsoft.com/office/word/2010/wordprocessingShape" mc:Ignorable="w14 w15 w16se w16cid w16 w16cex w16sdtdh w16sdtfl w16du wp14">
+<w:document xmlns:wpc="http://schemas.microsoft.com/office/word/2010/wordprocessingCanvas" xmlns:cx="http://schemas.microsoft.com/office/drawing/2014/chartex" xmlns:cx1="http://schemas.microsoft.com/office/drawing/2015/9/8/chartex" xmlns:cx2="http://schemas.microsoft.com/office/drawing/2015/10/21/chartex" xmlns:cx3="http://schemas.microsoft.com/office/drawing/2016/5/9/chartex" xmlns:cx4="http://schemas.microsoft.com/office/drawing/2016/5/10/chartex" xmlns:cx5="http://schemas.microsoft.com/office/drawing/2016/5/11/chartex" xmlns:cx6="http://schemas.microsoft.com/office/drawing/2016/5/12/chartex" xmlns:cx7="http://schemas.microsoft.com/office/drawing/2016/5/13/chartex" xmlns:cx8="http://schemas.microsoft.com/office/drawing/2016/5/14/chartex" xmlns:mc="http://schemas.openxmlformats.org/markup-compatibility/2006" xmlns:aink="http://schemas.microsoft.com/office/drawing/2016/ink" xmlns:am3d="http://schemas.microsoft.com/office/drawing/2017/model3d" xmlns:o="urn:schemas-microsoft-com:office:office" xmlns:oel="http://schemas.microsoft.com/office/2019/extlst" xmlns:r="http://schemas.openxmlformats.org/officeDocument/2006/relationships" xmlns:m="http://schemas.openxmlformats.org/officeDocument/2006/math" xmlns:v="urn:schemas-microsoft-com:vml" xmlns:wp14="http://schemas.microsoft.com/office/word/2010/wordprocessingDrawing" xmlns:wp="http://schemas.openxmlformats.org/drawingml/2006/wordprocessingDrawing" xmlns:w10="urn:schemas-microsoft-com:office:word" xmlns:w="http://schemas.openxmlformats.org/wordprocessingml/2006/main" xmlns:w14="http://schemas.microsoft.com/office/word/2010/wordml" xmlns:w15="http://schemas.microsoft.com/office/word/2012/wordml" xmlns:w16cex="http://schemas.microsoft.com/office/word/2018/wordml/cex" xmlns:w16cid="http://schemas.microsoft.com/office/word/2016/wordml/cid" xmlns:w16="http://schemas.microsoft.com/office/word/2018/wordml" xmlns:w16du="http://schemas.microsoft.com/office/word/2023/wordml/word16du" xmlns:w16sdtdh="http://schemas.microsoft.com/office/word/2020/wordml/sdtdatahash" xmlns:w16sdtfl="http://schemas.microsoft.com/office/word/2024/wordml/sdtformatlock" xmlns:w16se="http://schemas.microsoft.com/office/word/2015/wordml/symex" xmlns:wpg="http://schemas.microsoft.com/office/word/2010/wordprocessingGroup" xmlns:wpi="http://schemas.microsoft.com/office/word/2010/wordprocessingInk" xmlns:wne="http://schemas.microsoft.com/office/word/2006/wordml" xmlns:wps="http://schemas.microsoft.com/office/word/2010/wordprocessingShape" mc:Ignorable="w14 w15 w16se w16cid w16 w16cex w16sdtdh w16sdtfl w16du wp14">
   <w:body>
     <w:p>
       <w:pPr>
         <w:spacing w:after="0"/>
-        <w:jc w:val="both"/>
+        <w:jc w:val="center"/>
         <w:rPr>
           <w:lang w:val="fr-FR"/>
         </w:rPr>
@@ -30,19 +30,26 @@
     </w:p>
     <w:p>
       <w:pPr>
+        <w:pStyle w:val="Titre1"/>
+      </w:pPr>
+      <w:r>
+        <w:t>ÉCRITS DE GUERRE</w:t>
+      </w:r>
+    </w:p>
+    <w:p>
+      <w:pPr>
         <w:spacing w:after="0"/>
-        <w:jc w:val="both"/>
-        <w:rPr>
-          <w:lang w:val="fr-FR"/>
-        </w:rPr>
-      </w:pPr>
-      <w:r>
-        <w:rPr>
-          <w:b/>
-          <w:sz w:val="36"/>
-          <w:lang w:val="fr-FR"/>
-        </w:rPr>
-        <w:t>ÉCRITS DE GUERRE</w:t>
+        <w:jc w:val="center"/>
+        <w:rPr>
+          <w:lang w:val="fr-FR"/>
+        </w:rPr>
+      </w:pPr>
+      <w:r>
+        <w:rPr>
+          <w:sz w:val="32"/>
+          <w:lang w:val="fr-FR"/>
+        </w:rPr>
+        <w:t>1939-1941</w:t>
       </w:r>
     </w:p>
     <w:p>
@@ -53,13 +60,6 @@
           <w:lang w:val="fr-FR"/>
         </w:rPr>
       </w:pPr>
-      <w:r>
-        <w:rPr>
-          <w:sz w:val="32"/>
-          <w:lang w:val="fr-FR"/>
-        </w:rPr>
-        <w:t>1939-1941</w:t>
-      </w:r>
     </w:p>
     <w:p>
       <w:pPr>
@@ -72,6 +72,14 @@
     </w:p>
     <w:p>
       <w:pPr>
+        <w:pStyle w:val="Titre1"/>
+      </w:pPr>
+      <w:r>
+        <w:t>JOURNAL NON ÉCRIT</w:t>
+      </w:r>
+    </w:p>
+    <w:p>
+      <w:pPr>
         <w:spacing w:after="0"/>
         <w:jc w:val="both"/>
         <w:rPr>
@@ -87,48 +95,6 @@
           <w:lang w:val="fr-FR"/>
         </w:rPr>
       </w:pPr>
-      <w:r>
-        <w:rPr>
-          <w:b/>
-          <w:sz w:val="36"/>
-          <w:lang w:val="fr-FR"/>
-        </w:rPr>
-        <w:t>JOURNAL NON ÉCRIT</w:t>
-      </w:r>
-    </w:p>
-    <w:p>
-      <w:pPr>
-        <w:spacing w:after="0"/>
-        <w:jc w:val="both"/>
-        <w:rPr>
-          <w:lang w:val="fr-FR"/>
-        </w:rPr>
-      </w:pPr>
-      <w:r>
-        <w:rPr>
-          <w:b/>
-          <w:sz w:val="36"/>
-          <w:lang w:val="fr-FR"/>
-        </w:rPr>
-        <w:t>D'UN FANTASSIN</w:t>
-      </w:r>
-    </w:p>
-    <w:p>
-      <w:pPr>
-        <w:spacing w:after="0"/>
-        <w:jc w:val="both"/>
-        <w:rPr>
-          <w:lang w:val="fr-FR"/>
-        </w:rPr>
-      </w:pPr>
-      <w:r>
-        <w:rPr>
-          <w:b/>
-          <w:sz w:val="36"/>
-          <w:lang w:val="fr-FR"/>
-        </w:rPr>
-        <w:t>EN « REPLI STRATÉGIQUE »</w:t>
-      </w:r>
     </w:p>
     <w:p>
       <w:pPr>
@@ -146,18 +112,10 @@
     </w:p>
     <w:p>
       <w:pPr>
+        <w:pStyle w:val="Titre1"/>
         <w:spacing w:after="240"/>
-        <w:jc w:val="both"/>
-        <w:rPr>
-          <w:lang w:val="fr-FR"/>
-        </w:rPr>
-      </w:pPr>
-      <w:r>
-        <w:rPr>
-          <w:b/>
-          <w:sz w:val="32"/>
-          <w:lang w:val="fr-FR"/>
-        </w:rPr>
+      </w:pPr>
+      <w:r>
         <w:lastRenderedPageBreak/>
         <w:t>Journal non écrit d'un fantassin en « Repli Stratégique »</w:t>
       </w:r>
@@ -178,18 +136,10 @@
     </w:p>
     <w:p>
       <w:pPr>
+        <w:pStyle w:val="Titre2"/>
         <w:spacing w:before="280"/>
-        <w:jc w:val="both"/>
-        <w:rPr>
-          <w:lang w:val="fr-FR"/>
-        </w:rPr>
-      </w:pPr>
-      <w:r>
-        <w:rPr>
-          <w:b/>
-          <w:sz w:val="30"/>
-          <w:lang w:val="fr-FR"/>
-        </w:rPr>
+      </w:pPr>
+      <w:r>
         <w:lastRenderedPageBreak/>
         <w:t>1re Journée</w:t>
       </w:r>
@@ -422,12 +372,14 @@
         <w:lastRenderedPageBreak/>
         <w:t xml:space="preserve">Le canon recommence à gronder et les obus tombent derrière nous, sur </w:t>
       </w:r>
+      <w:proofErr w:type="spellStart"/>
       <w:r>
         <w:rPr>
           <w:lang w:val="fr-FR"/>
         </w:rPr>
         <w:t>Brieulles</w:t>
       </w:r>
+      <w:proofErr w:type="spellEnd"/>
       <w:r>
         <w:rPr>
           <w:lang w:val="fr-FR"/>
@@ -658,39 +610,33 @@
         <w:rPr>
           <w:lang w:val="fr-FR"/>
         </w:rPr>
-        <w:t xml:space="preserve">Deux lieutenants nous engagent, à ce qu'ils disent, sur un chemin de traverse. Grâce à une carte d'état-major et à </w:t>
-      </w:r>
+        <w:t xml:space="preserve">Deux lieutenants nous engagent, à ce qu'ils disent, sur un chemin de traverse. Grâce à une carte d'état-major et à une boussole ils nous font faire une dizaine de kilomètres de rabiot. On recule pour </w:t>
+      </w:r>
+      <w:r>
+        <w:rPr>
+          <w:lang w:val="fr-FR"/>
+        </w:rPr>
+        <w:t>joindre</w:t>
+      </w:r>
+      <w:r>
+        <w:rPr>
+          <w:lang w:val="fr-FR"/>
+        </w:rPr>
+        <w:t xml:space="preserve"> le village.</w:t>
+      </w:r>
+    </w:p>
+    <w:p>
+      <w:pPr>
+        <w:jc w:val="both"/>
+        <w:rPr>
+          <w:lang w:val="fr-FR"/>
+        </w:rPr>
+      </w:pPr>
       <w:r>
         <w:rPr>
           <w:lang w:val="fr-FR"/>
         </w:rPr>
         <w:lastRenderedPageBreak/>
-        <w:t xml:space="preserve">une boussole ils nous font faire une dizaine de kilomètres de rabiot. On recule pour </w:t>
-      </w:r>
-      <w:r>
-        <w:rPr>
-          <w:lang w:val="fr-FR"/>
-        </w:rPr>
-        <w:t>joindre</w:t>
-      </w:r>
-      <w:r>
-        <w:rPr>
-          <w:lang w:val="fr-FR"/>
-        </w:rPr>
-        <w:t xml:space="preserve"> le village.</w:t>
-      </w:r>
-    </w:p>
-    <w:p>
-      <w:pPr>
-        <w:jc w:val="both"/>
-        <w:rPr>
-          <w:lang w:val="fr-FR"/>
-        </w:rPr>
-      </w:pPr>
-      <w:r>
-        <w:rPr>
-          <w:lang w:val="fr-FR"/>
-        </w:rPr>
         <w:t xml:space="preserve">Juste au moment où la colonne atteint les premières maisons du village, deux oiseaux noirs surgissent de la colline en face, piquent sur nous. Je n'ai pas le temps de me coucher. Ils passent à hauteur des poteaux électriques à une vitesse vertigineuse. Ouf ! Je ne reçois pas la rafale de balles. Je me retourne. Juste pour les voir virer et reprendre la colonne en enfilade. Je plonge dans un champ. Ils passent sans tirer, reprennent de la hauteur, </w:t>
       </w:r>
       <w:r>
@@ -783,27 +729,21 @@
         <w:rPr>
           <w:lang w:val="fr-FR"/>
         </w:rPr>
-        <w:t xml:space="preserve">Des hommes crient dans les prés ; des chevaux hennissent. Brusquement des détonations formidables nous font sursauter. Nous nous bouchons les oreilles. De </w:t>
-      </w:r>
+        <w:t>Des hommes crient dans les prés ; des chevaux hennissent. Brusquement des détonations formidables nous font sursauter. Nous nous bouchons les oreilles. De longues flammes sortent des bosquets environnants. L'artillerie brûle ses réserves d'obus.</w:t>
+      </w:r>
+    </w:p>
+    <w:p>
+      <w:pPr>
+        <w:jc w:val="both"/>
+        <w:rPr>
+          <w:lang w:val="fr-FR"/>
+        </w:rPr>
+      </w:pPr>
       <w:r>
         <w:rPr>
           <w:lang w:val="fr-FR"/>
         </w:rPr>
         <w:lastRenderedPageBreak/>
-        <w:t>longues flammes sortent des bosquets environnants. L'artillerie brûle ses réserves d'obus.</w:t>
-      </w:r>
-    </w:p>
-    <w:p>
-      <w:pPr>
-        <w:jc w:val="both"/>
-        <w:rPr>
-          <w:lang w:val="fr-FR"/>
-        </w:rPr>
-      </w:pPr>
-      <w:r>
-        <w:rPr>
-          <w:lang w:val="fr-FR"/>
-        </w:rPr>
         <w:t>Un carrefour. Une pancarte « Le Mort-Homme 1 km 500 ». Coco dit que c'est là qu'on doit trouver le commandant. Le Mort-Homme ? Ça me rappelle quelque chose.</w:t>
       </w:r>
     </w:p>
@@ -922,42 +862,98 @@
         <w:rPr>
           <w:lang w:val="fr-FR"/>
         </w:rPr>
-        <w:t xml:space="preserve"> ! Appuyés l'un contre l'autre nous somnolons. Des heures... Drôle de protection ! Les artilleurs peuvent être tranquilles. G... ne dit rien. Je lui réponds dans le même langage. Des éclairs à l'horizon de droite et à celui de </w:t>
+        <w:t xml:space="preserve"> ! Appuyés l'un contre l'autre nous somnolons. Des heures... Drôle de protection ! Les artilleurs peuvent être tranquilles. </w:t>
+      </w:r>
+      <w:proofErr w:type="gramStart"/>
+      <w:r>
+        <w:rPr>
+          <w:lang w:val="fr-FR"/>
+        </w:rPr>
+        <w:t>G...</w:t>
+      </w:r>
+      <w:proofErr w:type="gramEnd"/>
+      <w:r>
+        <w:rPr>
+          <w:lang w:val="fr-FR"/>
+        </w:rPr>
+        <w:t xml:space="preserve"> ne dit rien. Je lui réponds dans le même langage. Des éclairs à l'horizon de droite et à celui de gauche. Je ne comprends pas notre situation. La colonne s'arrête dans un village. Il nous faut descendre car les artilleurs quittent la route que nous devons suivre. Nous </w:t>
       </w:r>
       <w:r>
         <w:rPr>
           <w:lang w:val="fr-FR"/>
         </w:rPr>
         <w:lastRenderedPageBreak/>
-        <w:t>gauche. Je ne comprends pas notre situation. La colonne s'arrête dans un village. Il nous faut descendre car les artilleurs quittent la route que nous devons suivre. Nous marchons avec G... dans la nuit pleine de lueurs. Des villages flambent dans le lointain.</w:t>
-      </w:r>
-    </w:p>
-    <w:p>
-      <w:pPr>
-        <w:jc w:val="both"/>
-        <w:rPr>
-          <w:lang w:val="fr-FR"/>
-        </w:rPr>
-      </w:pPr>
-      <w:r>
-        <w:rPr>
-          <w:lang w:val="fr-FR"/>
-        </w:rPr>
-        <w:t>— Si les côtes tiennent, dit G... ça ira.</w:t>
-      </w:r>
-    </w:p>
-    <w:p>
-      <w:pPr>
-        <w:jc w:val="both"/>
-        <w:rPr>
-          <w:lang w:val="fr-FR"/>
-        </w:rPr>
-      </w:pPr>
-      <w:r>
-        <w:rPr>
-          <w:lang w:val="fr-FR"/>
-        </w:rPr>
-        <w:t>— Je t'ai une de ces soifs ! On entend de l'eau qui murmure quelque part au bord de la route. G... à plat ventre prospecte dans l'obscurité et me tend un quart de flotte bien fraîche.</w:t>
+        <w:t xml:space="preserve">marchons avec </w:t>
+      </w:r>
+      <w:proofErr w:type="gramStart"/>
+      <w:r>
+        <w:rPr>
+          <w:lang w:val="fr-FR"/>
+        </w:rPr>
+        <w:t>G...</w:t>
+      </w:r>
+      <w:proofErr w:type="gramEnd"/>
+      <w:r>
+        <w:rPr>
+          <w:lang w:val="fr-FR"/>
+        </w:rPr>
+        <w:t xml:space="preserve"> dans la nuit pleine de lueurs. Des villages flambent dans le lointain.</w:t>
+      </w:r>
+    </w:p>
+    <w:p>
+      <w:pPr>
+        <w:jc w:val="both"/>
+        <w:rPr>
+          <w:lang w:val="fr-FR"/>
+        </w:rPr>
+      </w:pPr>
+      <w:r>
+        <w:rPr>
+          <w:lang w:val="fr-FR"/>
+        </w:rPr>
+        <w:t xml:space="preserve">— Si les côtes tiennent, dit </w:t>
+      </w:r>
+      <w:proofErr w:type="gramStart"/>
+      <w:r>
+        <w:rPr>
+          <w:lang w:val="fr-FR"/>
+        </w:rPr>
+        <w:t>G...</w:t>
+      </w:r>
+      <w:proofErr w:type="gramEnd"/>
+      <w:r>
+        <w:rPr>
+          <w:lang w:val="fr-FR"/>
+        </w:rPr>
+        <w:t xml:space="preserve"> ça ira.</w:t>
+      </w:r>
+    </w:p>
+    <w:p>
+      <w:pPr>
+        <w:jc w:val="both"/>
+        <w:rPr>
+          <w:lang w:val="fr-FR"/>
+        </w:rPr>
+      </w:pPr>
+      <w:r>
+        <w:rPr>
+          <w:lang w:val="fr-FR"/>
+        </w:rPr>
+        <w:t xml:space="preserve">— Je t'ai une de ces soifs ! On entend de l'eau qui murmure quelque part au bord de la route. </w:t>
+      </w:r>
+      <w:proofErr w:type="gramStart"/>
+      <w:r>
+        <w:rPr>
+          <w:lang w:val="fr-FR"/>
+        </w:rPr>
+        <w:t>G...</w:t>
+      </w:r>
+      <w:proofErr w:type="gramEnd"/>
+      <w:r>
+        <w:rPr>
+          <w:lang w:val="fr-FR"/>
+        </w:rPr>
+        <w:t xml:space="preserve"> à plat ventre prospecte dans l'obscurité et me tend un quart de flotte bien fraîche.</w:t>
       </w:r>
     </w:p>
     <w:p>
@@ -983,7 +979,21 @@
         <w:rPr>
           <w:lang w:val="fr-FR"/>
         </w:rPr>
-        <w:t>. Sous un hangard nous marchons sur des pieds, sur des jambes. Des hommes vautrés sur le sol grognent. Dans une grange d'autres hommes à la lueur d'une bougie cherchent un coin pour s'étendre.</w:t>
+        <w:t xml:space="preserve">. Sous un </w:t>
+      </w:r>
+      <w:proofErr w:type="spellStart"/>
+      <w:r>
+        <w:rPr>
+          <w:lang w:val="fr-FR"/>
+        </w:rPr>
+        <w:t>hangard</w:t>
+      </w:r>
+      <w:proofErr w:type="spellEnd"/>
+      <w:r>
+        <w:rPr>
+          <w:lang w:val="fr-FR"/>
+        </w:rPr>
+        <w:t xml:space="preserve"> nous marchons sur des pieds, sur des jambes. Des hommes vautrés sur le sol grognent. Dans une grange d'autres hommes à la lueur d'une bougie cherchent un coin pour s'étendre.</w:t>
       </w:r>
     </w:p>
     <w:p>
@@ -1011,7 +1021,35 @@
         <w:rPr>
           <w:lang w:val="fr-FR"/>
         </w:rPr>
-        <w:t>— Non. On cherchera une heure s'il le faut. Mais nous roupillerons dans une cave. Tranquillement. Je me laisse faire. Ca y est. G... est étiré sur un petit lit et j'ai sous les reins de la paille fraîche. La cave voûtée semble solide</w:t>
+        <w:t xml:space="preserve">— Non. On cherchera une heure s'il le faut. Mais nous roupillerons dans une cave. Tranquillement. Je me laisse faire. </w:t>
+      </w:r>
+      <w:proofErr w:type="gramStart"/>
+      <w:r>
+        <w:rPr>
+          <w:lang w:val="fr-FR"/>
+        </w:rPr>
+        <w:t>Ca</w:t>
+      </w:r>
+      <w:proofErr w:type="gramEnd"/>
+      <w:r>
+        <w:rPr>
+          <w:lang w:val="fr-FR"/>
+        </w:rPr>
+        <w:t xml:space="preserve"> y est. </w:t>
+      </w:r>
+      <w:proofErr w:type="gramStart"/>
+      <w:r>
+        <w:rPr>
+          <w:lang w:val="fr-FR"/>
+        </w:rPr>
+        <w:t>G...</w:t>
+      </w:r>
+      <w:proofErr w:type="gramEnd"/>
+      <w:r>
+        <w:rPr>
+          <w:lang w:val="fr-FR"/>
+        </w:rPr>
+        <w:t xml:space="preserve"> est étiré sur un petit lit et j'ai sous les reins de la paille fraîche. La cave voûtée semble solide</w:t>
       </w:r>
     </w:p>
     <w:p>
@@ -1030,18 +1068,10 @@
     </w:p>
     <w:p>
       <w:pPr>
+        <w:pStyle w:val="Titre2"/>
         <w:spacing w:before="280"/>
-        <w:jc w:val="both"/>
-        <w:rPr>
-          <w:lang w:val="fr-FR"/>
-        </w:rPr>
-      </w:pPr>
-      <w:r>
-        <w:rPr>
-          <w:b/>
-          <w:sz w:val="30"/>
-          <w:lang w:val="fr-FR"/>
-        </w:rPr>
+      </w:pPr>
+      <w:r>
         <w:lastRenderedPageBreak/>
         <w:t>2e journée :</w:t>
       </w:r>
@@ -1057,7 +1087,21 @@
         <w:rPr>
           <w:lang w:val="fr-FR"/>
         </w:rPr>
-        <w:t xml:space="preserve">Avec G... on se met en quête </w:t>
+        <w:t xml:space="preserve">Avec </w:t>
+      </w:r>
+      <w:proofErr w:type="gramStart"/>
+      <w:r>
+        <w:rPr>
+          <w:lang w:val="fr-FR"/>
+        </w:rPr>
+        <w:t>G...</w:t>
+      </w:r>
+      <w:proofErr w:type="gramEnd"/>
+      <w:r>
+        <w:rPr>
+          <w:lang w:val="fr-FR"/>
+        </w:rPr>
+        <w:t xml:space="preserve"> on se met en quête </w:t>
       </w:r>
       <w:r>
         <w:rPr>
@@ -1069,21 +1113,49 @@
         <w:rPr>
           <w:lang w:val="fr-FR"/>
         </w:rPr>
-        <w:t xml:space="preserve"> et de la Chapize qui faisaient partie du groupe d'éclopés. Ils n'ont pas été aperçus dans ce village fait de vieilles maisons basses aux murs ternes au milieu desquelles est planté un clocher quelconque. Nous descendons un remblai piqué d'acacias. A nos pieds coule lentement l'eau glauque d'une rivière lymphatique. G... se met à poil, pique un plongeon, fait quelques brasses, revient sur la berge. Des soldats s'amènent, lancent une grenade dans l'eau. Cinq minutes après, des poissons montent à la surface, le ventre en l'air et des hommes les pêchent à la nage.</w:t>
-      </w:r>
-    </w:p>
-    <w:p>
-      <w:pPr>
-        <w:jc w:val="both"/>
-        <w:rPr>
-          <w:lang w:val="fr-FR"/>
-        </w:rPr>
-      </w:pPr>
-      <w:r>
-        <w:rPr>
-          <w:lang w:val="fr-FR"/>
-        </w:rPr>
-        <w:t xml:space="preserve">— Si on en pêchait nous aussi ? Quelques minutes plus tard accompagnés de Dumont et du </w:t>
+        <w:t xml:space="preserve"> et de la Chapize qui faisaient partie du groupe d'éclopés. Ils n'ont pas été aperçus dans ce village fait de vieilles maisons basses aux murs ternes au milieu desquelles est planté un clocher quelconque. Nous descendons un remblai piqué d'acacias. A nos pieds coule lentement l'eau glauque d'une rivière lymphatique. </w:t>
+      </w:r>
+      <w:proofErr w:type="gramStart"/>
+      <w:r>
+        <w:rPr>
+          <w:lang w:val="fr-FR"/>
+        </w:rPr>
+        <w:t>G...</w:t>
+      </w:r>
+      <w:proofErr w:type="gramEnd"/>
+      <w:r>
+        <w:rPr>
+          <w:lang w:val="fr-FR"/>
+        </w:rPr>
+        <w:t xml:space="preserve"> se met à poil, pique un plongeon, fait quelques brasses, revient sur la berge. Des soldats s'amènent, lancent une grenade dans l'eau. Cinq minutes après, des poissons montent à la surface, le ventre en l'air et des hommes les pêchent à la nage.</w:t>
+      </w:r>
+    </w:p>
+    <w:p>
+      <w:pPr>
+        <w:jc w:val="both"/>
+        <w:rPr>
+          <w:lang w:val="fr-FR"/>
+        </w:rPr>
+      </w:pPr>
+      <w:r>
+        <w:rPr>
+          <w:lang w:val="fr-FR"/>
+        </w:rPr>
+        <w:t xml:space="preserve">— Si on en pêchait nous aussi ? </w:t>
+      </w:r>
+      <w:proofErr w:type="gramStart"/>
+      <w:r>
+        <w:rPr>
+          <w:lang w:val="fr-FR"/>
+        </w:rPr>
+        <w:t>Quelques minutes plus tard accompagnés</w:t>
+      </w:r>
+      <w:proofErr w:type="gramEnd"/>
+      <w:r>
+        <w:rPr>
+          <w:lang w:val="fr-FR"/>
+        </w:rPr>
+        <w:t xml:space="preserve"> de Dumont et du </w:t>
       </w:r>
       <w:r>
         <w:rPr>
@@ -1139,13 +1211,7 @@
         <w:rPr>
           <w:lang w:val="fr-FR"/>
         </w:rPr>
-        <w:t>Menehould</w:t>
-      </w:r>
-      <w:r>
-        <w:rPr>
-          <w:lang w:val="fr-FR"/>
-        </w:rPr>
-        <w:t xml:space="preserve"> </w:t>
+        <w:t xml:space="preserve">Menehould </w:t>
       </w:r>
       <w:r>
         <w:rPr>
@@ -1245,18 +1311,10 @@
     </w:p>
     <w:p>
       <w:pPr>
+        <w:pStyle w:val="Titre2"/>
         <w:spacing w:before="280"/>
-        <w:jc w:val="both"/>
-        <w:rPr>
-          <w:lang w:val="fr-FR"/>
-        </w:rPr>
-      </w:pPr>
-      <w:r>
-        <w:rPr>
-          <w:b/>
-          <w:sz w:val="30"/>
-          <w:lang w:val="fr-FR"/>
-        </w:rPr>
+      </w:pPr>
+      <w:r>
         <w:lastRenderedPageBreak/>
         <w:t>3e Journée</w:t>
       </w:r>
@@ -1379,7 +1437,21 @@
           <w:lang w:val="fr-FR"/>
         </w:rPr>
         <w:lastRenderedPageBreak/>
-        <w:t xml:space="preserve">— La Harazée. </w:t>
+        <w:t xml:space="preserve">— La </w:t>
+      </w:r>
+      <w:proofErr w:type="spellStart"/>
+      <w:r>
+        <w:rPr>
+          <w:lang w:val="fr-FR"/>
+        </w:rPr>
+        <w:t>Harazée</w:t>
+      </w:r>
+      <w:proofErr w:type="spellEnd"/>
+      <w:r>
+        <w:rPr>
+          <w:lang w:val="fr-FR"/>
+        </w:rPr>
+        <w:t xml:space="preserve">. </w:t>
       </w:r>
     </w:p>
     <w:p>
@@ -1417,7 +1489,21 @@
         <w:rPr>
           <w:lang w:val="fr-FR"/>
         </w:rPr>
-        <w:t xml:space="preserve"> isolée dans les jardins. G... cherche la cave.</w:t>
+        <w:t xml:space="preserve"> isolée dans les jardins. </w:t>
+      </w:r>
+      <w:proofErr w:type="gramStart"/>
+      <w:r>
+        <w:rPr>
+          <w:lang w:val="fr-FR"/>
+        </w:rPr>
+        <w:t>G...</w:t>
+      </w:r>
+      <w:proofErr w:type="gramEnd"/>
+      <w:r>
+        <w:rPr>
+          <w:lang w:val="fr-FR"/>
+        </w:rPr>
+        <w:t xml:space="preserve"> cherche la cave.</w:t>
       </w:r>
     </w:p>
     <w:p>
@@ -2189,18 +2275,10 @@
     </w:p>
     <w:p>
       <w:pPr>
+        <w:pStyle w:val="Titre2"/>
         <w:spacing w:before="280"/>
-        <w:jc w:val="both"/>
-        <w:rPr>
-          <w:lang w:val="fr-FR"/>
-        </w:rPr>
-      </w:pPr>
-      <w:r>
-        <w:rPr>
-          <w:b/>
-          <w:sz w:val="30"/>
-          <w:lang w:val="fr-FR"/>
-        </w:rPr>
+      </w:pPr>
+      <w:r>
         <w:lastRenderedPageBreak/>
         <w:t>4e journée</w:t>
       </w:r>
@@ -2326,9 +2404,17 @@
       </w:r>
       <w:r>
         <w:rPr>
-          <w:lang w:val="fr-FR"/>
-        </w:rPr>
-        <w:t xml:space="preserve">- </w:t>
+          <w:sz w:val="24"/>
+          <w:szCs w:val="20"/>
+          <w:lang w:val="fr-FR"/>
+        </w:rPr>
+        <w:t>–</w:t>
+      </w:r>
+      <w:r>
+        <w:rPr>
+          <w:lang w:val="fr-FR"/>
+        </w:rPr>
+        <w:t xml:space="preserve"> </w:t>
       </w:r>
       <w:r>
         <w:rPr>
@@ -2346,7 +2432,15 @@
         <w:rPr>
           <w:lang w:val="fr-FR"/>
         </w:rPr>
-        <w:t xml:space="preserve"> -</w:t>
+        <w:t xml:space="preserve"> </w:t>
+      </w:r>
+      <w:r>
+        <w:rPr>
+          <w:sz w:val="24"/>
+          <w:szCs w:val="20"/>
+          <w:lang w:val="fr-FR"/>
+        </w:rPr>
+        <w:t>–</w:t>
       </w:r>
       <w:r>
         <w:rPr>
@@ -2402,7 +2496,21 @@
         <w:rPr>
           <w:lang w:val="fr-FR"/>
         </w:rPr>
-        <w:t>ttes. Je ne suis pas rassuré. Nous nous couchons dans l'herbe dans un ravin en contre bas de la route pendant que G... et Coco s'en vont en reconnaissance du côté du tunnel.</w:t>
+        <w:t xml:space="preserve">ttes. Je ne suis pas rassuré. Nous nous couchons dans l'herbe dans un ravin en contre bas de la route pendant que </w:t>
+      </w:r>
+      <w:proofErr w:type="gramStart"/>
+      <w:r>
+        <w:rPr>
+          <w:lang w:val="fr-FR"/>
+        </w:rPr>
+        <w:t>G...</w:t>
+      </w:r>
+      <w:proofErr w:type="gramEnd"/>
+      <w:r>
+        <w:rPr>
+          <w:lang w:val="fr-FR"/>
+        </w:rPr>
+        <w:t xml:space="preserve"> et Coco s'en vont en reconnaissance du côté du tunnel.</w:t>
       </w:r>
     </w:p>
     <w:p>
@@ -2440,7 +2548,21 @@
         <w:rPr>
           <w:lang w:val="fr-FR"/>
         </w:rPr>
-        <w:t xml:space="preserve"> pète dur. Les sourdes explosions des minenwerfers ponctuent les pétarades incessantes des armes automatiques. Nous attendons en fumant des cigarettes et en effeuillant des marguerites !</w:t>
+        <w:t xml:space="preserve"> pète dur. Les sourdes </w:t>
+      </w:r>
+      <w:proofErr w:type="gramStart"/>
+      <w:r>
+        <w:rPr>
+          <w:lang w:val="fr-FR"/>
+        </w:rPr>
+        <w:t>explosions</w:t>
+      </w:r>
+      <w:proofErr w:type="gramEnd"/>
+      <w:r>
+        <w:rPr>
+          <w:lang w:val="fr-FR"/>
+        </w:rPr>
+        <w:t xml:space="preserve"> des minenwerfers ponctuent les pétarades incessantes des armes automatiques. Nous attendons en fumant des cigarettes et en effeuillant des marguerites !</w:t>
       </w:r>
     </w:p>
     <w:p>
@@ -2455,7 +2577,49 @@
           <w:lang w:val="fr-FR"/>
         </w:rPr>
         <w:lastRenderedPageBreak/>
-        <w:t>Coco et G... reviennent. Les Allemands ont dépassé le tunnel. L'un d'eux a tiré sur G... et l'a manqué. G... dit qu'il ne l'a pas manqué, lui. C'est aussi l'avis de Coco.</w:t>
+        <w:t xml:space="preserve">Coco et </w:t>
+      </w:r>
+      <w:proofErr w:type="gramStart"/>
+      <w:r>
+        <w:rPr>
+          <w:lang w:val="fr-FR"/>
+        </w:rPr>
+        <w:t>G...</w:t>
+      </w:r>
+      <w:proofErr w:type="gramEnd"/>
+      <w:r>
+        <w:rPr>
+          <w:lang w:val="fr-FR"/>
+        </w:rPr>
+        <w:t xml:space="preserve"> reviennent. Les Allemands ont dépassé le tunnel. L'un d'eux a tiré sur </w:t>
+      </w:r>
+      <w:proofErr w:type="gramStart"/>
+      <w:r>
+        <w:rPr>
+          <w:lang w:val="fr-FR"/>
+        </w:rPr>
+        <w:t>G...</w:t>
+      </w:r>
+      <w:proofErr w:type="gramEnd"/>
+      <w:r>
+        <w:rPr>
+          <w:lang w:val="fr-FR"/>
+        </w:rPr>
+        <w:t xml:space="preserve"> et l'a manqué. </w:t>
+      </w:r>
+      <w:proofErr w:type="gramStart"/>
+      <w:r>
+        <w:rPr>
+          <w:lang w:val="fr-FR"/>
+        </w:rPr>
+        <w:t>G...</w:t>
+      </w:r>
+      <w:proofErr w:type="gramEnd"/>
+      <w:r>
+        <w:rPr>
+          <w:lang w:val="fr-FR"/>
+        </w:rPr>
+        <w:t xml:space="preserve"> dit qu'il ne l'a pas manqué, lui. C'est aussi l'avis de Coco.</w:t>
       </w:r>
     </w:p>
     <w:p>
@@ -2579,11 +2743,19 @@
           <w:lang w:val="fr-FR"/>
         </w:rPr>
       </w:pPr>
-      <w:r>
-        <w:rPr>
-          <w:lang w:val="fr-FR"/>
-        </w:rPr>
-        <w:t>G... mousqueton à la main se promène dans les prés, scrutant les alentours.</w:t>
+      <w:proofErr w:type="gramStart"/>
+      <w:r>
+        <w:rPr>
+          <w:lang w:val="fr-FR"/>
+        </w:rPr>
+        <w:t>G...</w:t>
+      </w:r>
+      <w:proofErr w:type="gramEnd"/>
+      <w:r>
+        <w:rPr>
+          <w:lang w:val="fr-FR"/>
+        </w:rPr>
+        <w:t xml:space="preserve"> mousqueton à la main se promène dans les prés, scrutant les alentours.</w:t>
       </w:r>
     </w:p>
     <w:p>
@@ -2623,14 +2795,496 @@
         <w:rPr>
           <w:lang w:val="fr-FR"/>
         </w:rPr>
-        <w:t xml:space="preserve"> grands. Il a la bougeotte, regarde le bois, la fumée des </w:t>
+        <w:t xml:space="preserve"> grands. Il a la bougeotte, regarde le bois, la fumée des mine</w:t>
+      </w:r>
+      <w:r>
+        <w:rPr>
+          <w:lang w:val="fr-FR"/>
+        </w:rPr>
+        <w:t>s</w:t>
+      </w:r>
+      <w:r>
+        <w:rPr>
+          <w:lang w:val="fr-FR"/>
+        </w:rPr>
+        <w:t xml:space="preserve">, G... Il ne tient plus en place, se dresse, appelle </w:t>
+      </w:r>
+      <w:proofErr w:type="gramStart"/>
+      <w:r>
+        <w:rPr>
+          <w:lang w:val="fr-FR"/>
+        </w:rPr>
+        <w:t>G...</w:t>
+      </w:r>
+      <w:proofErr w:type="gramEnd"/>
+      <w:r>
+        <w:rPr>
+          <w:lang w:val="fr-FR"/>
+        </w:rPr>
+        <w:t xml:space="preserve"> </w:t>
       </w:r>
       <w:r>
         <w:rPr>
           <w:lang w:val="fr-FR"/>
         </w:rPr>
         <w:lastRenderedPageBreak/>
-        <w:t>mine</w:t>
+        <w:t xml:space="preserve">qui ne se soucie guère de lui et continue </w:t>
+      </w:r>
+      <w:r>
+        <w:rPr>
+          <w:lang w:val="fr-FR"/>
+        </w:rPr>
+        <w:t>d</w:t>
+      </w:r>
+      <w:r>
+        <w:rPr>
+          <w:lang w:val="fr-FR"/>
+        </w:rPr>
+        <w:t>'observer du haut d'un talus.</w:t>
+      </w:r>
+    </w:p>
+    <w:p>
+      <w:pPr>
+        <w:jc w:val="both"/>
+        <w:rPr>
+          <w:lang w:val="fr-FR"/>
+        </w:rPr>
+      </w:pPr>
+      <w:r>
+        <w:rPr>
+          <w:lang w:val="fr-FR"/>
+        </w:rPr>
+        <w:t>On se replie, enfin. L'endroit n'est pas tenable. Des hommes en embuscade derrière les arbres n'auraient aucun mal à nous descendre.</w:t>
+      </w:r>
+    </w:p>
+    <w:p>
+      <w:pPr>
+        <w:jc w:val="both"/>
+        <w:rPr>
+          <w:lang w:val="fr-FR"/>
+        </w:rPr>
+      </w:pPr>
+      <w:r>
+        <w:rPr>
+          <w:lang w:val="fr-FR"/>
+        </w:rPr>
+        <w:t>De retour aux maisons du P.C. Les derniers éléments qui maintenaient le contact passent. Il ne reste plus maintenant que le Corps franc et le groupe des motocyclistes du régiment pour résister. A côté d'une maison, derrière un dos d'âne, un fusil mitrailleur prend la route en enfilade.</w:t>
+      </w:r>
+    </w:p>
+    <w:p>
+      <w:pPr>
+        <w:jc w:val="both"/>
+        <w:rPr>
+          <w:lang w:val="fr-FR"/>
+        </w:rPr>
+      </w:pPr>
+      <w:r>
+        <w:rPr>
+          <w:lang w:val="fr-FR"/>
+        </w:rPr>
+        <w:t>D'autres fusils mitrailleurs sont postés en lisière du bois sur les talus.</w:t>
+      </w:r>
+    </w:p>
+    <w:p>
+      <w:pPr>
+        <w:jc w:val="both"/>
+        <w:rPr>
+          <w:lang w:val="fr-FR"/>
+        </w:rPr>
+      </w:pPr>
+      <w:r>
+        <w:rPr>
+          <w:lang w:val="fr-FR"/>
+        </w:rPr>
+        <w:t>Trois ou quatre motocyclistes dont Boulbet</w:t>
+      </w:r>
+      <w:r>
+        <w:rPr>
+          <w:lang w:val="fr-FR"/>
+        </w:rPr>
+        <w:t xml:space="preserve"> </w:t>
+      </w:r>
+      <w:r>
+        <w:rPr>
+          <w:lang w:val="fr-FR"/>
+        </w:rPr>
+        <w:t>mettent leurs machines en marche pour aller pousser une reconnaissance. On demande deux volontaires du Corps franc pour les accompagner. C'est Lafont qui se présente le premier en la personne d'André, qui ne trouve pas de plaisanterie à son goût et qui monte sur une machine.</w:t>
+      </w:r>
+    </w:p>
+    <w:p>
+      <w:pPr>
+        <w:jc w:val="both"/>
+        <w:rPr>
+          <w:lang w:val="fr-FR"/>
+        </w:rPr>
+      </w:pPr>
+      <w:r>
+        <w:rPr>
+          <w:lang w:val="fr-FR"/>
+        </w:rPr>
+        <w:t>Cinq minutes après les motos reviennent.</w:t>
+      </w:r>
+    </w:p>
+    <w:p>
+      <w:pPr>
+        <w:jc w:val="both"/>
+        <w:rPr>
+          <w:lang w:val="fr-FR"/>
+        </w:rPr>
+      </w:pPr>
+      <w:r>
+        <w:rPr>
+          <w:lang w:val="fr-FR"/>
+        </w:rPr>
+        <w:t>— Putain, dit André en se secouant on l'a échappé belle ! Une mitrailleuse nous a t</w:t>
+      </w:r>
+      <w:r>
+        <w:rPr>
+          <w:lang w:val="fr-FR"/>
+        </w:rPr>
+        <w:t>iré</w:t>
+      </w:r>
+      <w:r>
+        <w:rPr>
+          <w:lang w:val="fr-FR"/>
+        </w:rPr>
+        <w:t xml:space="preserve"> dessus de pas bien loin alors que nous </w:t>
+      </w:r>
+      <w:r>
+        <w:rPr>
+          <w:lang w:val="fr-FR"/>
+        </w:rPr>
+        <w:t>étions</w:t>
+      </w:r>
+      <w:r>
+        <w:rPr>
+          <w:lang w:val="fr-FR"/>
+        </w:rPr>
+        <w:t xml:space="preserve"> arrêtés dans le village ! Les balles sifflaient à quelques centimètres de nos crânes. Et la moto qui ne voulait pas</w:t>
+      </w:r>
+      <w:r>
+        <w:rPr>
+          <w:lang w:val="fr-FR"/>
+        </w:rPr>
+        <w:t xml:space="preserve"> </w:t>
+      </w:r>
+      <w:r>
+        <w:rPr>
+          <w:lang w:val="fr-FR"/>
+        </w:rPr>
+        <w:t>se remettre en marche ! »</w:t>
+      </w:r>
+    </w:p>
+    <w:p>
+      <w:pPr>
+        <w:jc w:val="both"/>
+        <w:rPr>
+          <w:lang w:val="fr-FR"/>
+        </w:rPr>
+      </w:pPr>
+      <w:r>
+        <w:rPr>
+          <w:lang w:val="fr-FR"/>
+        </w:rPr>
+        <w:t>Nous errons un moment tous deux cherchant un coin bien abrité. Nous ne savons pas où nous mettre.</w:t>
+      </w:r>
+    </w:p>
+    <w:p>
+      <w:pPr>
+        <w:jc w:val="both"/>
+        <w:rPr>
+          <w:lang w:val="fr-FR"/>
+        </w:rPr>
+      </w:pPr>
+      <w:r>
+        <w:rPr>
+          <w:lang w:val="fr-FR"/>
+        </w:rPr>
+        <w:lastRenderedPageBreak/>
+        <w:t>Tout à coup le lieutenant qui commande le tir du fusil mitrailleur posté sur la route dit « Les voilà</w:t>
+      </w:r>
+      <w:r>
+        <w:rPr>
+          <w:lang w:val="fr-FR"/>
+        </w:rPr>
+        <w:t xml:space="preserve"> ! </w:t>
+      </w:r>
+      <w:r>
+        <w:rPr>
+          <w:lang w:val="fr-FR"/>
+        </w:rPr>
+        <w:t>».</w:t>
+      </w:r>
+    </w:p>
+    <w:p>
+      <w:pPr>
+        <w:jc w:val="both"/>
+        <w:rPr>
+          <w:lang w:val="fr-FR"/>
+        </w:rPr>
+      </w:pPr>
+      <w:r>
+        <w:rPr>
+          <w:lang w:val="fr-FR"/>
+        </w:rPr>
+        <w:t xml:space="preserve">Nous nous approchons et risquons un regard </w:t>
+      </w:r>
+      <w:r>
+        <w:rPr>
+          <w:lang w:val="fr-FR"/>
+        </w:rPr>
+        <w:t>au-dessus</w:t>
+      </w:r>
+      <w:r>
+        <w:rPr>
+          <w:lang w:val="fr-FR"/>
+        </w:rPr>
+        <w:t xml:space="preserve"> du dos d'âne.</w:t>
+      </w:r>
+    </w:p>
+    <w:p>
+      <w:pPr>
+        <w:jc w:val="both"/>
+        <w:rPr>
+          <w:lang w:val="fr-FR"/>
+        </w:rPr>
+      </w:pPr>
+      <w:r>
+        <w:rPr>
+          <w:lang w:val="fr-FR"/>
+        </w:rPr>
+        <w:t>A l'autre extrémité de ce qu'on voit de route les hommes au fameux casque progressent dans le fossé. Le tireur du F.M. prend sa ligne de mire.</w:t>
+      </w:r>
+    </w:p>
+    <w:p>
+      <w:pPr>
+        <w:jc w:val="both"/>
+        <w:rPr>
+          <w:lang w:val="fr-FR"/>
+        </w:rPr>
+      </w:pPr>
+      <w:r>
+        <w:rPr>
+          <w:lang w:val="fr-FR"/>
+        </w:rPr>
+        <w:t>— Ne tirez pas encore dit le lieutenant. Attendez qu'ils soient plus près. Mais l'autre n'est pas de cet avis et égrène d'un coup tout un chargeur. Les casques qui dépassaient dans le fossé</w:t>
+      </w:r>
+      <w:r>
+        <w:rPr>
+          <w:lang w:val="fr-FR"/>
+        </w:rPr>
+        <w:t>.</w:t>
+      </w:r>
+    </w:p>
+    <w:p>
+      <w:pPr>
+        <w:jc w:val="both"/>
+        <w:rPr>
+          <w:lang w:val="fr-FR"/>
+        </w:rPr>
+      </w:pPr>
+      <w:r>
+        <w:rPr>
+          <w:lang w:val="fr-FR"/>
+        </w:rPr>
+        <w:t xml:space="preserve">Avec André on se </w:t>
+      </w:r>
+      <w:r>
+        <w:rPr>
+          <w:lang w:val="fr-FR"/>
+        </w:rPr>
+        <w:t>re</w:t>
+      </w:r>
+      <w:r>
+        <w:rPr>
+          <w:lang w:val="fr-FR"/>
+        </w:rPr>
+        <w:t xml:space="preserve">cule </w:t>
+      </w:r>
+      <w:r>
+        <w:rPr>
+          <w:lang w:val="fr-FR"/>
+        </w:rPr>
+        <w:t>prudemment</w:t>
+      </w:r>
+      <w:r>
+        <w:rPr>
+          <w:lang w:val="fr-FR"/>
+        </w:rPr>
+        <w:t xml:space="preserve">. </w:t>
+      </w:r>
+      <w:proofErr w:type="gramStart"/>
+      <w:r>
+        <w:rPr>
+          <w:lang w:val="fr-FR"/>
+        </w:rPr>
+        <w:t>G...</w:t>
+      </w:r>
+      <w:proofErr w:type="gramEnd"/>
+      <w:r>
+        <w:rPr>
+          <w:lang w:val="fr-FR"/>
+        </w:rPr>
+        <w:t xml:space="preserve"> erre lui aussi entre les maisons.</w:t>
+      </w:r>
+    </w:p>
+    <w:p>
+      <w:pPr>
+        <w:jc w:val="both"/>
+        <w:rPr>
+          <w:lang w:val="fr-FR"/>
+        </w:rPr>
+      </w:pPr>
+      <w:r>
+        <w:rPr>
+          <w:lang w:val="fr-FR"/>
+        </w:rPr>
+        <w:t>— Qu'est-ce qu'on fait ?</w:t>
+      </w:r>
+    </w:p>
+    <w:p>
+      <w:pPr>
+        <w:jc w:val="both"/>
+        <w:rPr>
+          <w:lang w:val="fr-FR"/>
+        </w:rPr>
+      </w:pPr>
+      <w:r>
+        <w:rPr>
+          <w:lang w:val="fr-FR"/>
+        </w:rPr>
+        <w:t>Nous marchons le long d'une haie derrière laquelle des hommes à l'affût tirent sur d'autres hommes qui progressent à travers un immense troupeau de vaches.</w:t>
+      </w:r>
+    </w:p>
+    <w:p>
+      <w:pPr>
+        <w:jc w:val="both"/>
+        <w:rPr>
+          <w:lang w:val="fr-FR"/>
+        </w:rPr>
+      </w:pPr>
+      <w:r>
+        <w:rPr>
+          <w:lang w:val="fr-FR"/>
+        </w:rPr>
+        <w:t>— Si nous entrions dans cette maison ?</w:t>
+      </w:r>
+    </w:p>
+    <w:p>
+      <w:pPr>
+        <w:jc w:val="both"/>
+        <w:rPr>
+          <w:lang w:val="fr-FR"/>
+        </w:rPr>
+      </w:pPr>
+      <w:r>
+        <w:rPr>
+          <w:lang w:val="fr-FR"/>
+        </w:rPr>
+        <w:t>Lorsque nous en franchissons le seuil les balles claquent contre les murs et font tomber du crépi. Le point de résistance est débordé par ceux qui en forment les ailes et qui ne peuvent pas être gardés.</w:t>
+      </w:r>
+    </w:p>
+    <w:p>
+      <w:pPr>
+        <w:jc w:val="both"/>
+        <w:rPr>
+          <w:lang w:val="fr-FR"/>
+        </w:rPr>
+      </w:pPr>
+      <w:r>
+        <w:rPr>
+          <w:lang w:val="fr-FR"/>
+        </w:rPr>
+        <w:t>— Ordre de repli.</w:t>
+      </w:r>
+    </w:p>
+    <w:p>
+      <w:pPr>
+        <w:jc w:val="both"/>
+        <w:rPr>
+          <w:lang w:val="fr-FR"/>
+        </w:rPr>
+      </w:pPr>
+      <w:r>
+        <w:rPr>
+          <w:lang w:val="fr-FR"/>
+        </w:rPr>
+        <w:t xml:space="preserve">Nous courons vers la route. Un petit cent mètres nous </w:t>
+      </w:r>
+      <w:proofErr w:type="gramStart"/>
+      <w:r>
+        <w:rPr>
+          <w:lang w:val="fr-FR"/>
+        </w:rPr>
+        <w:t>met</w:t>
+      </w:r>
+      <w:proofErr w:type="gramEnd"/>
+      <w:r>
+        <w:rPr>
+          <w:lang w:val="fr-FR"/>
+        </w:rPr>
+        <w:t xml:space="preserve"> à l'abri derrière un mamelon.</w:t>
+      </w:r>
+    </w:p>
+    <w:p>
+      <w:pPr>
+        <w:jc w:val="both"/>
+        <w:rPr>
+          <w:lang w:val="fr-FR"/>
+        </w:rPr>
+      </w:pPr>
+      <w:r>
+        <w:rPr>
+          <w:lang w:val="fr-FR"/>
+        </w:rPr>
+        <w:t>Maintenant j'espère qu'on va pouvoir faire du chemin. Des mitrailleuses sont installées dans un village que nous dépassons.</w:t>
+      </w:r>
+    </w:p>
+    <w:p>
+      <w:pPr>
+        <w:jc w:val="both"/>
+        <w:rPr>
+          <w:lang w:val="fr-FR"/>
+        </w:rPr>
+      </w:pPr>
+      <w:r>
+        <w:rPr>
+          <w:lang w:val="fr-FR"/>
+        </w:rPr>
+        <w:lastRenderedPageBreak/>
+        <w:t>Il faut encore s'arrêter dans un bois. Repos d'une heure sous les arbres. Les obus ne tombent pas très loin. Ils semblent se rapprocher.</w:t>
+      </w:r>
+    </w:p>
+    <w:p>
+      <w:pPr>
+        <w:jc w:val="both"/>
+        <w:rPr>
+          <w:lang w:val="fr-FR"/>
+        </w:rPr>
+      </w:pPr>
+      <w:r>
+        <w:rPr>
+          <w:lang w:val="fr-FR"/>
+        </w:rPr>
+        <w:t xml:space="preserve">Redépart. Le soleil s'est </w:t>
+      </w:r>
+      <w:r>
+        <w:rPr>
+          <w:lang w:val="fr-FR"/>
+        </w:rPr>
+        <w:t>replié</w:t>
+      </w:r>
+      <w:r>
+        <w:rPr>
+          <w:lang w:val="fr-FR"/>
+        </w:rPr>
+        <w:t xml:space="preserve"> derrière les forêts. Quelques hommes du P.C. du bataillon dont le </w:t>
+      </w:r>
+      <w:r>
+        <w:rPr>
+          <w:lang w:val="fr-FR"/>
+        </w:rPr>
+        <w:t>des</w:t>
       </w:r>
       <w:r>
         <w:rPr>
@@ -2642,434 +3296,6 @@
         <w:rPr>
           <w:lang w:val="fr-FR"/>
         </w:rPr>
-        <w:t xml:space="preserve">, G... Il ne tient plus en place, se dresse, appelle G... qui ne se soucie guère de lui et continue </w:t>
-      </w:r>
-      <w:r>
-        <w:rPr>
-          <w:lang w:val="fr-FR"/>
-        </w:rPr>
-        <w:t>d</w:t>
-      </w:r>
-      <w:r>
-        <w:rPr>
-          <w:lang w:val="fr-FR"/>
-        </w:rPr>
-        <w:t>'observer du haut d'un talus.</w:t>
-      </w:r>
-    </w:p>
-    <w:p>
-      <w:pPr>
-        <w:jc w:val="both"/>
-        <w:rPr>
-          <w:lang w:val="fr-FR"/>
-        </w:rPr>
-      </w:pPr>
-      <w:r>
-        <w:rPr>
-          <w:lang w:val="fr-FR"/>
-        </w:rPr>
-        <w:t>On se replie, enfin. L'endroit n'est pas tenable. Des hommes en embuscade derrière les arbres n'auraient aucun mal à nous descendre.</w:t>
-      </w:r>
-    </w:p>
-    <w:p>
-      <w:pPr>
-        <w:jc w:val="both"/>
-        <w:rPr>
-          <w:lang w:val="fr-FR"/>
-        </w:rPr>
-      </w:pPr>
-      <w:r>
-        <w:rPr>
-          <w:lang w:val="fr-FR"/>
-        </w:rPr>
-        <w:t>De retour aux maisons du P.C. Les derniers éléments qui maintenaient le contact passent. Il ne reste plus maintenant que le Corps franc et le groupe des motocyclistes du régiment pour résister. A côté d'une maison, derrière un dos d'âne, un fusil mitrailleur prend la route en enfilade.</w:t>
-      </w:r>
-    </w:p>
-    <w:p>
-      <w:pPr>
-        <w:jc w:val="both"/>
-        <w:rPr>
-          <w:lang w:val="fr-FR"/>
-        </w:rPr>
-      </w:pPr>
-      <w:r>
-        <w:rPr>
-          <w:lang w:val="fr-FR"/>
-        </w:rPr>
-        <w:t>D'autres fusils mitrailleurs sont postés en lisière du bois sur les talus.</w:t>
-      </w:r>
-    </w:p>
-    <w:p>
-      <w:pPr>
-        <w:jc w:val="both"/>
-        <w:rPr>
-          <w:lang w:val="fr-FR"/>
-        </w:rPr>
-      </w:pPr>
-      <w:r>
-        <w:rPr>
-          <w:lang w:val="fr-FR"/>
-        </w:rPr>
-        <w:t>Trois ou quatre motocyclistes dont Boulbet- mettent leurs machines en marche pour aller pousser une reconnaissance. On demande deux volontaires du Corps franc pour les accompagner. C'est Lafont qui se présente le premier en la personne d'André, qui ne trouve pas de plaisanterie à son goût et qui monte sur une machine.</w:t>
-      </w:r>
-    </w:p>
-    <w:p>
-      <w:pPr>
-        <w:jc w:val="both"/>
-        <w:rPr>
-          <w:lang w:val="fr-FR"/>
-        </w:rPr>
-      </w:pPr>
-      <w:r>
-        <w:rPr>
-          <w:lang w:val="fr-FR"/>
-        </w:rPr>
-        <w:t>Cinq minutes après les motos reviennent.</w:t>
-      </w:r>
-    </w:p>
-    <w:p>
-      <w:pPr>
-        <w:jc w:val="both"/>
-        <w:rPr>
-          <w:lang w:val="fr-FR"/>
-        </w:rPr>
-      </w:pPr>
-      <w:r>
-        <w:rPr>
-          <w:lang w:val="fr-FR"/>
-        </w:rPr>
-        <w:t>— Putain, dit André en se secouant on l'a échappé belle ! Une mitrailleuse nous a t</w:t>
-      </w:r>
-      <w:r>
-        <w:rPr>
-          <w:lang w:val="fr-FR"/>
-        </w:rPr>
-        <w:t>iré</w:t>
-      </w:r>
-      <w:r>
-        <w:rPr>
-          <w:lang w:val="fr-FR"/>
-        </w:rPr>
-        <w:t xml:space="preserve"> dessus de pas bien loin alors que nous </w:t>
-      </w:r>
-      <w:r>
-        <w:rPr>
-          <w:lang w:val="fr-FR"/>
-        </w:rPr>
-        <w:t>étions</w:t>
-      </w:r>
-      <w:r>
-        <w:rPr>
-          <w:lang w:val="fr-FR"/>
-        </w:rPr>
-        <w:t xml:space="preserve"> arrêtés dans le village ! Les balles sifflaient à quelques centimètres de nos crânes. Et la moto qui ne voulait pas</w:t>
-      </w:r>
-      <w:r>
-        <w:rPr>
-          <w:lang w:val="fr-FR"/>
-        </w:rPr>
-        <w:t xml:space="preserve"> </w:t>
-      </w:r>
-      <w:r>
-        <w:rPr>
-          <w:lang w:val="fr-FR"/>
-        </w:rPr>
-        <w:t>se remettre en marche ! »</w:t>
-      </w:r>
-    </w:p>
-    <w:p>
-      <w:pPr>
-        <w:jc w:val="both"/>
-        <w:rPr>
-          <w:lang w:val="fr-FR"/>
-        </w:rPr>
-      </w:pPr>
-      <w:r>
-        <w:rPr>
-          <w:lang w:val="fr-FR"/>
-        </w:rPr>
-        <w:lastRenderedPageBreak/>
-        <w:t>Nous errons un moment tous deux cherchant un coin bien abrité. Nous ne savons pas où nous mettre.</w:t>
-      </w:r>
-    </w:p>
-    <w:p>
-      <w:pPr>
-        <w:jc w:val="both"/>
-        <w:rPr>
-          <w:lang w:val="fr-FR"/>
-        </w:rPr>
-      </w:pPr>
-      <w:r>
-        <w:rPr>
-          <w:lang w:val="fr-FR"/>
-        </w:rPr>
-        <w:t>Tout à coup le lieutenant qui commande le tir du fusil mitrailleur posté sur la route dit « Les voilà</w:t>
-      </w:r>
-      <w:r>
-        <w:rPr>
-          <w:lang w:val="fr-FR"/>
-        </w:rPr>
-        <w:t xml:space="preserve"> ! </w:t>
-      </w:r>
-      <w:r>
-        <w:rPr>
-          <w:lang w:val="fr-FR"/>
-        </w:rPr>
-        <w:t>».</w:t>
-      </w:r>
-    </w:p>
-    <w:p>
-      <w:pPr>
-        <w:jc w:val="both"/>
-        <w:rPr>
-          <w:lang w:val="fr-FR"/>
-        </w:rPr>
-      </w:pPr>
-      <w:r>
-        <w:rPr>
-          <w:lang w:val="fr-FR"/>
-        </w:rPr>
-        <w:t xml:space="preserve">Nous nous approchons et risquons un regard </w:t>
-      </w:r>
-      <w:r>
-        <w:rPr>
-          <w:lang w:val="fr-FR"/>
-        </w:rPr>
-        <w:t>au-dessus</w:t>
-      </w:r>
-      <w:r>
-        <w:rPr>
-          <w:lang w:val="fr-FR"/>
-        </w:rPr>
-        <w:t xml:space="preserve"> du dos d'âne.</w:t>
-      </w:r>
-    </w:p>
-    <w:p>
-      <w:pPr>
-        <w:jc w:val="both"/>
-        <w:rPr>
-          <w:lang w:val="fr-FR"/>
-        </w:rPr>
-      </w:pPr>
-      <w:r>
-        <w:rPr>
-          <w:lang w:val="fr-FR"/>
-        </w:rPr>
-        <w:t>A l'autre extrémité de ce qu'on voit de route les hommes au fameux casque progressent dans le fossé. Le tireur du F.M. prend sa ligne de mire.</w:t>
-      </w:r>
-    </w:p>
-    <w:p>
-      <w:pPr>
-        <w:jc w:val="both"/>
-        <w:rPr>
-          <w:lang w:val="fr-FR"/>
-        </w:rPr>
-      </w:pPr>
-      <w:r>
-        <w:rPr>
-          <w:lang w:val="fr-FR"/>
-        </w:rPr>
-        <w:t>— Ne tirez pas encore dit le lieutenant. Attendez qu'ils soient plus près. Mais l'autre n'est pas de cet avis et égrène d'un coup tout un chargeur. Les casques qui dépassaient dans le fossé</w:t>
-      </w:r>
-      <w:r>
-        <w:rPr>
-          <w:lang w:val="fr-FR"/>
-        </w:rPr>
-        <w:t>.</w:t>
-      </w:r>
-    </w:p>
-    <w:p>
-      <w:pPr>
-        <w:jc w:val="both"/>
-        <w:rPr>
-          <w:lang w:val="fr-FR"/>
-        </w:rPr>
-      </w:pPr>
-      <w:r>
-        <w:rPr>
-          <w:lang w:val="fr-FR"/>
-        </w:rPr>
-        <w:t xml:space="preserve">Avec André on se </w:t>
-      </w:r>
-      <w:r>
-        <w:rPr>
-          <w:lang w:val="fr-FR"/>
-        </w:rPr>
-        <w:t>re</w:t>
-      </w:r>
-      <w:r>
-        <w:rPr>
-          <w:lang w:val="fr-FR"/>
-        </w:rPr>
-        <w:t xml:space="preserve">cule </w:t>
-      </w:r>
-      <w:r>
-        <w:rPr>
-          <w:lang w:val="fr-FR"/>
-        </w:rPr>
-        <w:t>prudemment</w:t>
-      </w:r>
-      <w:r>
-        <w:rPr>
-          <w:lang w:val="fr-FR"/>
-        </w:rPr>
-        <w:t>. G... erre lui aussi entre les maisons.</w:t>
-      </w:r>
-    </w:p>
-    <w:p>
-      <w:pPr>
-        <w:jc w:val="both"/>
-        <w:rPr>
-          <w:lang w:val="fr-FR"/>
-        </w:rPr>
-      </w:pPr>
-      <w:r>
-        <w:rPr>
-          <w:lang w:val="fr-FR"/>
-        </w:rPr>
-        <w:t>— Qu'est-ce qu'on fait ?</w:t>
-      </w:r>
-    </w:p>
-    <w:p>
-      <w:pPr>
-        <w:jc w:val="both"/>
-        <w:rPr>
-          <w:lang w:val="fr-FR"/>
-        </w:rPr>
-      </w:pPr>
-      <w:r>
-        <w:rPr>
-          <w:lang w:val="fr-FR"/>
-        </w:rPr>
-        <w:t>Nous marchons le long d'une haie derrière laquelle des hommes à l'affût tirent sur d'autres hommes qui progressent à travers un immense troupeau de vaches.</w:t>
-      </w:r>
-    </w:p>
-    <w:p>
-      <w:pPr>
-        <w:jc w:val="both"/>
-        <w:rPr>
-          <w:lang w:val="fr-FR"/>
-        </w:rPr>
-      </w:pPr>
-      <w:r>
-        <w:rPr>
-          <w:lang w:val="fr-FR"/>
-        </w:rPr>
-        <w:t>— Si nous entrions dans cette maison ?</w:t>
-      </w:r>
-    </w:p>
-    <w:p>
-      <w:pPr>
-        <w:jc w:val="both"/>
-        <w:rPr>
-          <w:lang w:val="fr-FR"/>
-        </w:rPr>
-      </w:pPr>
-      <w:r>
-        <w:rPr>
-          <w:lang w:val="fr-FR"/>
-        </w:rPr>
-        <w:t>Lorsque nous en franchissons le seuil les balles claquent contre les murs et font tomber du crépi. Le point de résistance est débordé par ceux qui en forment les ailes et qui ne peuvent pas être gardés.</w:t>
-      </w:r>
-    </w:p>
-    <w:p>
-      <w:pPr>
-        <w:jc w:val="both"/>
-        <w:rPr>
-          <w:lang w:val="fr-FR"/>
-        </w:rPr>
-      </w:pPr>
-      <w:r>
-        <w:rPr>
-          <w:lang w:val="fr-FR"/>
-        </w:rPr>
-        <w:t>— Ordre de repli.</w:t>
-      </w:r>
-    </w:p>
-    <w:p>
-      <w:pPr>
-        <w:jc w:val="both"/>
-        <w:rPr>
-          <w:lang w:val="fr-FR"/>
-        </w:rPr>
-      </w:pPr>
-      <w:r>
-        <w:rPr>
-          <w:lang w:val="fr-FR"/>
-        </w:rPr>
-        <w:t>Nous courons vers la route. Un petit cent mètres nous met à l'abri derrière un mamelon.</w:t>
-      </w:r>
-    </w:p>
-    <w:p>
-      <w:pPr>
-        <w:jc w:val="both"/>
-        <w:rPr>
-          <w:lang w:val="fr-FR"/>
-        </w:rPr>
-      </w:pPr>
-      <w:r>
-        <w:rPr>
-          <w:lang w:val="fr-FR"/>
-        </w:rPr>
-        <w:lastRenderedPageBreak/>
-        <w:t>Maintenant j'espère qu'on va pouvoir faire du chemin. Des mitrailleuses sont installées dans un village que nous dépassons.</w:t>
-      </w:r>
-    </w:p>
-    <w:p>
-      <w:pPr>
-        <w:jc w:val="both"/>
-        <w:rPr>
-          <w:lang w:val="fr-FR"/>
-        </w:rPr>
-      </w:pPr>
-      <w:r>
-        <w:rPr>
-          <w:lang w:val="fr-FR"/>
-        </w:rPr>
-        <w:t>Il faut encore s'arrêter dans un bois. Repos d'une heure sous les arbres. Les obus ne tombent pas très loin. Ils semblent se rapprocher.</w:t>
-      </w:r>
-    </w:p>
-    <w:p>
-      <w:pPr>
-        <w:jc w:val="both"/>
-        <w:rPr>
-          <w:lang w:val="fr-FR"/>
-        </w:rPr>
-      </w:pPr>
-      <w:r>
-        <w:rPr>
-          <w:lang w:val="fr-FR"/>
-        </w:rPr>
-        <w:t xml:space="preserve">Redépart. Le soleil s'est </w:t>
-      </w:r>
-      <w:r>
-        <w:rPr>
-          <w:lang w:val="fr-FR"/>
-        </w:rPr>
-        <w:t>replié</w:t>
-      </w:r>
-      <w:r>
-        <w:rPr>
-          <w:lang w:val="fr-FR"/>
-        </w:rPr>
-        <w:t xml:space="preserve"> derrière les forêts. Quelques hommes du P.C. du bataillon dont le </w:t>
-      </w:r>
-      <w:r>
-        <w:rPr>
-          <w:lang w:val="fr-FR"/>
-        </w:rPr>
-        <w:t>des</w:t>
-      </w:r>
-      <w:r>
-        <w:rPr>
-          <w:lang w:val="fr-FR"/>
-        </w:rPr>
-        <w:t>s</w:t>
-      </w:r>
-      <w:r>
-        <w:rPr>
-          <w:lang w:val="fr-FR"/>
-        </w:rPr>
         <w:t>in</w:t>
       </w:r>
       <w:r>
@@ -3154,7 +3380,35 @@
         <w:rPr>
           <w:lang w:val="fr-FR"/>
         </w:rPr>
-        <w:t>Lavelanet pour le quinze août. Pour le 15 Août, ni jamais.</w:t>
+        <w:t xml:space="preserve">Lavelanet pour </w:t>
+      </w:r>
+      <w:proofErr w:type="gramStart"/>
+      <w:r>
+        <w:rPr>
+          <w:lang w:val="fr-FR"/>
+        </w:rPr>
+        <w:t>le quinze août</w:t>
+      </w:r>
+      <w:proofErr w:type="gramEnd"/>
+      <w:r>
+        <w:rPr>
+          <w:lang w:val="fr-FR"/>
+        </w:rPr>
+        <w:t xml:space="preserve">. Pour le 15 </w:t>
+      </w:r>
+      <w:proofErr w:type="gramStart"/>
+      <w:r>
+        <w:rPr>
+          <w:lang w:val="fr-FR"/>
+        </w:rPr>
+        <w:t>Août</w:t>
+      </w:r>
+      <w:proofErr w:type="gramEnd"/>
+      <w:r>
+        <w:rPr>
+          <w:lang w:val="fr-FR"/>
+        </w:rPr>
+        <w:t>, ni jamais.</w:t>
       </w:r>
     </w:p>
     <w:p>
@@ -3175,37 +3429,56 @@
           <w:lang w:val="fr-FR"/>
         </w:rPr>
         <w:tab/>
-      </w:r>
-      <w:commentRangeStart w:id="0"/>
-      <w:r>
-        <w:rPr>
-          <w:lang w:val="fr-FR"/>
-        </w:rPr>
-        <w:t>Malheureux de se faire tuer maintenant quand on n'a pas la consolation de mourir pour la patrie, du conseil d'administration, des bureaucrates, des représentants de commerce et des compteurs de bénéfices, alors que le soleil se lèvera demain sur des femmes brunes et des femmes blondes en toilette de printemps et sur beaucoup d'autres belles choses qui consolent de bien des misères si on sait s'y prendre !</w:t>
-      </w:r>
-      <w:commentRangeEnd w:id="0"/>
-      <w:r>
-        <w:rPr>
-          <w:rStyle w:val="Marquedecommentaire"/>
-          <w:sz w:val="28"/>
-          <w:szCs w:val="22"/>
-          <w:lang w:val="fr-FR"/>
-        </w:rPr>
-        <w:commentReference w:id="0"/>
-      </w:r>
-    </w:p>
-    <w:p>
-      <w:pPr>
-        <w:jc w:val="both"/>
-        <w:rPr>
-          <w:lang w:val="fr-FR"/>
-        </w:rPr>
-      </w:pPr>
-      <w:r>
-        <w:rPr>
-          <w:lang w:val="fr-FR"/>
-        </w:rPr>
-        <w:lastRenderedPageBreak/>
+        <w:t>Malheureux de se faire tuer maintenant quand on n'a pas la consolation de mourir pour la patrie, du conseil d'administration, des bureaucrates, des représentants de commerce et des compteurs de bénéfices, alors que le soleil se lèvera demain sur des femmes brunes et des femmes blondes en toilette de printemps et sur beaucoup d'autres belles choses qui consolent de bien des misères si on sait s'y prendre</w:t>
+      </w:r>
+      <w:r>
+        <w:rPr>
+          <w:rStyle w:val="Appelnotedebasdep"/>
+          <w:lang w:val="fr-FR"/>
+        </w:rPr>
+        <w:footnoteReference w:id="1"/>
+      </w:r>
+      <w:r>
+        <w:rPr>
+          <w:lang w:val="fr-FR"/>
+        </w:rPr>
+        <w:t xml:space="preserve"> !</w:t>
+      </w:r>
+    </w:p>
+    <w:p>
+      <w:pPr>
+        <w:jc w:val="both"/>
+        <w:rPr>
+          <w:lang w:val="fr-FR"/>
+        </w:rPr>
+        <w:sectPr>
+          <w:footerReference w:type="default" r:id="rId8"/>
+          <w:pgSz w:w="8391" w:h="11906" w:code="11"/>
+          <w:pgMar w:top="426" w:right="720" w:bottom="284" w:left="720" w:header="720" w:footer="100" w:gutter="0"/>
+          <w:cols w:space="720"/>
+          <w:docGrid w:linePitch="299"/>
+        </w:sectPr>
+      </w:pPr>
+    </w:p>
+    <w:p>
+      <w:pPr>
+        <w:jc w:val="both"/>
+        <w:rPr>
+          <w:lang w:val="fr-FR"/>
+        </w:rPr>
+      </w:pPr>
+    </w:p>
+    <w:p>
+      <w:pPr>
+        <w:jc w:val="both"/>
+        <w:rPr>
+          <w:lang w:val="fr-FR"/>
+        </w:rPr>
+      </w:pPr>
+      <w:r>
+        <w:rPr>
+          <w:lang w:val="fr-FR"/>
+        </w:rPr>
         <w:t xml:space="preserve">Est ceux-là où vont-ils que nous croisons au </w:t>
       </w:r>
       <w:r>
@@ -3317,18 +3590,10 @@
     </w:p>
     <w:p>
       <w:pPr>
+        <w:pStyle w:val="Titre2"/>
         <w:spacing w:before="280"/>
-        <w:jc w:val="both"/>
-        <w:rPr>
-          <w:lang w:val="fr-FR"/>
-        </w:rPr>
-      </w:pPr>
-      <w:r>
-        <w:rPr>
-          <w:b/>
-          <w:sz w:val="30"/>
-          <w:lang w:val="fr-FR"/>
-        </w:rPr>
+      </w:pPr>
+      <w:r>
         <w:lastRenderedPageBreak/>
         <w:t>5e journée</w:t>
       </w:r>
@@ -3627,9 +3892,11 @@
       </w:r>
       <w:r>
         <w:rPr>
-          <w:lang w:val="fr-FR"/>
-        </w:rPr>
-        <w:t>-</w:t>
+          <w:sz w:val="24"/>
+          <w:szCs w:val="20"/>
+          <w:lang w:val="fr-FR"/>
+        </w:rPr>
+        <w:t>–</w:t>
       </w:r>
       <w:r>
         <w:rPr>
@@ -3639,29 +3906,51 @@
       </w:r>
       <w:r>
         <w:rPr>
-          <w:lang w:val="fr-FR"/>
-        </w:rPr>
-        <w:t>-</w:t>
-      </w:r>
-      <w:r>
-        <w:rPr>
-          <w:lang w:val="fr-FR"/>
-        </w:rPr>
-        <w:t xml:space="preserve"> nous en déloge sans mal.</w:t>
-      </w:r>
-    </w:p>
-    <w:p>
-      <w:pPr>
-        <w:jc w:val="both"/>
-        <w:rPr>
-          <w:lang w:val="fr-FR"/>
-        </w:rPr>
-      </w:pPr>
-      <w:r>
-        <w:rPr>
-          <w:lang w:val="fr-FR"/>
-        </w:rPr>
-        <w:t>Les balles sifflent dans les prés que nous traversons. G... me dit que ça n'est pas la peine de courir. Je l'attends et nous remontons tranquillement le cours d'un petit ruisseau.</w:t>
+          <w:sz w:val="24"/>
+          <w:szCs w:val="20"/>
+          <w:lang w:val="fr-FR"/>
+        </w:rPr>
+        <w:t>–</w:t>
+      </w:r>
+      <w:r>
+        <w:rPr>
+          <w:lang w:val="fr-FR"/>
+        </w:rPr>
+        <w:t xml:space="preserve"> </w:t>
+      </w:r>
+      <w:r>
+        <w:rPr>
+          <w:lang w:val="fr-FR"/>
+        </w:rPr>
+        <w:t>nous en déloge sans mal.</w:t>
+      </w:r>
+    </w:p>
+    <w:p>
+      <w:pPr>
+        <w:jc w:val="both"/>
+        <w:rPr>
+          <w:lang w:val="fr-FR"/>
+        </w:rPr>
+      </w:pPr>
+      <w:r>
+        <w:rPr>
+          <w:lang w:val="fr-FR"/>
+        </w:rPr>
+        <w:t xml:space="preserve">Les balles sifflent dans les prés que nous traversons. </w:t>
+      </w:r>
+      <w:proofErr w:type="gramStart"/>
+      <w:r>
+        <w:rPr>
+          <w:lang w:val="fr-FR"/>
+        </w:rPr>
+        <w:t>G...</w:t>
+      </w:r>
+      <w:proofErr w:type="gramEnd"/>
+      <w:r>
+        <w:rPr>
+          <w:lang w:val="fr-FR"/>
+        </w:rPr>
+        <w:t xml:space="preserve"> me dit que ça n'est pas la peine de courir. Je l'attends et nous remontons tranquillement le cours d'un petit ruisseau.</w:t>
       </w:r>
     </w:p>
     <w:p>
@@ -3717,40 +4006,54 @@
         <w:rPr>
           <w:lang w:val="fr-FR"/>
         </w:rPr>
-        <w:t xml:space="preserve">Des artilleurs qui s'arrêtent dans un bosquet veulent nous garder avec eux. Nous les plaquons en douce. Avec </w:t>
+        <w:t>Des artilleurs qui s'arrêtent dans un bosquet veulent nous garder avec eux. Nous les plaquons en douce. Avec B</w:t>
+      </w:r>
+      <w:r>
+        <w:rPr>
+          <w:lang w:val="fr-FR"/>
+        </w:rPr>
+        <w:t>uis</w:t>
+      </w:r>
+      <w:r>
+        <w:rPr>
+          <w:lang w:val="fr-FR"/>
+        </w:rPr>
+        <w:t xml:space="preserve">son et Poulet égarés eux aussi nous marchons sur la </w:t>
       </w:r>
       <w:r>
         <w:rPr>
           <w:lang w:val="fr-FR"/>
         </w:rPr>
         <w:lastRenderedPageBreak/>
-        <w:t>B</w:t>
-      </w:r>
-      <w:r>
-        <w:rPr>
-          <w:lang w:val="fr-FR"/>
-        </w:rPr>
-        <w:t>uis</w:t>
-      </w:r>
-      <w:r>
-        <w:rPr>
-          <w:lang w:val="fr-FR"/>
-        </w:rPr>
-        <w:t>son et Poulet égarés eux aussi nous marchons sur la « voie Sacrée » qui longe un plateau teigneux. Nous dominons des vallonnements pelés du crâne, et un peu garnis aux tempes d'une maigre végétation.</w:t>
-      </w:r>
-    </w:p>
-    <w:p>
-      <w:pPr>
-        <w:jc w:val="both"/>
-        <w:rPr>
-          <w:lang w:val="fr-FR"/>
-        </w:rPr>
-      </w:pPr>
-      <w:r>
-        <w:rPr>
-          <w:lang w:val="fr-FR"/>
-        </w:rPr>
-        <w:t xml:space="preserve">Le plateau de l'Argonne où se déroulèrent d'épiques tueries. Je pense que mon père dût un jour en </w:t>
+        <w:t>« voie Sacrée » qui longe un plateau teigneux. Nous dominons des vallonnements pelés du crâne, et un peu garnis aux tempes d'une maigre végétation.</w:t>
+      </w:r>
+    </w:p>
+    <w:p>
+      <w:pPr>
+        <w:jc w:val="both"/>
+        <w:rPr>
+          <w:lang w:val="fr-FR"/>
+        </w:rPr>
+      </w:pPr>
+      <w:r>
+        <w:rPr>
+          <w:lang w:val="fr-FR"/>
+        </w:rPr>
+        <w:t xml:space="preserve">Le plateau de l'Argonne où se déroulèrent d'épiques tueries. Je pense que mon père </w:t>
+      </w:r>
+      <w:proofErr w:type="gramStart"/>
+      <w:r>
+        <w:rPr>
+          <w:lang w:val="fr-FR"/>
+        </w:rPr>
+        <w:t>dût</w:t>
+      </w:r>
+      <w:proofErr w:type="gramEnd"/>
+      <w:r>
+        <w:rPr>
+          <w:lang w:val="fr-FR"/>
+        </w:rPr>
+        <w:t xml:space="preserve"> un jour en </w:t>
       </w:r>
       <w:r>
         <w:rPr>
@@ -3898,21 +4201,21 @@
         <w:rPr>
           <w:lang w:val="fr-FR"/>
         </w:rPr>
+        <w:t>— Un malade ? Qu'il prenne des cachets d'aspirine !</w:t>
+      </w:r>
+    </w:p>
+    <w:p>
+      <w:pPr>
+        <w:jc w:val="both"/>
+        <w:rPr>
+          <w:lang w:val="fr-FR"/>
+        </w:rPr>
+      </w:pPr>
+      <w:r>
+        <w:rPr>
+          <w:lang w:val="fr-FR"/>
+        </w:rPr>
         <w:lastRenderedPageBreak/>
-        <w:t>— Un malade ? Qu'il prenne des cachets d'aspirine !</w:t>
-      </w:r>
-    </w:p>
-    <w:p>
-      <w:pPr>
-        <w:jc w:val="both"/>
-        <w:rPr>
-          <w:lang w:val="fr-FR"/>
-        </w:rPr>
-      </w:pPr>
-      <w:r>
-        <w:rPr>
-          <w:lang w:val="fr-FR"/>
-        </w:rPr>
         <w:t xml:space="preserve">Lui il prend une bonne cuite. Les copains de la section sont déjà allongés sous les arbres du parc, recroquevillés dans leur couverture. André qui souffre toujours de l'estomac ne cherche pas </w:t>
       </w:r>
       <w:r>
@@ -3925,7 +4228,21 @@
         <w:rPr>
           <w:lang w:val="fr-FR"/>
         </w:rPr>
-        <w:t xml:space="preserve"> une place. Il s'affale sur le sol... G... dort déjà ! Je me mets en mesure d'en faire autant.</w:t>
+        <w:t xml:space="preserve"> une place. Il s'affale sur le sol... </w:t>
+      </w:r>
+      <w:proofErr w:type="gramStart"/>
+      <w:r>
+        <w:rPr>
+          <w:lang w:val="fr-FR"/>
+        </w:rPr>
+        <w:t>G...</w:t>
+      </w:r>
+      <w:proofErr w:type="gramEnd"/>
+      <w:r>
+        <w:rPr>
+          <w:lang w:val="fr-FR"/>
+        </w:rPr>
+        <w:t xml:space="preserve"> dort déjà ! Je me mets en mesure d'en faire autant.</w:t>
       </w:r>
     </w:p>
     <w:p>
@@ -3944,18 +4261,10 @@
     </w:p>
     <w:p>
       <w:pPr>
+        <w:pStyle w:val="Titre2"/>
         <w:spacing w:before="280"/>
-        <w:jc w:val="both"/>
-        <w:rPr>
-          <w:lang w:val="fr-FR"/>
-        </w:rPr>
-      </w:pPr>
-      <w:r>
-        <w:rPr>
-          <w:b/>
-          <w:sz w:val="30"/>
-          <w:lang w:val="fr-FR"/>
-        </w:rPr>
+      </w:pPr>
+      <w:r>
         <w:lastRenderedPageBreak/>
         <w:t>6e journée</w:t>
       </w:r>
@@ -3983,7 +4292,21 @@
         <w:rPr>
           <w:lang w:val="fr-FR"/>
         </w:rPr>
-        <w:t xml:space="preserve"> en contact au petit jour. D'autres vont prendre position. Notre section doit quitter la grand route et par un petit chemin monter sur un plateau. Au carrefour les hommes s'arrêtent, d'autres continuent à suivre la colonne qui s'en va vers l'arrière, sourds aux ordres de Coco et d'un autre lieutenant. Personne ne semble </w:t>
+        <w:t xml:space="preserve"> en contact au petit jour. D'autres vont prendre position. Notre section doit quitter </w:t>
+      </w:r>
+      <w:proofErr w:type="gramStart"/>
+      <w:r>
+        <w:rPr>
+          <w:lang w:val="fr-FR"/>
+        </w:rPr>
+        <w:t>la grand route</w:t>
+      </w:r>
+      <w:proofErr w:type="gramEnd"/>
+      <w:r>
+        <w:rPr>
+          <w:lang w:val="fr-FR"/>
+        </w:rPr>
+        <w:t xml:space="preserve"> et par un petit chemin monter sur un plateau. Au carrefour les hommes s'arrêtent, d'autres continuent à suivre la colonne qui s'en va vers l'arrière, sourds aux ordres de Coco et d'un autre lieutenant. Personne ne semble </w:t>
       </w:r>
       <w:r>
         <w:rPr>
@@ -3997,6 +4320,7 @@
         </w:rPr>
         <w:t xml:space="preserve"> à rester le plateau. </w:t>
       </w:r>
+      <w:proofErr w:type="gramStart"/>
       <w:r>
         <w:rPr>
           <w:lang w:val="fr-FR"/>
@@ -4007,7 +4331,14 @@
         <w:rPr>
           <w:lang w:val="fr-FR"/>
         </w:rPr>
-        <w:t>... essaye une moto. Il fait un tour, revient. La Chap</w:t>
+        <w:t>...</w:t>
+      </w:r>
+      <w:proofErr w:type="gramEnd"/>
+      <w:r>
+        <w:rPr>
+          <w:lang w:val="fr-FR"/>
+        </w:rPr>
+        <w:t xml:space="preserve"> essaye une moto. Il fait un tour, revient. La Chap</w:t>
       </w:r>
       <w:r>
         <w:rPr>
@@ -4264,24 +4595,14 @@
         <w:rPr>
           <w:lang w:val="fr-FR"/>
         </w:rPr>
-        <w:t xml:space="preserve"> Encore un village. Dans une maison notre colon engueule ses officiers. La prospection d'un château abandonné ne nous rapporte qu'une bouteille de Vichy. Elle sert à arroser le bout de pain et </w:t>
-      </w:r>
-      <w:commentRangeStart w:id="1"/>
-      <w:r>
-        <w:rPr>
-          <w:lang w:val="fr-FR"/>
-        </w:rPr>
-        <w:t>la boîte de singe</w:t>
-      </w:r>
-      <w:commentRangeEnd w:id="1"/>
-      <w:r>
-        <w:rPr>
-          <w:rStyle w:val="Marquedecommentaire"/>
-          <w:sz w:val="28"/>
-          <w:szCs w:val="22"/>
-          <w:lang w:val="fr-FR"/>
-        </w:rPr>
-        <w:commentReference w:id="1"/>
+        <w:t xml:space="preserve"> Encore un village. Dans une maison notre colon engueule ses officiers. La prospection d'un château abandonné ne nous rapporte qu'une bouteille de Vichy. Elle sert à arroser le bout de pain et la boîte de singe</w:t>
+      </w:r>
+      <w:r>
+        <w:rPr>
+          <w:rStyle w:val="Appelnotedebasdep"/>
+          <w:lang w:val="fr-FR"/>
+        </w:rPr>
+        <w:footnoteReference w:id="2"/>
       </w:r>
       <w:r>
         <w:rPr>
@@ -4311,20 +4632,35 @@
         <w:rPr>
           <w:lang w:val="fr-FR"/>
         </w:rPr>
-        <w:t xml:space="preserve">nous rattrape en moto. Il faut aller prendre position sur la colline qui domine le village. </w:t>
-      </w:r>
-    </w:p>
-    <w:p>
-      <w:pPr>
-        <w:jc w:val="both"/>
-        <w:rPr>
-          <w:lang w:val="fr-FR"/>
-        </w:rPr>
-      </w:pPr>
-      <w:r>
-        <w:rPr>
-          <w:lang w:val="fr-FR"/>
-        </w:rPr>
+        <w:t xml:space="preserve">nous rattrape </w:t>
+      </w:r>
+      <w:proofErr w:type="gramStart"/>
+      <w:r>
+        <w:rPr>
+          <w:lang w:val="fr-FR"/>
+        </w:rPr>
+        <w:t>en</w:t>
+      </w:r>
+      <w:proofErr w:type="gramEnd"/>
+      <w:r>
+        <w:rPr>
+          <w:lang w:val="fr-FR"/>
+        </w:rPr>
+        <w:t xml:space="preserve"> moto. Il faut aller prendre position sur la colline qui domine le village. </w:t>
+      </w:r>
+    </w:p>
+    <w:p>
+      <w:pPr>
+        <w:jc w:val="both"/>
+        <w:rPr>
+          <w:lang w:val="fr-FR"/>
+        </w:rPr>
+      </w:pPr>
+      <w:r>
+        <w:rPr>
+          <w:lang w:val="fr-FR"/>
+        </w:rPr>
+        <w:lastRenderedPageBreak/>
         <w:t>—</w:t>
       </w:r>
       <w:r>
@@ -4369,84 +4705,242 @@
         <w:rPr>
           <w:lang w:val="fr-FR"/>
         </w:rPr>
-        <w:t xml:space="preserve">zaine pour défendre en compagnie d'une </w:t>
+        <w:t>zaine pour défendre en compagnie d'une vingtaine de joyeux un bois qu</w:t>
+      </w:r>
+      <w:r>
+        <w:rPr>
+          <w:lang w:val="fr-FR"/>
+        </w:rPr>
+        <w:t>i</w:t>
+      </w:r>
+      <w:r>
+        <w:rPr>
+          <w:lang w:val="fr-FR"/>
+        </w:rPr>
+        <w:t xml:space="preserve"> doit bien avoir 3 ou 4 kilomètres de pourtour. </w:t>
+      </w:r>
+    </w:p>
+    <w:p>
+      <w:pPr>
+        <w:jc w:val="both"/>
+        <w:rPr>
+          <w:lang w:val="fr-FR"/>
+        </w:rPr>
+      </w:pPr>
+      <w:r>
+        <w:rPr>
+          <w:lang w:val="fr-FR"/>
+        </w:rPr>
+        <w:t>Buisson qui assure la liaison porte un ordre du colon : Résister sans esprit de recul.</w:t>
+      </w:r>
+    </w:p>
+    <w:p>
+      <w:pPr>
+        <w:jc w:val="both"/>
+        <w:rPr>
+          <w:lang w:val="fr-FR"/>
+        </w:rPr>
+      </w:pPr>
+      <w:r>
+        <w:rPr>
+          <w:lang w:val="fr-FR"/>
+        </w:rPr>
+        <w:t>— Compris — Si on essayait de roupiller ? Ils sont malades ma parole ! trente hommes pour tenir tout ce bois</w:t>
+      </w:r>
+      <w:r>
+        <w:rPr>
+          <w:lang w:val="fr-FR"/>
+        </w:rPr>
+        <w:t> ! »</w:t>
+      </w:r>
+      <w:r>
+        <w:rPr>
+          <w:lang w:val="fr-FR"/>
+        </w:rPr>
+        <w:t xml:space="preserve"> Les groupes sont espacés de plusieurs centaines de mètres. Nous enlevons la ga</w:t>
+      </w:r>
+      <w:r>
+        <w:rPr>
+          <w:lang w:val="fr-FR"/>
+        </w:rPr>
+        <w:t>i</w:t>
+      </w:r>
+      <w:r>
+        <w:rPr>
+          <w:lang w:val="fr-FR"/>
+        </w:rPr>
+        <w:t>ne du fusil mitrailleur que nous plaçons en lisière du bois</w:t>
+      </w:r>
+      <w:r>
+        <w:rPr>
+          <w:lang w:val="fr-FR"/>
+        </w:rPr>
+        <w:t>…</w:t>
+      </w:r>
+      <w:r>
+        <w:rPr>
+          <w:lang w:val="fr-FR"/>
+        </w:rPr>
+        <w:t xml:space="preserve"> </w:t>
+      </w:r>
+      <w:r>
+        <w:rPr>
+          <w:lang w:val="fr-FR"/>
+        </w:rPr>
+        <w:t>Puis</w:t>
+      </w:r>
+      <w:r>
+        <w:rPr>
+          <w:lang w:val="fr-FR"/>
+        </w:rPr>
+        <w:t xml:space="preserve"> le laissant seul regarder de son œil noir le plateau environnant nous nous couchons tous auprès des arbres. </w:t>
+      </w:r>
+    </w:p>
+    <w:p>
+      <w:pPr>
+        <w:jc w:val="both"/>
+        <w:rPr>
+          <w:lang w:val="fr-FR"/>
+        </w:rPr>
+      </w:pPr>
+      <w:r>
+        <w:rPr>
+          <w:lang w:val="fr-FR"/>
+        </w:rPr>
+        <w:t xml:space="preserve">Le coucou survole le bois. L'artillerie ne va pas tarder à tonner dans ce coin. </w:t>
+      </w:r>
+    </w:p>
+    <w:p>
+      <w:pPr>
+        <w:jc w:val="both"/>
+        <w:rPr>
+          <w:lang w:val="fr-FR"/>
+        </w:rPr>
+      </w:pPr>
+      <w:r>
+        <w:rPr>
+          <w:lang w:val="fr-FR"/>
+        </w:rPr>
+        <w:t>Le lieutenant qui a le commandement des 3 sections de groupes francs fait le tour du bois. Quelle triste mine il fait ! Les yeux caves, les traits tirés, la barbe de quinze jours. Alors qu'il était si pimpant à Ringendorf, dans son costume fantoche surmonté d'un képi flamboyant. Il se prenait pour quelqu'un alors, et nous le faisions voir. Maintenant c'est un pauvre type comme nous.</w:t>
+      </w:r>
+    </w:p>
+    <w:p>
+      <w:pPr>
+        <w:jc w:val="both"/>
+        <w:rPr>
+          <w:lang w:val="fr-FR"/>
+        </w:rPr>
+      </w:pPr>
+      <w:r>
+        <w:rPr>
+          <w:lang w:val="fr-FR"/>
+        </w:rPr>
+        <w:t>Buisson revient. Ordre de repli.</w:t>
+      </w:r>
+    </w:p>
+    <w:p>
+      <w:pPr>
+        <w:jc w:val="both"/>
+        <w:rPr>
+          <w:lang w:val="fr-FR"/>
+        </w:rPr>
+      </w:pPr>
+      <w:r>
+        <w:rPr>
+          <w:lang w:val="fr-FR"/>
+        </w:rPr>
+        <w:t>— Ah ! quand même !</w:t>
+      </w:r>
+    </w:p>
+    <w:p>
+      <w:pPr>
+        <w:jc w:val="both"/>
+        <w:rPr>
+          <w:lang w:val="fr-FR"/>
+        </w:rPr>
+      </w:pPr>
+      <w:r>
+        <w:rPr>
+          <w:lang w:val="fr-FR"/>
+        </w:rPr>
+        <w:t xml:space="preserve">Nous sortons du bois. Des balles sifflent qui viennent d'on ne sait </w:t>
+      </w:r>
+      <w:r>
+        <w:rPr>
+          <w:lang w:val="fr-FR"/>
+        </w:rPr>
+        <w:t>où</w:t>
+      </w:r>
+      <w:r>
+        <w:rPr>
+          <w:lang w:val="fr-FR"/>
+        </w:rPr>
+        <w:t xml:space="preserve"> et, dans les champs, marchent des hommes qu'on ne peut identifier. Nous redescendons vers le </w:t>
       </w:r>
       <w:r>
         <w:rPr>
           <w:lang w:val="fr-FR"/>
         </w:rPr>
         <w:lastRenderedPageBreak/>
-        <w:t>vingtaine de joyeux un bois qu</w:t>
-      </w:r>
-      <w:r>
-        <w:rPr>
-          <w:lang w:val="fr-FR"/>
-        </w:rPr>
-        <w:t>i</w:t>
-      </w:r>
-      <w:r>
-        <w:rPr>
-          <w:lang w:val="fr-FR"/>
-        </w:rPr>
-        <w:t xml:space="preserve"> doit bien avoir 3 ou 4 kilomètres de pourtour. </w:t>
-      </w:r>
-    </w:p>
-    <w:p>
-      <w:pPr>
-        <w:jc w:val="both"/>
-        <w:rPr>
-          <w:lang w:val="fr-FR"/>
-        </w:rPr>
-      </w:pPr>
-      <w:r>
-        <w:rPr>
-          <w:lang w:val="fr-FR"/>
-        </w:rPr>
-        <w:t>Buisson qui assure la liaison porte un ordre du colon : Résister sans esprit de recul.</w:t>
-      </w:r>
-    </w:p>
-    <w:p>
-      <w:pPr>
-        <w:jc w:val="both"/>
-        <w:rPr>
-          <w:lang w:val="fr-FR"/>
-        </w:rPr>
-      </w:pPr>
-      <w:r>
-        <w:rPr>
-          <w:lang w:val="fr-FR"/>
-        </w:rPr>
-        <w:t>— Compris — Si on essayait de roupiller ? Ils sont malades ma parole ! trente hommes pour tenir tout ce bois</w:t>
-      </w:r>
-      <w:r>
-        <w:rPr>
-          <w:lang w:val="fr-FR"/>
-        </w:rPr>
-        <w:t> ! »</w:t>
-      </w:r>
-      <w:r>
-        <w:rPr>
-          <w:lang w:val="fr-FR"/>
-        </w:rPr>
-        <w:t xml:space="preserve"> Les groupes sont espacés de plusieurs centaines de mètres. Nous enlevons la ga</w:t>
-      </w:r>
-      <w:r>
-        <w:rPr>
-          <w:lang w:val="fr-FR"/>
-        </w:rPr>
-        <w:t>i</w:t>
-      </w:r>
-      <w:r>
-        <w:rPr>
-          <w:lang w:val="fr-FR"/>
-        </w:rPr>
-        <w:t>ne du fusil mitrailleur que nous plaçons en lisière du bois</w:t>
-      </w:r>
-      <w:r>
-        <w:rPr>
-          <w:lang w:val="fr-FR"/>
-        </w:rPr>
-        <w:t>…</w:t>
+        <w:t xml:space="preserve">village. Un groupe de G.R.D à cheval nous double. — Au galop ! faites </w:t>
+      </w:r>
+      <w:r>
+        <w:rPr>
+          <w:lang w:val="fr-FR"/>
+        </w:rPr>
+        <w:t>passer</w:t>
+      </w:r>
+      <w:r>
+        <w:rPr>
+          <w:lang w:val="fr-FR"/>
+        </w:rPr>
+        <w:t xml:space="preserve"> ! crient les derniers cavaliers.</w:t>
+      </w:r>
+    </w:p>
+    <w:p>
+      <w:pPr>
+        <w:jc w:val="both"/>
+        <w:rPr>
+          <w:lang w:val="fr-FR"/>
+        </w:rPr>
+      </w:pPr>
+      <w:r>
+        <w:rPr>
+          <w:lang w:val="fr-FR"/>
+        </w:rPr>
+        <w:t>Une côte que nous ne pouvons grimper à deux sur le même vélo. Puis la route s'in</w:t>
+      </w:r>
+      <w:r>
+        <w:rPr>
+          <w:lang w:val="fr-FR"/>
+        </w:rPr>
+        <w:t>cli</w:t>
+      </w:r>
+      <w:r>
+        <w:rPr>
+          <w:lang w:val="fr-FR"/>
+        </w:rPr>
+        <w:t>ne. Hop ! Allons-y ! C'est le moment de pédaler ou jamais car une grêle d'obus tombe sur la route ou aux abords immédiats quelques centaines de mètres en arrière, en plein sur la colonne.</w:t>
+      </w:r>
+    </w:p>
+    <w:p>
+      <w:pPr>
+        <w:jc w:val="both"/>
+        <w:rPr>
+          <w:lang w:val="fr-FR"/>
+        </w:rPr>
+      </w:pPr>
+      <w:r>
+        <w:rPr>
+          <w:lang w:val="fr-FR"/>
+        </w:rPr>
+        <w:t xml:space="preserve">Le tir s'allonge. Les obus nous talonnent presque. Brusquement un fusant éclate à dix mètres du sol, très en avant de nous. Barrage ! </w:t>
+      </w:r>
+      <w:r>
+        <w:rPr>
+          <w:lang w:val="fr-FR"/>
+        </w:rPr>
+        <w:t>—</w:t>
       </w:r>
       <w:r>
         <w:rPr>
@@ -4454,158 +4948,25 @@
         </w:rPr>
         <w:t xml:space="preserve"> </w:t>
       </w:r>
-      <w:r>
-        <w:rPr>
-          <w:lang w:val="fr-FR"/>
-        </w:rPr>
-        <w:t>Puis</w:t>
-      </w:r>
-      <w:r>
-        <w:rPr>
-          <w:lang w:val="fr-FR"/>
-        </w:rPr>
-        <w:t xml:space="preserve"> le laissant seul regarder de son œil noir le plateau environnant nous nous couchons tous auprès des arbres. </w:t>
-      </w:r>
-    </w:p>
-    <w:p>
-      <w:pPr>
-        <w:jc w:val="both"/>
-        <w:rPr>
-          <w:lang w:val="fr-FR"/>
-        </w:rPr>
-      </w:pPr>
-      <w:r>
-        <w:rPr>
-          <w:lang w:val="fr-FR"/>
-        </w:rPr>
-        <w:t xml:space="preserve">Le coucou survole le bois. L'artillerie ne va pas tarder à tonner dans ce coin. </w:t>
-      </w:r>
-    </w:p>
-    <w:p>
-      <w:pPr>
-        <w:jc w:val="both"/>
-        <w:rPr>
-          <w:lang w:val="fr-FR"/>
-        </w:rPr>
-      </w:pPr>
-      <w:r>
-        <w:rPr>
-          <w:lang w:val="fr-FR"/>
-        </w:rPr>
-        <w:t>Le lieutenant qui a le commandement des 3 sections de groupes francs fait le tour du bois. Quelle triste mine il fait ! Les yeux caves, les traits tirés, la barbe de quinze jours. Alors qu'il était si pimpant à Ringendorf, dans son costume fantoche surmonté d'un képi flamboyant. Il se prenait pour quelqu'un alors, et nous le faisions voir. Maintenant c'est un pauvre type comme nous.</w:t>
-      </w:r>
-    </w:p>
-    <w:p>
-      <w:pPr>
-        <w:jc w:val="both"/>
-        <w:rPr>
-          <w:lang w:val="fr-FR"/>
-        </w:rPr>
-      </w:pPr>
-      <w:r>
-        <w:rPr>
-          <w:lang w:val="fr-FR"/>
-        </w:rPr>
-        <w:t>Buisson revient. Ordre de repli.</w:t>
-      </w:r>
-    </w:p>
-    <w:p>
-      <w:pPr>
-        <w:jc w:val="both"/>
-        <w:rPr>
-          <w:lang w:val="fr-FR"/>
-        </w:rPr>
-      </w:pPr>
-      <w:r>
-        <w:rPr>
-          <w:lang w:val="fr-FR"/>
-        </w:rPr>
-        <w:t>— Ah ! quand même !</w:t>
-      </w:r>
-    </w:p>
-    <w:p>
-      <w:pPr>
-        <w:jc w:val="both"/>
-        <w:rPr>
-          <w:lang w:val="fr-FR"/>
-        </w:rPr>
-      </w:pPr>
-      <w:r>
-        <w:rPr>
-          <w:lang w:val="fr-FR"/>
-        </w:rPr>
-        <w:t xml:space="preserve">Nous sortons du bois. Des balles sifflent qui viennent d'on ne sait </w:t>
-      </w:r>
-      <w:r>
-        <w:rPr>
-          <w:lang w:val="fr-FR"/>
-        </w:rPr>
-        <w:t>où</w:t>
-      </w:r>
-      <w:r>
-        <w:rPr>
-          <w:lang w:val="fr-FR"/>
-        </w:rPr>
-        <w:t xml:space="preserve"> et, dans les champs, marchent des hommes qu'on ne peut identifier. Nous redescendons vers le village. Un groupe de G.R.D à cheval nous double. — Au galop ! faites </w:t>
-      </w:r>
-      <w:r>
-        <w:rPr>
-          <w:lang w:val="fr-FR"/>
-        </w:rPr>
-        <w:t>passer</w:t>
-      </w:r>
-      <w:r>
-        <w:rPr>
-          <w:lang w:val="fr-FR"/>
-        </w:rPr>
-        <w:t xml:space="preserve"> ! crient les derniers cavaliers.</w:t>
-      </w:r>
-    </w:p>
-    <w:p>
-      <w:pPr>
-        <w:jc w:val="both"/>
-        <w:rPr>
-          <w:lang w:val="fr-FR"/>
-        </w:rPr>
-      </w:pPr>
-      <w:r>
-        <w:rPr>
-          <w:lang w:val="fr-FR"/>
-        </w:rPr>
-        <w:lastRenderedPageBreak/>
-        <w:t>Une côte que nous ne pouvons grimper à deux sur le même vélo. Puis la route s'in</w:t>
-      </w:r>
-      <w:r>
-        <w:rPr>
-          <w:lang w:val="fr-FR"/>
-        </w:rPr>
-        <w:t>cli</w:t>
-      </w:r>
-      <w:r>
-        <w:rPr>
-          <w:lang w:val="fr-FR"/>
-        </w:rPr>
-        <w:t>ne. Hop ! Allons-y ! C'est le moment de pédaler ou jamais car une grêle d'obus tombe sur la route ou aux abords immédiats quelques centaines de mètres en arrière, en plein sur la colonne.</w:t>
-      </w:r>
-    </w:p>
-    <w:p>
-      <w:pPr>
-        <w:jc w:val="both"/>
-        <w:rPr>
-          <w:lang w:val="fr-FR"/>
-        </w:rPr>
-      </w:pPr>
-      <w:r>
-        <w:rPr>
-          <w:lang w:val="fr-FR"/>
-        </w:rPr>
-        <w:t xml:space="preserve">Le tir s'allonge. Les obus nous talonnent presque. Brusquement un fusant éclate à dix mètres du sol, très en avant de nous. Barrage ! </w:t>
-      </w:r>
-      <w:r>
-        <w:rPr>
-          <w:lang w:val="fr-FR"/>
-        </w:rPr>
-        <w:t>—</w:t>
+      <w:proofErr w:type="gramStart"/>
+      <w:r>
+        <w:rPr>
+          <w:lang w:val="fr-FR"/>
+        </w:rPr>
+        <w:t>Ca</w:t>
+      </w:r>
+      <w:proofErr w:type="gramEnd"/>
+      <w:r>
+        <w:rPr>
+          <w:lang w:val="fr-FR"/>
+        </w:rPr>
+        <w:t xml:space="preserve"> y est on est encadrés ! </w:t>
+      </w:r>
+      <w:r>
+        <w:rPr>
+          <w:lang w:val="fr-FR"/>
+        </w:rPr>
+        <w:t>Si</w:t>
       </w:r>
       <w:r>
         <w:rPr>
@@ -4617,24 +4978,6 @@
         <w:rPr>
           <w:lang w:val="fr-FR"/>
         </w:rPr>
-        <w:t xml:space="preserve">Ca y est on est encadrés ! </w:t>
-      </w:r>
-      <w:r>
-        <w:rPr>
-          <w:lang w:val="fr-FR"/>
-        </w:rPr>
-        <w:t>Si</w:t>
-      </w:r>
-      <w:r>
-        <w:rPr>
-          <w:lang w:val="fr-FR"/>
-        </w:rPr>
-        <w:t xml:space="preserve"> </w:t>
-      </w:r>
-      <w:r>
-        <w:rPr>
-          <w:lang w:val="fr-FR"/>
-        </w:rPr>
         <w:t>on</w:t>
       </w:r>
       <w:r>
@@ -4683,6 +5026,7 @@
         </w:rPr>
         <w:t xml:space="preserve">Quelle </w:t>
       </w:r>
+      <w:proofErr w:type="spellStart"/>
       <w:r>
         <w:rPr>
           <w:lang w:val="fr-FR"/>
@@ -4701,6 +5045,7 @@
         </w:rPr>
         <w:t>éance</w:t>
       </w:r>
+      <w:proofErr w:type="spellEnd"/>
       <w:r>
         <w:rPr>
           <w:lang w:val="fr-FR"/>
@@ -4715,11 +5060,33 @@
           <w:lang w:val="fr-FR"/>
         </w:rPr>
       </w:pPr>
-      <w:r>
-        <w:rPr>
-          <w:lang w:val="fr-FR"/>
-        </w:rPr>
-        <w:t>Erize-la-Brulée. Un petit village à un carrefour de routes dont l'une va sur Bar-le-Duc distant de 8 kilomètres.</w:t>
+      <w:proofErr w:type="spellStart"/>
+      <w:r>
+        <w:rPr>
+          <w:lang w:val="fr-FR"/>
+        </w:rPr>
+        <w:t>Erize-la-Brulée</w:t>
+      </w:r>
+      <w:proofErr w:type="spellEnd"/>
+      <w:r>
+        <w:rPr>
+          <w:lang w:val="fr-FR"/>
+        </w:rPr>
+        <w:t xml:space="preserve">. Un petit village à un carrefour de routes dont l'une va </w:t>
+      </w:r>
+      <w:proofErr w:type="gramStart"/>
+      <w:r>
+        <w:rPr>
+          <w:lang w:val="fr-FR"/>
+        </w:rPr>
+        <w:t>sur</w:t>
+      </w:r>
+      <w:proofErr w:type="gramEnd"/>
+      <w:r>
+        <w:rPr>
+          <w:lang w:val="fr-FR"/>
+        </w:rPr>
+        <w:t xml:space="preserve"> Bar-le-Duc distant de 8 kilomètres.</w:t>
       </w:r>
     </w:p>
     <w:p>
@@ -4830,6 +5197,25 @@
           <w:lang w:val="fr-FR"/>
         </w:rPr>
         <w:lastRenderedPageBreak/>
+        <w:t>[…]</w:t>
+      </w:r>
+      <w:r>
+        <w:rPr>
+          <w:rStyle w:val="Appelnotedebasdep"/>
+          <w:lang w:val="fr-FR"/>
+        </w:rPr>
+        <w:footnoteReference w:id="3"/>
+      </w:r>
+      <w:r>
+        <w:rPr>
+          <w:lang w:val="fr-FR"/>
+        </w:rPr>
+        <w:t xml:space="preserve"> </w:t>
+      </w:r>
+      <w:r>
+        <w:rPr>
+          <w:lang w:val="fr-FR"/>
+        </w:rPr>
         <w:t xml:space="preserve">à nos pieds. Nous courons nous abriter derrière les murs où André qui a su lui aussi se décider à laisser le cheval nous rejoint. </w:t>
       </w:r>
     </w:p>
@@ -4888,6 +5274,7 @@
         </w:rPr>
         <w:t xml:space="preserve">Je le regarde </w:t>
       </w:r>
+      <w:proofErr w:type="gramStart"/>
       <w:r>
         <w:rPr>
           <w:lang w:val="fr-FR"/>
@@ -4900,6 +5287,7 @@
         </w:rPr>
         <w:t>é</w:t>
       </w:r>
+      <w:proofErr w:type="gramEnd"/>
       <w:r>
         <w:rPr>
           <w:lang w:val="fr-FR"/>
@@ -4974,7 +5362,21 @@
         <w:rPr>
           <w:lang w:val="fr-FR"/>
         </w:rPr>
-        <w:t xml:space="preserve">— Mais non mon vieux, mais non ! Ne t'affole pas. Ca ne sera </w:t>
+        <w:t xml:space="preserve">— Mais non mon vieux, mais non ! Ne t'affole pas. </w:t>
+      </w:r>
+      <w:proofErr w:type="gramStart"/>
+      <w:r>
+        <w:rPr>
+          <w:lang w:val="fr-FR"/>
+        </w:rPr>
+        <w:t>Ca</w:t>
+      </w:r>
+      <w:proofErr w:type="gramEnd"/>
+      <w:r>
+        <w:rPr>
+          <w:lang w:val="fr-FR"/>
+        </w:rPr>
+        <w:t xml:space="preserve"> ne sera </w:t>
       </w:r>
       <w:r>
         <w:rPr>
@@ -5026,6 +5428,7 @@
         <w:rPr>
           <w:lang w:val="fr-FR"/>
         </w:rPr>
+        <w:lastRenderedPageBreak/>
         <w:t xml:space="preserve">Nous enroulons deux pansements individuels autour de son corps sur les deux trous. </w:t>
       </w:r>
     </w:p>
@@ -5040,94 +5443,322 @@
         <w:rPr>
           <w:lang w:val="fr-FR"/>
         </w:rPr>
+        <w:t xml:space="preserve">Pendant qu'André assujettit les pansements je </w:t>
+      </w:r>
+      <w:r>
+        <w:rPr>
+          <w:lang w:val="fr-FR"/>
+        </w:rPr>
+        <w:t>décide</w:t>
+      </w:r>
+      <w:r>
+        <w:rPr>
+          <w:lang w:val="fr-FR"/>
+        </w:rPr>
+        <w:t xml:space="preserve"> qu'on attendrait là les </w:t>
+      </w:r>
+      <w:r>
+        <w:rPr>
+          <w:lang w:val="fr-FR"/>
+        </w:rPr>
+        <w:t>Allemands</w:t>
+      </w:r>
+      <w:r>
+        <w:rPr>
+          <w:lang w:val="fr-FR"/>
+        </w:rPr>
+        <w:t xml:space="preserve"> puisque nous ne pourrons ni emporter </w:t>
+      </w:r>
+      <w:r>
+        <w:rPr>
+          <w:lang w:val="fr-FR"/>
+        </w:rPr>
+        <w:t>Bui</w:t>
+      </w:r>
+      <w:r>
+        <w:rPr>
+          <w:lang w:val="fr-FR"/>
+        </w:rPr>
+        <w:t>ss</w:t>
+      </w:r>
+      <w:r>
+        <w:rPr>
+          <w:lang w:val="fr-FR"/>
+        </w:rPr>
+        <w:t>on</w:t>
+      </w:r>
+      <w:r>
+        <w:rPr>
+          <w:lang w:val="fr-FR"/>
+        </w:rPr>
+        <w:t xml:space="preserve"> ni l'abandonner. Je commence même à me </w:t>
+      </w:r>
+      <w:r>
+        <w:rPr>
+          <w:lang w:val="fr-FR"/>
+        </w:rPr>
+        <w:t>débarrasser</w:t>
+      </w:r>
+      <w:r>
+        <w:rPr>
+          <w:lang w:val="fr-FR"/>
+        </w:rPr>
+        <w:t xml:space="preserve"> de ce qui me reste d'</w:t>
+      </w:r>
+      <w:r>
+        <w:rPr>
+          <w:lang w:val="fr-FR"/>
+        </w:rPr>
+        <w:t>équipement</w:t>
+      </w:r>
+      <w:r>
+        <w:rPr>
+          <w:lang w:val="fr-FR"/>
+        </w:rPr>
+        <w:t xml:space="preserve">. </w:t>
+      </w:r>
+    </w:p>
+    <w:p>
+      <w:pPr>
+        <w:jc w:val="both"/>
+        <w:rPr>
+          <w:lang w:val="fr-FR"/>
+        </w:rPr>
+      </w:pPr>
+      <w:r>
+        <w:rPr>
+          <w:lang w:val="fr-FR"/>
+        </w:rPr>
+        <w:t xml:space="preserve">Mais juste à ce moment arrive un motocycliste providentiel. Il s'arrête et nous demande si le blessé pourra tenir le coup sur le </w:t>
+      </w:r>
+      <w:r>
+        <w:rPr>
+          <w:lang w:val="fr-FR"/>
+        </w:rPr>
+        <w:t>tansad</w:t>
+      </w:r>
+      <w:r>
+        <w:rPr>
+          <w:lang w:val="fr-FR"/>
+        </w:rPr>
+        <w:t xml:space="preserve">. Buisson nous fait signe que oui. La moto démarre. Nous nous hâtons à notre tour vers le haut de la côte. </w:t>
+      </w:r>
+    </w:p>
+    <w:p>
+      <w:pPr>
+        <w:jc w:val="both"/>
+        <w:rPr>
+          <w:lang w:val="fr-FR"/>
+        </w:rPr>
+      </w:pPr>
+      <w:r>
+        <w:rPr>
+          <w:lang w:val="fr-FR"/>
+        </w:rPr>
+        <w:t>—</w:t>
+      </w:r>
+      <w:r>
+        <w:rPr>
+          <w:lang w:val="fr-FR"/>
+        </w:rPr>
+        <w:t xml:space="preserve"> </w:t>
+      </w:r>
+      <w:r>
+        <w:rPr>
+          <w:lang w:val="fr-FR"/>
+        </w:rPr>
+        <w:t>Pauvre Buisson ! Crois-tu qu'il s'en tirera ?</w:t>
+      </w:r>
+    </w:p>
+    <w:p>
+      <w:pPr>
+        <w:jc w:val="both"/>
+        <w:rPr>
+          <w:lang w:val="fr-FR"/>
+        </w:rPr>
+      </w:pPr>
+      <w:r>
+        <w:rPr>
+          <w:lang w:val="fr-FR"/>
+        </w:rPr>
+        <w:t xml:space="preserve">— </w:t>
+      </w:r>
+      <w:r>
+        <w:rPr>
+          <w:lang w:val="fr-FR"/>
+        </w:rPr>
+        <w:t>H</w:t>
+      </w:r>
+      <w:r>
+        <w:rPr>
+          <w:lang w:val="fr-FR"/>
+        </w:rPr>
+        <w:t xml:space="preserve">um : </w:t>
+      </w:r>
+      <w:r>
+        <w:rPr>
+          <w:lang w:val="fr-FR"/>
+        </w:rPr>
+        <w:t>Ça</w:t>
+      </w:r>
+      <w:r>
+        <w:rPr>
+          <w:lang w:val="fr-FR"/>
+        </w:rPr>
+        <w:t xml:space="preserve"> m'étonnerait</w:t>
+      </w:r>
+      <w:r>
+        <w:rPr>
+          <w:lang w:val="fr-FR"/>
+        </w:rPr>
+        <w:t>.</w:t>
+      </w:r>
+    </w:p>
+    <w:p>
+      <w:pPr>
+        <w:jc w:val="both"/>
+        <w:rPr>
+          <w:lang w:val="fr-FR"/>
+        </w:rPr>
+      </w:pPr>
+      <w:r>
+        <w:rPr>
+          <w:lang w:val="fr-FR"/>
+        </w:rPr>
+        <w:t xml:space="preserve">En haut de la côte, un G.R.D. motorisé est éparpillé dans les prés. </w:t>
+      </w:r>
+    </w:p>
+    <w:p>
+      <w:pPr>
+        <w:jc w:val="both"/>
+        <w:rPr>
+          <w:lang w:val="fr-FR"/>
+        </w:rPr>
+      </w:pPr>
+      <w:r>
+        <w:rPr>
+          <w:lang w:val="fr-FR"/>
+        </w:rPr>
+        <w:t>Je ne pensais pas qu'il y aurait encore du monde par là. Dans un side-car abandonné au bord de la route nous prenons un paquet de biscuits et une bouteille de mirabelles. Nous ingurgitons le tout en continuant notre marche. Les survivants du G.R.D. à cheval sont rassemblés à l'entrée d'un bois. Beaucoup de chevaux manquent de Cavalier.</w:t>
+      </w:r>
+    </w:p>
+    <w:p>
+      <w:pPr>
+        <w:jc w:val="both"/>
+        <w:rPr>
+          <w:lang w:val="fr-FR"/>
+        </w:rPr>
+      </w:pPr>
+      <w:r>
+        <w:rPr>
+          <w:lang w:val="fr-FR"/>
+        </w:rPr>
+        <w:t>— Tiens, un général !</w:t>
+      </w:r>
+    </w:p>
+    <w:p>
+      <w:pPr>
+        <w:jc w:val="both"/>
+        <w:rPr>
+          <w:lang w:val="fr-FR"/>
+        </w:rPr>
+      </w:pPr>
+      <w:proofErr w:type="gramStart"/>
+      <w:r>
+        <w:rPr>
+          <w:lang w:val="fr-FR"/>
+        </w:rPr>
+        <w:t>Un vieux général converse</w:t>
+      </w:r>
+      <w:proofErr w:type="gramEnd"/>
+      <w:r>
+        <w:rPr>
+          <w:lang w:val="fr-FR"/>
+        </w:rPr>
+        <w:t xml:space="preserve"> avec ses officiers. Nous ne nous attardons pas à le regarder. André reluque plutôt ses chevaux.</w:t>
+      </w:r>
+    </w:p>
+    <w:p>
+      <w:pPr>
+        <w:jc w:val="both"/>
+        <w:rPr>
+          <w:lang w:val="fr-FR"/>
+        </w:rPr>
+      </w:pPr>
+      <w:r>
+        <w:rPr>
+          <w:lang w:val="fr-FR"/>
+        </w:rPr>
+        <w:t>— Dis donc, qu'il me fit, si on en demandait un ?</w:t>
+      </w:r>
+    </w:p>
+    <w:p>
+      <w:pPr>
+        <w:jc w:val="both"/>
+        <w:rPr>
+          <w:lang w:val="fr-FR"/>
+        </w:rPr>
+      </w:pPr>
+      <w:r>
+        <w:rPr>
+          <w:lang w:val="fr-FR"/>
+        </w:rPr>
         <w:lastRenderedPageBreak/>
-        <w:t xml:space="preserve">Pendant qu'André assujettit les pansements je </w:t>
-      </w:r>
-      <w:r>
-        <w:rPr>
-          <w:lang w:val="fr-FR"/>
-        </w:rPr>
-        <w:t>décide</w:t>
-      </w:r>
-      <w:r>
-        <w:rPr>
-          <w:lang w:val="fr-FR"/>
-        </w:rPr>
-        <w:t xml:space="preserve"> qu'on attendrait là les </w:t>
-      </w:r>
-      <w:r>
-        <w:rPr>
-          <w:lang w:val="fr-FR"/>
-        </w:rPr>
-        <w:t>Allemands</w:t>
-      </w:r>
-      <w:r>
-        <w:rPr>
-          <w:lang w:val="fr-FR"/>
-        </w:rPr>
-        <w:t xml:space="preserve"> puisque nous ne pourrons ni emporter </w:t>
-      </w:r>
-      <w:r>
-        <w:rPr>
-          <w:lang w:val="fr-FR"/>
-        </w:rPr>
-        <w:t>Bui</w:t>
-      </w:r>
-      <w:r>
-        <w:rPr>
-          <w:lang w:val="fr-FR"/>
-        </w:rPr>
-        <w:t>ss</w:t>
-      </w:r>
-      <w:r>
-        <w:rPr>
-          <w:lang w:val="fr-FR"/>
-        </w:rPr>
-        <w:t>on</w:t>
-      </w:r>
-      <w:r>
-        <w:rPr>
-          <w:lang w:val="fr-FR"/>
-        </w:rPr>
-        <w:t xml:space="preserve"> ni l'abandonner. Je commence même à me </w:t>
-      </w:r>
-      <w:r>
-        <w:rPr>
-          <w:lang w:val="fr-FR"/>
-        </w:rPr>
-        <w:t>débarrasser</w:t>
-      </w:r>
-      <w:r>
-        <w:rPr>
-          <w:lang w:val="fr-FR"/>
-        </w:rPr>
-        <w:t xml:space="preserve"> de ce qui me reste d'</w:t>
-      </w:r>
-      <w:r>
-        <w:rPr>
-          <w:lang w:val="fr-FR"/>
-        </w:rPr>
-        <w:t>équipement</w:t>
-      </w:r>
-      <w:r>
-        <w:rPr>
-          <w:lang w:val="fr-FR"/>
-        </w:rPr>
-        <w:t xml:space="preserve">. </w:t>
-      </w:r>
-    </w:p>
-    <w:p>
-      <w:pPr>
-        <w:jc w:val="both"/>
-        <w:rPr>
-          <w:lang w:val="fr-FR"/>
-        </w:rPr>
-      </w:pPr>
-      <w:r>
-        <w:rPr>
-          <w:lang w:val="fr-FR"/>
-        </w:rPr>
-        <w:t xml:space="preserve">Mais juste à ce moment arrive un motocycliste providentiel. Il s'arrête et nous demande si le blessé pourra tenir le coup sur le </w:t>
+        <w:t>Je ne suis pas bien chaud mais je le laisse faire.</w:t>
+      </w:r>
+    </w:p>
+    <w:p>
+      <w:pPr>
+        <w:jc w:val="both"/>
+        <w:rPr>
+          <w:lang w:val="fr-FR"/>
+        </w:rPr>
+      </w:pPr>
+      <w:r>
+        <w:rPr>
+          <w:lang w:val="fr-FR"/>
+        </w:rPr>
+        <w:t>On nous refuse deux chevaux. Le G.R.D. démarre au galop. Beaucoup de selles sont vides.</w:t>
+      </w:r>
+    </w:p>
+    <w:p>
+      <w:pPr>
+        <w:jc w:val="both"/>
+        <w:rPr>
+          <w:lang w:val="fr-FR"/>
+        </w:rPr>
+      </w:pPr>
+      <w:r>
+        <w:rPr>
+          <w:lang w:val="fr-FR"/>
+        </w:rPr>
+        <w:t xml:space="preserve">— Bande de vaches ! </w:t>
+      </w:r>
+    </w:p>
+    <w:p>
+      <w:pPr>
+        <w:jc w:val="both"/>
+        <w:rPr>
+          <w:lang w:val="fr-FR"/>
+        </w:rPr>
+      </w:pPr>
+      <w:r>
+        <w:rPr>
+          <w:lang w:val="fr-FR"/>
+        </w:rPr>
+        <w:t xml:space="preserve">C'est au tour des </w:t>
+      </w:r>
+      <w:r>
+        <w:rPr>
+          <w:lang w:val="fr-FR"/>
+        </w:rPr>
+        <w:t>autos-cars</w:t>
+      </w:r>
+      <w:r>
+        <w:rPr>
+          <w:lang w:val="fr-FR"/>
+        </w:rPr>
+        <w:t xml:space="preserve"> de nous dépasser. Nous hélons tous ceux qui ne sont pas trop chargés. Enfin il y en a un qui s'arrête. J'enfourche le </w:t>
       </w:r>
       <w:r>
         <w:rPr>
@@ -5139,227 +5770,6 @@
         <w:rPr>
           <w:lang w:val="fr-FR"/>
         </w:rPr>
-        <w:t xml:space="preserve">. Buisson nous fait signe que oui. La moto démarre. Nous nous hâtons à notre tour vers le haut de la côte. </w:t>
-      </w:r>
-    </w:p>
-    <w:p>
-      <w:pPr>
-        <w:jc w:val="both"/>
-        <w:rPr>
-          <w:lang w:val="fr-FR"/>
-        </w:rPr>
-      </w:pPr>
-      <w:r>
-        <w:rPr>
-          <w:lang w:val="fr-FR"/>
-        </w:rPr>
-        <w:t>—</w:t>
-      </w:r>
-      <w:r>
-        <w:rPr>
-          <w:lang w:val="fr-FR"/>
-        </w:rPr>
-        <w:t xml:space="preserve"> </w:t>
-      </w:r>
-      <w:r>
-        <w:rPr>
-          <w:lang w:val="fr-FR"/>
-        </w:rPr>
-        <w:t>Pauvre Buisson ! Crois-tu qu'il s'en tirera ?</w:t>
-      </w:r>
-    </w:p>
-    <w:p>
-      <w:pPr>
-        <w:jc w:val="both"/>
-        <w:rPr>
-          <w:lang w:val="fr-FR"/>
-        </w:rPr>
-      </w:pPr>
-      <w:r>
-        <w:rPr>
-          <w:lang w:val="fr-FR"/>
-        </w:rPr>
-        <w:t xml:space="preserve">— </w:t>
-      </w:r>
-      <w:r>
-        <w:rPr>
-          <w:lang w:val="fr-FR"/>
-        </w:rPr>
-        <w:t>H</w:t>
-      </w:r>
-      <w:r>
-        <w:rPr>
-          <w:lang w:val="fr-FR"/>
-        </w:rPr>
-        <w:t xml:space="preserve">um : </w:t>
-      </w:r>
-      <w:r>
-        <w:rPr>
-          <w:lang w:val="fr-FR"/>
-        </w:rPr>
-        <w:t>Ça</w:t>
-      </w:r>
-      <w:r>
-        <w:rPr>
-          <w:lang w:val="fr-FR"/>
-        </w:rPr>
-        <w:t xml:space="preserve"> m'étonnerait</w:t>
-      </w:r>
-      <w:r>
-        <w:rPr>
-          <w:lang w:val="fr-FR"/>
-        </w:rPr>
-        <w:t>.</w:t>
-      </w:r>
-    </w:p>
-    <w:p>
-      <w:pPr>
-        <w:jc w:val="both"/>
-        <w:rPr>
-          <w:lang w:val="fr-FR"/>
-        </w:rPr>
-      </w:pPr>
-      <w:r>
-        <w:rPr>
-          <w:lang w:val="fr-FR"/>
-        </w:rPr>
-        <w:t xml:space="preserve">En haut de la côte, un G.R.D. motorisé est éparpillé dans les prés. </w:t>
-      </w:r>
-    </w:p>
-    <w:p>
-      <w:pPr>
-        <w:jc w:val="both"/>
-        <w:rPr>
-          <w:lang w:val="fr-FR"/>
-        </w:rPr>
-      </w:pPr>
-      <w:r>
-        <w:rPr>
-          <w:lang w:val="fr-FR"/>
-        </w:rPr>
-        <w:t>Je ne pensais pas qu'il y aurait encore du monde par là. Dans un side-car abandonné au bord de la route nous prenons un paquet de biscuits et une bouteille de mirabelles. Nous ingurgitons le tout en continuant notre marche. Les survivants du G.R.D. à cheval sont rassemblés à l'entrée d'un bois. Beaucoup de chevaux manquent de Cavalier.</w:t>
-      </w:r>
-    </w:p>
-    <w:p>
-      <w:pPr>
-        <w:jc w:val="both"/>
-        <w:rPr>
-          <w:lang w:val="fr-FR"/>
-        </w:rPr>
-      </w:pPr>
-      <w:r>
-        <w:rPr>
-          <w:lang w:val="fr-FR"/>
-        </w:rPr>
-        <w:t>— Tiens, un général !</w:t>
-      </w:r>
-    </w:p>
-    <w:p>
-      <w:pPr>
-        <w:jc w:val="both"/>
-        <w:rPr>
-          <w:lang w:val="fr-FR"/>
-        </w:rPr>
-      </w:pPr>
-      <w:r>
-        <w:rPr>
-          <w:lang w:val="fr-FR"/>
-        </w:rPr>
-        <w:t>Un vieux général converse avec ses officiers. Nous ne nous attardons pas à le regarder. André reluque plutôt ses chevaux.</w:t>
-      </w:r>
-    </w:p>
-    <w:p>
-      <w:pPr>
-        <w:jc w:val="both"/>
-        <w:rPr>
-          <w:lang w:val="fr-FR"/>
-        </w:rPr>
-      </w:pPr>
-      <w:r>
-        <w:rPr>
-          <w:lang w:val="fr-FR"/>
-        </w:rPr>
-        <w:t>— Dis donc, qu'il me fit, si on en demandait un ?</w:t>
-      </w:r>
-    </w:p>
-    <w:p>
-      <w:pPr>
-        <w:jc w:val="both"/>
-        <w:rPr>
-          <w:lang w:val="fr-FR"/>
-        </w:rPr>
-      </w:pPr>
-      <w:r>
-        <w:rPr>
-          <w:lang w:val="fr-FR"/>
-        </w:rPr>
-        <w:t>Je ne suis pas bien chaud mais je le laisse faire.</w:t>
-      </w:r>
-    </w:p>
-    <w:p>
-      <w:pPr>
-        <w:jc w:val="both"/>
-        <w:rPr>
-          <w:lang w:val="fr-FR"/>
-        </w:rPr>
-      </w:pPr>
-      <w:r>
-        <w:rPr>
-          <w:lang w:val="fr-FR"/>
-        </w:rPr>
-        <w:lastRenderedPageBreak/>
-        <w:t>On nous refuse deux chevaux. Le G.R.D. démarre au galop. Beaucoup de selles sont vides.</w:t>
-      </w:r>
-    </w:p>
-    <w:p>
-      <w:pPr>
-        <w:jc w:val="both"/>
-        <w:rPr>
-          <w:lang w:val="fr-FR"/>
-        </w:rPr>
-      </w:pPr>
-      <w:r>
-        <w:rPr>
-          <w:lang w:val="fr-FR"/>
-        </w:rPr>
-        <w:t xml:space="preserve">— Bande de vaches ! </w:t>
-      </w:r>
-    </w:p>
-    <w:p>
-      <w:pPr>
-        <w:jc w:val="both"/>
-        <w:rPr>
-          <w:lang w:val="fr-FR"/>
-        </w:rPr>
-      </w:pPr>
-      <w:r>
-        <w:rPr>
-          <w:lang w:val="fr-FR"/>
-        </w:rPr>
-        <w:t xml:space="preserve">C'est au tour des </w:t>
-      </w:r>
-      <w:r>
-        <w:rPr>
-          <w:lang w:val="fr-FR"/>
-        </w:rPr>
-        <w:t>autos-cars</w:t>
-      </w:r>
-      <w:r>
-        <w:rPr>
-          <w:lang w:val="fr-FR"/>
-        </w:rPr>
-        <w:t xml:space="preserve"> de nous dépasser. Nous hélons tous ceux qui ne sont pas trop chargés. Enfin il y en a un qui s'arrête. J'enfourche le </w:t>
-      </w:r>
-      <w:r>
-        <w:rPr>
-          <w:lang w:val="fr-FR"/>
-        </w:rPr>
-        <w:t>tansad</w:t>
-      </w:r>
-      <w:r>
-        <w:rPr>
-          <w:lang w:val="fr-FR"/>
-        </w:rPr>
         <w:t xml:space="preserve">, </w:t>
       </w:r>
       <w:r>
@@ -5454,7 +5864,21 @@
         <w:rPr>
           <w:lang w:val="fr-FR"/>
         </w:rPr>
-        <w:t xml:space="preserve"> L'herbe piétinée, le sol foulé et marqué d'empreintes de sabots de Chevaux indiquent un campement récent. Des artilleurs sans doute. Pourquoi ont-ils laissé cette moto? Le réservoir est plein d'essence. Un coup sur la pédale. Le moteur pétarade. </w:t>
+        <w:t xml:space="preserve"> L'herbe piétinée, le sol foulé et marqué d'empreintes de sabots de Chevaux indiquent un campement récent. Des artilleurs sans doute. Pourquoi ont-ils laissé cette </w:t>
+      </w:r>
+      <w:proofErr w:type="gramStart"/>
+      <w:r>
+        <w:rPr>
+          <w:lang w:val="fr-FR"/>
+        </w:rPr>
+        <w:t>moto?</w:t>
+      </w:r>
+      <w:proofErr w:type="gramEnd"/>
+      <w:r>
+        <w:rPr>
+          <w:lang w:val="fr-FR"/>
+        </w:rPr>
+        <w:t xml:space="preserve"> Le réservoir est plein d'essence. Un coup sur la pédale. Le moteur pétarade. </w:t>
       </w:r>
     </w:p>
     <w:p>
@@ -5615,14 +6039,21 @@
         <w:rPr>
           <w:lang w:val="fr-FR"/>
         </w:rPr>
-        <w:t xml:space="preserve">Nous rejoignons la grand route qui conduit à Commercy. Quel embouteillage sur cette route qui charrie des canons de grosses </w:t>
-      </w:r>
-      <w:commentRangeStart w:id="2"/>
-      <w:r>
-        <w:rPr>
-          <w:lang w:val="fr-FR"/>
-        </w:rPr>
-        <w:t xml:space="preserve">voitures </w:t>
+        <w:t xml:space="preserve">Nous rejoignons </w:t>
+      </w:r>
+      <w:proofErr w:type="gramStart"/>
+      <w:r>
+        <w:rPr>
+          <w:lang w:val="fr-FR"/>
+        </w:rPr>
+        <w:t>la grand route</w:t>
+      </w:r>
+      <w:proofErr w:type="gramEnd"/>
+      <w:r>
+        <w:rPr>
+          <w:lang w:val="fr-FR"/>
+        </w:rPr>
+        <w:t xml:space="preserve"> qui conduit à Commercy. Quel embouteillage sur cette route qui charrie des canons de grosses voitures </w:t>
       </w:r>
       <w:r>
         <w:rPr>
@@ -5630,15 +6061,12 @@
         </w:rPr>
         <w:t>Hippo</w:t>
       </w:r>
-      <w:commentRangeEnd w:id="2"/>
-      <w:r>
-        <w:rPr>
-          <w:rStyle w:val="Marquedecommentaire"/>
-          <w:sz w:val="28"/>
-          <w:szCs w:val="22"/>
-          <w:lang w:val="fr-FR"/>
-        </w:rPr>
-        <w:commentReference w:id="2"/>
+      <w:r>
+        <w:rPr>
+          <w:rStyle w:val="Appelnotedebasdep"/>
+          <w:lang w:val="fr-FR"/>
+        </w:rPr>
+        <w:footnoteReference w:id="4"/>
       </w:r>
       <w:r>
         <w:rPr>
@@ -5706,6 +6134,7 @@
         <w:rPr>
           <w:lang w:val="fr-FR"/>
         </w:rPr>
+        <w:lastRenderedPageBreak/>
         <w:t>rares éclaircie</w:t>
       </w:r>
       <w:r>
@@ -5726,130 +6155,444 @@
         <w:rPr>
           <w:lang w:val="fr-FR"/>
         </w:rPr>
-        <w:t xml:space="preserve">Une ville. Une route adjacente déverse sur notre route des colonnes compactes. Pour peu qu'on reçoive encore </w:t>
-      </w:r>
+        <w:t xml:space="preserve">Une ville. Une route adjacente déverse sur notre route des colonnes compactes. Pour peu qu'on reçoive encore quelques </w:t>
+      </w:r>
+      <w:r>
+        <w:rPr>
+          <w:lang w:val="fr-FR"/>
+        </w:rPr>
+        <w:t>affluant</w:t>
+      </w:r>
+      <w:r>
+        <w:rPr>
+          <w:lang w:val="fr-FR"/>
+        </w:rPr>
+        <w:t xml:space="preserve"> de ce genre j'aurai du mal à insinuer notre bolide entre les chevaux à crottin et ceux à vapeur. </w:t>
+      </w:r>
+      <w:r>
+        <w:rPr>
+          <w:lang w:val="fr-FR"/>
+        </w:rPr>
+        <w:t xml:space="preserve">— </w:t>
+      </w:r>
+      <w:r>
+        <w:rPr>
+          <w:lang w:val="fr-FR"/>
+        </w:rPr>
+        <w:t>Tiens</w:t>
+      </w:r>
+      <w:r>
+        <w:rPr>
+          <w:lang w:val="fr-FR"/>
+        </w:rPr>
+        <w:t xml:space="preserve"> des </w:t>
+      </w:r>
+      <w:r>
+        <w:rPr>
+          <w:lang w:val="fr-FR"/>
+        </w:rPr>
+        <w:t>bé</w:t>
+      </w:r>
+      <w:r>
+        <w:rPr>
+          <w:lang w:val="fr-FR"/>
+        </w:rPr>
+        <w:t>r</w:t>
+      </w:r>
+      <w:r>
+        <w:rPr>
+          <w:lang w:val="fr-FR"/>
+        </w:rPr>
+        <w:t>e</w:t>
+      </w:r>
+      <w:r>
+        <w:rPr>
+          <w:lang w:val="fr-FR"/>
+        </w:rPr>
+        <w:t>ts</w:t>
+      </w:r>
+      <w:r>
+        <w:rPr>
+          <w:lang w:val="fr-FR"/>
+        </w:rPr>
+        <w:t xml:space="preserve"> kaki</w:t>
+      </w:r>
+      <w:r>
+        <w:rPr>
+          <w:lang w:val="fr-FR"/>
+        </w:rPr>
+        <w:t xml:space="preserve"> ! Des frontaliers de la ligne Maginot. Qu'est-ce que ça veut dire ?</w:t>
+      </w:r>
+    </w:p>
+    <w:p>
+      <w:pPr>
+        <w:jc w:val="both"/>
+        <w:rPr>
+          <w:lang w:val="fr-FR"/>
+        </w:rPr>
+      </w:pPr>
+      <w:r>
+        <w:rPr>
+          <w:lang w:val="fr-FR"/>
+        </w:rPr>
+        <w:t xml:space="preserve">Embouteillage. Je stoppe. Derrière nous une </w:t>
+      </w:r>
+      <w:r>
+        <w:rPr>
+          <w:lang w:val="fr-FR"/>
+        </w:rPr>
+        <w:t>camionnette</w:t>
+      </w:r>
+      <w:r>
+        <w:rPr>
+          <w:lang w:val="fr-FR"/>
+        </w:rPr>
+        <w:t xml:space="preserve"> bondée</w:t>
+      </w:r>
+      <w:r>
+        <w:rPr>
+          <w:lang w:val="fr-FR"/>
+        </w:rPr>
+        <w:t xml:space="preserve"> ; </w:t>
+      </w:r>
+      <w:r>
+        <w:rPr>
+          <w:lang w:val="fr-FR"/>
+        </w:rPr>
+        <w:t>et, assis sur l'arrière, nous reconnaissons Bu</w:t>
+      </w:r>
+      <w:r>
+        <w:rPr>
+          <w:lang w:val="fr-FR"/>
+        </w:rPr>
+        <w:t>iss</w:t>
+      </w:r>
+      <w:r>
+        <w:rPr>
+          <w:lang w:val="fr-FR"/>
+        </w:rPr>
+        <w:t>on, pâle et crispé. André descend</w:t>
+      </w:r>
+      <w:r>
+        <w:rPr>
+          <w:lang w:val="fr-FR"/>
+        </w:rPr>
+        <w:t>,</w:t>
+      </w:r>
+      <w:r>
+        <w:rPr>
+          <w:lang w:val="fr-FR"/>
+        </w:rPr>
+        <w:t xml:space="preserve"> va lui serrer la main, l'encourager une dernière fois. </w:t>
+      </w:r>
+    </w:p>
+    <w:p>
+      <w:pPr>
+        <w:jc w:val="both"/>
+        <w:rPr>
+          <w:lang w:val="fr-FR"/>
+        </w:rPr>
+      </w:pPr>
+      <w:r>
+        <w:rPr>
+          <w:lang w:val="fr-FR"/>
+        </w:rPr>
+        <w:t>Le bolide ne veut pas repartir.</w:t>
+      </w:r>
+    </w:p>
+    <w:p>
+      <w:pPr>
+        <w:jc w:val="both"/>
+        <w:rPr>
+          <w:lang w:val="fr-FR"/>
+        </w:rPr>
+      </w:pPr>
+      <w:r>
+        <w:rPr>
+          <w:lang w:val="fr-FR"/>
+        </w:rPr>
+        <w:t xml:space="preserve">Par de compression. Le moteur est brûlant. </w:t>
+      </w:r>
+      <w:r>
+        <w:rPr>
+          <w:lang w:val="fr-FR"/>
+        </w:rPr>
+        <w:t>Ça</w:t>
+      </w:r>
+      <w:r>
+        <w:rPr>
+          <w:lang w:val="fr-FR"/>
+        </w:rPr>
+        <w:t xml:space="preserve"> repart </w:t>
+      </w:r>
+      <w:r>
+        <w:rPr>
+          <w:lang w:val="fr-FR"/>
+        </w:rPr>
+        <w:t>quand même</w:t>
+      </w:r>
+      <w:r>
+        <w:rPr>
+          <w:lang w:val="fr-FR"/>
+        </w:rPr>
+        <w:t xml:space="preserve"> et nous continuons à couler dans le flot de « la plus belle armée du monde ». </w:t>
+      </w:r>
+    </w:p>
+    <w:p>
+      <w:pPr>
+        <w:jc w:val="both"/>
+        <w:rPr>
+          <w:lang w:val="fr-FR"/>
+        </w:rPr>
+      </w:pPr>
+      <w:r>
+        <w:rPr>
+          <w:lang w:val="fr-FR"/>
+        </w:rPr>
+        <w:t>Nouvel arrêt pour cause d'embouteillage. Cette fois la pétrolette ne se décide pas à repartir. Elle est morte. Nous la poussons sous le fossé.</w:t>
+      </w:r>
+    </w:p>
+    <w:p>
+      <w:pPr>
+        <w:jc w:val="both"/>
+        <w:rPr>
+          <w:lang w:val="fr-FR"/>
+        </w:rPr>
+      </w:pPr>
+      <w:r>
+        <w:rPr>
+          <w:lang w:val="fr-FR"/>
+        </w:rPr>
+        <w:t xml:space="preserve">Le jour décline. Notre estomac réclame. Depuis hier nous n'avons ingurgité que quelques mirabelles. </w:t>
+      </w:r>
+    </w:p>
+    <w:p>
+      <w:pPr>
+        <w:jc w:val="both"/>
+        <w:rPr>
+          <w:lang w:val="fr-FR"/>
+        </w:rPr>
+      </w:pPr>
+      <w:r>
+        <w:rPr>
+          <w:lang w:val="fr-FR"/>
+        </w:rPr>
+        <w:t xml:space="preserve">Une petite ville. Prospection des caves et de caves. Sur une table traînent encore des restes d'un repas inachevé. </w:t>
+      </w:r>
+      <w:r>
+        <w:rPr>
+          <w:lang w:val="fr-FR"/>
+        </w:rPr>
+        <w:t>Un</w:t>
+      </w:r>
+      <w:r>
+        <w:rPr>
+          <w:lang w:val="fr-FR"/>
+        </w:rPr>
+        <w:t xml:space="preserve"> croûton, une conserve de flageolets, une bouteille de Bordeaux dont nous cassons le goulot contre l'angle du trottoir et nous cassons voracement la croûte. </w:t>
+      </w:r>
+    </w:p>
+    <w:p>
+      <w:pPr>
+        <w:jc w:val="both"/>
+        <w:rPr>
+          <w:lang w:val="fr-FR"/>
+        </w:rPr>
+      </w:pPr>
+      <w:r>
+        <w:rPr>
+          <w:lang w:val="fr-FR"/>
+        </w:rPr>
+        <w:t>Nous repartons dans la nuit. La foule est toujours dense sur la route.</w:t>
+      </w:r>
+    </w:p>
+    <w:p>
+      <w:pPr>
+        <w:jc w:val="both"/>
+        <w:rPr>
+          <w:lang w:val="fr-FR"/>
+        </w:rPr>
+      </w:pPr>
       <w:r>
         <w:rPr>
           <w:lang w:val="fr-FR"/>
         </w:rPr>
         <w:lastRenderedPageBreak/>
-        <w:t xml:space="preserve">quelques </w:t>
-      </w:r>
-      <w:r>
-        <w:rPr>
-          <w:lang w:val="fr-FR"/>
-        </w:rPr>
-        <w:t>affluant</w:t>
-      </w:r>
-      <w:r>
-        <w:rPr>
-          <w:lang w:val="fr-FR"/>
-        </w:rPr>
-        <w:t xml:space="preserve"> de ce genre j'aurai du mal à insinuer notre bolide entre les chevaux à crottin et ceux à vapeur. </w:t>
-      </w:r>
-      <w:r>
-        <w:rPr>
-          <w:lang w:val="fr-FR"/>
-        </w:rPr>
-        <w:t xml:space="preserve">— </w:t>
-      </w:r>
-      <w:r>
-        <w:rPr>
-          <w:lang w:val="fr-FR"/>
-        </w:rPr>
-        <w:t>Tiens</w:t>
-      </w:r>
-      <w:r>
-        <w:rPr>
-          <w:lang w:val="fr-FR"/>
-        </w:rPr>
-        <w:t xml:space="preserve"> des </w:t>
-      </w:r>
-      <w:r>
-        <w:rPr>
-          <w:lang w:val="fr-FR"/>
-        </w:rPr>
-        <w:t>bé</w:t>
-      </w:r>
-      <w:r>
-        <w:rPr>
-          <w:lang w:val="fr-FR"/>
-        </w:rPr>
-        <w:t>r</w:t>
-      </w:r>
-      <w:r>
-        <w:rPr>
-          <w:lang w:val="fr-FR"/>
-        </w:rPr>
-        <w:t>e</w:t>
-      </w:r>
-      <w:r>
-        <w:rPr>
-          <w:lang w:val="fr-FR"/>
-        </w:rPr>
-        <w:t>ts</w:t>
-      </w:r>
-      <w:r>
-        <w:rPr>
-          <w:lang w:val="fr-FR"/>
-        </w:rPr>
-        <w:t xml:space="preserve"> kaki</w:t>
-      </w:r>
-      <w:r>
-        <w:rPr>
-          <w:lang w:val="fr-FR"/>
-        </w:rPr>
-        <w:t xml:space="preserve"> ! Des frontaliers de la ligne Maginot. Qu'est-ce que ça veut dire ?</w:t>
-      </w:r>
-    </w:p>
-    <w:p>
-      <w:pPr>
-        <w:jc w:val="both"/>
-        <w:rPr>
-          <w:lang w:val="fr-FR"/>
-        </w:rPr>
-      </w:pPr>
-      <w:r>
-        <w:rPr>
-          <w:lang w:val="fr-FR"/>
-        </w:rPr>
-        <w:t xml:space="preserve">Embouteillage. Je stoppe. Derrière nous une </w:t>
-      </w:r>
-      <w:r>
-        <w:rPr>
-          <w:lang w:val="fr-FR"/>
-        </w:rPr>
-        <w:t>camionnette</w:t>
-      </w:r>
-      <w:r>
-        <w:rPr>
-          <w:lang w:val="fr-FR"/>
-        </w:rPr>
-        <w:t xml:space="preserve"> bondée</w:t>
-      </w:r>
-      <w:r>
-        <w:rPr>
-          <w:lang w:val="fr-FR"/>
-        </w:rPr>
-        <w:t xml:space="preserve"> ; </w:t>
-      </w:r>
-      <w:r>
-        <w:rPr>
-          <w:lang w:val="fr-FR"/>
-        </w:rPr>
-        <w:t>et, assis sur l'arrière, nous reconnaissons Bu</w:t>
-      </w:r>
-      <w:r>
-        <w:rPr>
-          <w:lang w:val="fr-FR"/>
-        </w:rPr>
-        <w:t>iss</w:t>
-      </w:r>
-      <w:r>
-        <w:rPr>
-          <w:lang w:val="fr-FR"/>
-        </w:rPr>
-        <w:t>on, pâle et crispé. André descend</w:t>
+        <w:t>Commercy.</w:t>
+      </w:r>
+    </w:p>
+    <w:p>
+      <w:pPr>
+        <w:jc w:val="both"/>
+        <w:rPr>
+          <w:lang w:val="fr-FR"/>
+        </w:rPr>
+      </w:pPr>
+      <w:r>
+        <w:rPr>
+          <w:lang w:val="fr-FR"/>
+        </w:rPr>
+        <w:t>— As-tu soif ?</w:t>
+      </w:r>
+    </w:p>
+    <w:p>
+      <w:pPr>
+        <w:jc w:val="both"/>
+        <w:rPr>
+          <w:lang w:val="fr-FR"/>
+        </w:rPr>
+      </w:pPr>
+      <w:r>
+        <w:rPr>
+          <w:lang w:val="fr-FR"/>
+        </w:rPr>
+        <w:t>— J'en ai marre de boire du pinard.</w:t>
+      </w:r>
+    </w:p>
+    <w:p>
+      <w:pPr>
+        <w:jc w:val="both"/>
+        <w:rPr>
+          <w:lang w:val="fr-FR"/>
+        </w:rPr>
+      </w:pPr>
+      <w:r>
+        <w:rPr>
+          <w:lang w:val="fr-FR"/>
+        </w:rPr>
+        <w:t>Ah ! si pou</w:t>
+      </w:r>
+      <w:r>
+        <w:rPr>
+          <w:lang w:val="fr-FR"/>
+        </w:rPr>
+        <w:t>v</w:t>
+      </w:r>
+      <w:r>
+        <w:rPr>
+          <w:lang w:val="fr-FR"/>
+        </w:rPr>
+        <w:t>ait dégoter de la bière ou de la limonade !</w:t>
+      </w:r>
+    </w:p>
+    <w:p>
+      <w:pPr>
+        <w:jc w:val="both"/>
+        <w:rPr>
+          <w:lang w:val="fr-FR"/>
+        </w:rPr>
+      </w:pPr>
+      <w:r>
+        <w:rPr>
+          <w:lang w:val="fr-FR"/>
+        </w:rPr>
+        <w:t>Nous errons dans les rues. Dans un garage plusieurs hommes tentent en vain de mettre des autos en marche. Pas de moto pour nous.</w:t>
+      </w:r>
+    </w:p>
+    <w:p>
+      <w:pPr>
+        <w:jc w:val="both"/>
+        <w:rPr>
+          <w:lang w:val="fr-FR"/>
+        </w:rPr>
+      </w:pPr>
+      <w:r>
+        <w:rPr>
+          <w:lang w:val="fr-FR"/>
+        </w:rPr>
+        <w:t>Les bistrots sont bouclés par de solides rideaux métalliques.</w:t>
+      </w:r>
+    </w:p>
+    <w:p>
+      <w:pPr>
+        <w:jc w:val="both"/>
+        <w:rPr>
+          <w:lang w:val="fr-FR"/>
+        </w:rPr>
+      </w:pPr>
+      <w:r>
+        <w:rPr>
+          <w:lang w:val="fr-FR"/>
+        </w:rPr>
+        <w:t xml:space="preserve">Au moyen d'une </w:t>
+      </w:r>
+      <w:r>
+        <w:rPr>
+          <w:lang w:val="fr-FR"/>
+        </w:rPr>
+        <w:t>échelle</w:t>
+      </w:r>
+      <w:r>
+        <w:rPr>
+          <w:lang w:val="fr-FR"/>
+        </w:rPr>
+        <w:t xml:space="preserve"> nous franchissons un mur, sautons dans une cour, et par une porte qui donne dans cette cour nous pénétrons enfin dans une salle de café. L'obscurité est complète. Pas de briquet. Pas d'allumettes. A tâtons nous cherchons sur le comptoir. Des bouteilles tombent. Des verres se brisent. Un bruit de chute. Une voix qui vient de sous la terre : J'ai dégringolé dans la cave ! A quatre pattes je découvre la trappe qui a aspiré André je descends l'escalier raide.</w:t>
+      </w:r>
+    </w:p>
+    <w:p>
+      <w:pPr>
+        <w:jc w:val="both"/>
+        <w:rPr>
+          <w:lang w:val="fr-FR"/>
+        </w:rPr>
+      </w:pPr>
+      <w:r>
+        <w:rPr>
+          <w:lang w:val="fr-FR"/>
+        </w:rPr>
+        <w:t xml:space="preserve">— Pas de mal ? </w:t>
+      </w:r>
+    </w:p>
+    <w:p>
+      <w:pPr>
+        <w:jc w:val="both"/>
+        <w:rPr>
+          <w:lang w:val="fr-FR"/>
+        </w:rPr>
+      </w:pPr>
+      <w:r>
+        <w:rPr>
+          <w:lang w:val="fr-FR"/>
+        </w:rPr>
+        <w:t>—</w:t>
+      </w:r>
+      <w:r>
+        <w:rPr>
+          <w:lang w:val="fr-FR"/>
+        </w:rPr>
+        <w:t xml:space="preserve"> </w:t>
+      </w:r>
+      <w:r>
+        <w:rPr>
+          <w:lang w:val="fr-FR"/>
+        </w:rPr>
+        <w:t>Non. Il y a des tonneaux de bière ici. Si on en montait un ?</w:t>
+      </w:r>
+    </w:p>
+    <w:p>
+      <w:pPr>
+        <w:jc w:val="both"/>
+        <w:rPr>
+          <w:lang w:val="fr-FR"/>
+        </w:rPr>
+      </w:pPr>
+      <w:r>
+        <w:rPr>
+          <w:lang w:val="fr-FR"/>
+        </w:rPr>
+        <w:t xml:space="preserve">Nous poussons un tonneau au pied de l'escalier. Avec </w:t>
+      </w:r>
+      <w:r>
+        <w:rPr>
+          <w:lang w:val="fr-FR"/>
+        </w:rPr>
+        <w:t>d</w:t>
+      </w:r>
+      <w:r>
+        <w:rPr>
+          <w:lang w:val="fr-FR"/>
+        </w:rPr>
+        <w:t>'infinies difficultés crées par le poids et l'obscurité nous montons le tonneau</w:t>
       </w:r>
       <w:r>
         <w:rPr>
@@ -5861,169 +6604,33 @@
         <w:rPr>
           <w:lang w:val="fr-FR"/>
         </w:rPr>
-        <w:t xml:space="preserve"> va lui serrer la main, l'encourager une dernière fois. </w:t>
-      </w:r>
-    </w:p>
-    <w:p>
-      <w:pPr>
-        <w:jc w:val="both"/>
-        <w:rPr>
-          <w:lang w:val="fr-FR"/>
-        </w:rPr>
-      </w:pPr>
-      <w:r>
-        <w:rPr>
-          <w:lang w:val="fr-FR"/>
-        </w:rPr>
-        <w:t>Le bolide ne veut pas repartir.</w:t>
-      </w:r>
-    </w:p>
-    <w:p>
-      <w:pPr>
-        <w:jc w:val="both"/>
-        <w:rPr>
-          <w:lang w:val="fr-FR"/>
-        </w:rPr>
-      </w:pPr>
-      <w:r>
-        <w:rPr>
-          <w:lang w:val="fr-FR"/>
-        </w:rPr>
-        <w:t xml:space="preserve">Par de compression. Le moteur est brûlant. </w:t>
-      </w:r>
-      <w:r>
-        <w:rPr>
-          <w:lang w:val="fr-FR"/>
-        </w:rPr>
-        <w:t>Ça</w:t>
-      </w:r>
-      <w:r>
-        <w:rPr>
-          <w:lang w:val="fr-FR"/>
-        </w:rPr>
-        <w:t xml:space="preserve"> repart </w:t>
-      </w:r>
-      <w:r>
-        <w:rPr>
-          <w:lang w:val="fr-FR"/>
-        </w:rPr>
-        <w:t>quand même</w:t>
-      </w:r>
-      <w:r>
-        <w:rPr>
-          <w:lang w:val="fr-FR"/>
-        </w:rPr>
-        <w:t xml:space="preserve"> et nous continuons à couler dans le flot de « la plus belle armée du monde ». </w:t>
-      </w:r>
-    </w:p>
-    <w:p>
-      <w:pPr>
-        <w:jc w:val="both"/>
-        <w:rPr>
-          <w:lang w:val="fr-FR"/>
-        </w:rPr>
-      </w:pPr>
-      <w:r>
-        <w:rPr>
-          <w:lang w:val="fr-FR"/>
-        </w:rPr>
-        <w:t>Nouvel arrêt pour cause d'embouteillage. Cette fois la pétrolette ne se décide pas à repartir. Elle est morte. Nous la poussons sous le fossé.</w:t>
-      </w:r>
-    </w:p>
-    <w:p>
-      <w:pPr>
-        <w:jc w:val="both"/>
-        <w:rPr>
-          <w:lang w:val="fr-FR"/>
-        </w:rPr>
-      </w:pPr>
-      <w:r>
-        <w:rPr>
-          <w:lang w:val="fr-FR"/>
-        </w:rPr>
-        <w:t xml:space="preserve">Le jour décline. Notre estomac réclame. Depuis hier nous n'avons ingurgité que quelques mirabelles. </w:t>
-      </w:r>
-    </w:p>
-    <w:p>
-      <w:pPr>
-        <w:jc w:val="both"/>
-        <w:rPr>
-          <w:lang w:val="fr-FR"/>
-        </w:rPr>
-      </w:pPr>
-      <w:r>
-        <w:rPr>
-          <w:lang w:val="fr-FR"/>
-        </w:rPr>
-        <w:t xml:space="preserve">Une petite ville. Prospection des caves et de caves. Sur une table traînent encore des restes d'un repas inachevé. </w:t>
-      </w:r>
-      <w:r>
-        <w:rPr>
-          <w:lang w:val="fr-FR"/>
-        </w:rPr>
-        <w:t>Un</w:t>
-      </w:r>
-      <w:r>
-        <w:rPr>
-          <w:lang w:val="fr-FR"/>
-        </w:rPr>
-        <w:t xml:space="preserve"> croûton, une conserve de flageolets, une bouteille de Bordeaux dont nous cassons le goulot contre l'angle du trottoir et nous cassons voracement la croûte. </w:t>
-      </w:r>
-    </w:p>
-    <w:p>
-      <w:pPr>
-        <w:jc w:val="both"/>
-        <w:rPr>
-          <w:lang w:val="fr-FR"/>
-        </w:rPr>
-      </w:pPr>
-      <w:r>
-        <w:rPr>
-          <w:lang w:val="fr-FR"/>
-        </w:rPr>
-        <w:t>Nous repartons dans la nuit. La foule est toujours dense sur la route.</w:t>
-      </w:r>
-    </w:p>
-    <w:p>
-      <w:pPr>
-        <w:jc w:val="both"/>
-        <w:rPr>
-          <w:lang w:val="fr-FR"/>
-        </w:rPr>
-      </w:pPr>
-      <w:r>
-        <w:rPr>
-          <w:lang w:val="fr-FR"/>
-        </w:rPr>
-        <w:t>Commercy.</w:t>
-      </w:r>
-    </w:p>
-    <w:p>
-      <w:pPr>
-        <w:jc w:val="both"/>
-        <w:rPr>
-          <w:lang w:val="fr-FR"/>
-        </w:rPr>
-      </w:pPr>
-      <w:r>
-        <w:rPr>
-          <w:lang w:val="fr-FR"/>
-        </w:rPr>
-        <w:t>— As-tu soif ?</w:t>
-      </w:r>
-    </w:p>
-    <w:p>
-      <w:pPr>
-        <w:jc w:val="both"/>
-        <w:rPr>
-          <w:lang w:val="fr-FR"/>
-        </w:rPr>
-      </w:pPr>
-      <w:r>
-        <w:rPr>
-          <w:lang w:val="fr-FR"/>
-        </w:rPr>
-        <w:t>— J'en ai marre de boire du pinard.</w:t>
+        <w:t xml:space="preserve"> le </w:t>
+      </w:r>
+      <w:r>
+        <w:rPr>
+          <w:lang w:val="fr-FR"/>
+        </w:rPr>
+        <w:t>poussons</w:t>
+      </w:r>
+      <w:r>
+        <w:rPr>
+          <w:lang w:val="fr-FR"/>
+        </w:rPr>
+        <w:t xml:space="preserve"> dans la cour.</w:t>
+      </w:r>
+    </w:p>
+    <w:p>
+      <w:pPr>
+        <w:jc w:val="both"/>
+        <w:rPr>
+          <w:lang w:val="fr-FR"/>
+        </w:rPr>
+      </w:pPr>
+      <w:r>
+        <w:rPr>
+          <w:lang w:val="fr-FR"/>
+        </w:rPr>
+        <w:t xml:space="preserve">— Merde ! Il est vide ! </w:t>
       </w:r>
     </w:p>
     <w:p>
@@ -6038,87 +6645,28 @@
           <w:lang w:val="fr-FR"/>
         </w:rPr>
         <w:lastRenderedPageBreak/>
-        <w:t>Ah ! si pou</w:t>
-      </w:r>
-      <w:r>
-        <w:rPr>
-          <w:lang w:val="fr-FR"/>
-        </w:rPr>
-        <w:t>v</w:t>
-      </w:r>
-      <w:r>
-        <w:rPr>
-          <w:lang w:val="fr-FR"/>
-        </w:rPr>
-        <w:t>ait dégoter de la bière ou de la limonade !</w:t>
-      </w:r>
-    </w:p>
-    <w:p>
-      <w:pPr>
-        <w:jc w:val="both"/>
-        <w:rPr>
-          <w:lang w:val="fr-FR"/>
-        </w:rPr>
-      </w:pPr>
-      <w:r>
-        <w:rPr>
-          <w:lang w:val="fr-FR"/>
-        </w:rPr>
-        <w:t>Nous errons dans les rues. Dans un garage plusieurs hommes tentent en vain de mettre des autos en marche. Pas de moto pour nous.</w:t>
-      </w:r>
-    </w:p>
-    <w:p>
-      <w:pPr>
-        <w:jc w:val="both"/>
-        <w:rPr>
-          <w:lang w:val="fr-FR"/>
-        </w:rPr>
-      </w:pPr>
-      <w:r>
-        <w:rPr>
-          <w:lang w:val="fr-FR"/>
-        </w:rPr>
-        <w:t>Les bistrots sont bouclés par de solides rideaux métalliques.</w:t>
-      </w:r>
-    </w:p>
-    <w:p>
-      <w:pPr>
-        <w:jc w:val="both"/>
-        <w:rPr>
-          <w:lang w:val="fr-FR"/>
-        </w:rPr>
-      </w:pPr>
-      <w:r>
-        <w:rPr>
-          <w:lang w:val="fr-FR"/>
-        </w:rPr>
-        <w:t xml:space="preserve">Au moyen d'une </w:t>
-      </w:r>
-      <w:r>
-        <w:rPr>
-          <w:lang w:val="fr-FR"/>
-        </w:rPr>
-        <w:t>échelle</w:t>
-      </w:r>
-      <w:r>
-        <w:rPr>
-          <w:lang w:val="fr-FR"/>
-        </w:rPr>
-        <w:t xml:space="preserve"> nous franchissons un mur, sautons dans une cour, et par une porte qui donne dans cette cour nous pénétrons enfin dans une salle de café. L'obscurité est complète. Pas de briquet. Pas d'allumettes. A tâtons nous cherchons sur le comptoir. Des bouteilles tombent. Des verres se brisent. Un bruit de chute. Une voix qui vient de sous la terre : J'ai dégringolé dans la cave ! A quatre pattes je découvre la trappe qui a aspiré André je descends l'escalier raide.</w:t>
-      </w:r>
-    </w:p>
-    <w:p>
-      <w:pPr>
-        <w:jc w:val="both"/>
-        <w:rPr>
-          <w:lang w:val="fr-FR"/>
-        </w:rPr>
-      </w:pPr>
-      <w:r>
-        <w:rPr>
-          <w:lang w:val="fr-FR"/>
-        </w:rPr>
-        <w:t xml:space="preserve">— Pas de mal ? </w:t>
+        <w:t xml:space="preserve">Nous vidons un siphon plein d'eau de </w:t>
+      </w:r>
+      <w:proofErr w:type="spellStart"/>
+      <w:r>
+        <w:rPr>
+          <w:lang w:val="fr-FR"/>
+        </w:rPr>
+        <w:t>selz</w:t>
+      </w:r>
+      <w:proofErr w:type="spellEnd"/>
+      <w:r>
+        <w:rPr>
+          <w:rStyle w:val="Appelnotedebasdep"/>
+          <w:lang w:val="fr-FR"/>
+        </w:rPr>
+        <w:footnoteReference w:id="5"/>
+      </w:r>
+      <w:r>
+        <w:rPr>
+          <w:lang w:val="fr-FR"/>
+        </w:rPr>
+        <w:t xml:space="preserve">... </w:t>
       </w:r>
     </w:p>
     <w:p>
@@ -6140,143 +6688,20 @@
         </w:rPr>
         <w:t xml:space="preserve"> </w:t>
       </w:r>
-      <w:r>
-        <w:rPr>
-          <w:lang w:val="fr-FR"/>
-        </w:rPr>
-        <w:t>Non. Il y a des tonneaux de bière ici. Si on en montait un ?</w:t>
-      </w:r>
-    </w:p>
-    <w:p>
-      <w:pPr>
-        <w:jc w:val="both"/>
-        <w:rPr>
-          <w:lang w:val="fr-FR"/>
-        </w:rPr>
-      </w:pPr>
-      <w:r>
-        <w:rPr>
-          <w:lang w:val="fr-FR"/>
-        </w:rPr>
-        <w:t xml:space="preserve">Nous poussons un tonneau au pied de l'escalier. Avec </w:t>
-      </w:r>
-      <w:r>
-        <w:rPr>
-          <w:lang w:val="fr-FR"/>
-        </w:rPr>
-        <w:t>d</w:t>
-      </w:r>
-      <w:r>
-        <w:rPr>
-          <w:lang w:val="fr-FR"/>
-        </w:rPr>
-        <w:t>'infinies difficultés crées par le poids et l'obscurité nous montons le tonneau</w:t>
-      </w:r>
-      <w:r>
-        <w:rPr>
-          <w:lang w:val="fr-FR"/>
-        </w:rPr>
-        <w:t>,</w:t>
-      </w:r>
-      <w:r>
-        <w:rPr>
-          <w:lang w:val="fr-FR"/>
-        </w:rPr>
-        <w:t xml:space="preserve"> le </w:t>
-      </w:r>
-      <w:r>
-        <w:rPr>
-          <w:lang w:val="fr-FR"/>
-        </w:rPr>
-        <w:t>poussons</w:t>
-      </w:r>
-      <w:r>
-        <w:rPr>
-          <w:lang w:val="fr-FR"/>
-        </w:rPr>
-        <w:t xml:space="preserve"> dans la cour.</w:t>
-      </w:r>
-    </w:p>
-    <w:p>
-      <w:pPr>
-        <w:jc w:val="both"/>
-        <w:rPr>
-          <w:lang w:val="fr-FR"/>
-        </w:rPr>
-      </w:pPr>
-      <w:r>
-        <w:rPr>
-          <w:lang w:val="fr-FR"/>
-        </w:rPr>
-        <w:t xml:space="preserve">— Merde ! Il est vide ! </w:t>
-      </w:r>
-    </w:p>
-    <w:p>
-      <w:pPr>
-        <w:jc w:val="both"/>
-        <w:rPr>
-          <w:lang w:val="fr-FR"/>
-        </w:rPr>
-      </w:pPr>
-      <w:r>
-        <w:rPr>
-          <w:lang w:val="fr-FR"/>
-        </w:rPr>
-        <w:t>Nous vidons un siphon plein d'</w:t>
-      </w:r>
-      <w:commentRangeStart w:id="3"/>
-      <w:r>
-        <w:rPr>
-          <w:lang w:val="fr-FR"/>
-        </w:rPr>
-        <w:t>eau de selz</w:t>
-      </w:r>
-      <w:commentRangeEnd w:id="3"/>
-      <w:r>
-        <w:rPr>
-          <w:rStyle w:val="Marquedecommentaire"/>
-          <w:sz w:val="28"/>
-          <w:szCs w:val="22"/>
-          <w:lang w:val="fr-FR"/>
-        </w:rPr>
-        <w:commentReference w:id="3"/>
-      </w:r>
-      <w:r>
-        <w:rPr>
-          <w:lang w:val="fr-FR"/>
-        </w:rPr>
-        <w:t xml:space="preserve">... </w:t>
-      </w:r>
-    </w:p>
-    <w:p>
-      <w:pPr>
-        <w:jc w:val="both"/>
-        <w:rPr>
-          <w:lang w:val="fr-FR"/>
-        </w:rPr>
-      </w:pPr>
-      <w:r>
-        <w:rPr>
-          <w:lang w:val="fr-FR"/>
-        </w:rPr>
-        <w:t>—</w:t>
-      </w:r>
-      <w:r>
-        <w:t xml:space="preserve"> </w:t>
-      </w:r>
-      <w:commentRangeStart w:id="4"/>
-      <w:r>
+      <w:proofErr w:type="spellStart"/>
+      <w:r>
+        <w:rPr>
+          <w:lang w:val="fr-FR"/>
+        </w:rPr>
         <w:t>Poigt</w:t>
       </w:r>
-      <w:commentRangeEnd w:id="4"/>
-      <w:r>
-        <w:rPr>
-          <w:rStyle w:val="Marquedecommentaire"/>
-          <w:sz w:val="28"/>
-          <w:szCs w:val="22"/>
-          <w:lang w:val="fr-FR"/>
-        </w:rPr>
-        <w:commentReference w:id="4"/>
+      <w:proofErr w:type="spellEnd"/>
+      <w:r>
+        <w:rPr>
+          <w:rStyle w:val="Appelnotedebasdep"/>
+          <w:lang w:val="fr-FR"/>
+        </w:rPr>
+        <w:footnoteReference w:id="6"/>
       </w:r>
       <w:r>
         <w:rPr>
@@ -6310,7 +6735,6 @@
         <w:rPr>
           <w:lang w:val="fr-FR"/>
         </w:rPr>
-        <w:lastRenderedPageBreak/>
         <w:t>— Au po</w:t>
       </w:r>
       <w:r>
@@ -6356,18 +6780,10 @@
     </w:p>
     <w:p>
       <w:pPr>
+        <w:pStyle w:val="Titre2"/>
         <w:spacing w:before="280"/>
-        <w:jc w:val="both"/>
-        <w:rPr>
-          <w:lang w:val="fr-FR"/>
-        </w:rPr>
-      </w:pPr>
-      <w:r>
-        <w:rPr>
-          <w:b/>
-          <w:sz w:val="30"/>
-          <w:lang w:val="fr-FR"/>
-        </w:rPr>
+      </w:pPr>
+      <w:r>
         <w:lastRenderedPageBreak/>
         <w:t>7e Journée</w:t>
       </w:r>
@@ -6383,25 +6799,7 @@
         <w:rPr>
           <w:lang w:val="fr-FR"/>
         </w:rPr>
-        <w:t>U</w:t>
-      </w:r>
-      <w:r>
-        <w:rPr>
-          <w:lang w:val="fr-FR"/>
-        </w:rPr>
-        <w:t>n murmure. Des bruits uniformes qui s'amplifient et prennent chacun leur personnalité</w:t>
-      </w:r>
-      <w:r>
-        <w:rPr>
-          <w:lang w:val="fr-FR"/>
-        </w:rPr>
-        <w:t>.</w:t>
-      </w:r>
-      <w:r>
-        <w:rPr>
-          <w:lang w:val="fr-FR"/>
-        </w:rPr>
-        <w:t xml:space="preserve"> Le défilé continue. Il faut remettre ça nous aussi et marcher sur la route.</w:t>
+        <w:t>Un murmure. Des bruits uniformes qui s'amplifient et prennent chacun leur personnalité. Le défilé continue. Il faut remettre ça nous aussi et marcher sur la route.</w:t>
       </w:r>
     </w:p>
     <w:p>
@@ -6842,25 +7240,7 @@
         <w:rPr>
           <w:lang w:val="fr-FR"/>
         </w:rPr>
-        <w:t>Ça</w:t>
-      </w:r>
-      <w:r>
-        <w:rPr>
-          <w:lang w:val="fr-FR"/>
-        </w:rPr>
-        <w:t xml:space="preserve"> sent l'officier. On s'en va plus loin. Un pâté de maisons. Des civils nous parlent. </w:t>
-      </w:r>
-      <w:r>
-        <w:rPr>
-          <w:lang w:val="fr-FR"/>
-        </w:rPr>
-        <w:t>—</w:t>
-      </w:r>
-      <w:r>
-        <w:rPr>
-          <w:lang w:val="fr-FR"/>
-        </w:rPr>
-        <w:t xml:space="preserve">Ça va mal ? qu'ils disent. </w:t>
+        <w:t xml:space="preserve">Ça sent l'officier. On s'en va plus loin. Un pâté de maisons. Des civils nous parlent. —Ça va mal ? qu'ils disent. </w:t>
       </w:r>
       <w:r>
         <w:rPr>
@@ -6886,21 +7266,21 @@
         <w:rPr>
           <w:lang w:val="fr-FR"/>
         </w:rPr>
+        <w:t>— Du côté de Commercy.</w:t>
+      </w:r>
+    </w:p>
+    <w:p>
+      <w:pPr>
+        <w:jc w:val="both"/>
+        <w:rPr>
+          <w:lang w:val="fr-FR"/>
+        </w:rPr>
+      </w:pPr>
+      <w:r>
+        <w:rPr>
+          <w:lang w:val="fr-FR"/>
+        </w:rPr>
         <w:lastRenderedPageBreak/>
-        <w:t>— Du côté de Commercy.</w:t>
-      </w:r>
-    </w:p>
-    <w:p>
-      <w:pPr>
-        <w:jc w:val="both"/>
-        <w:rPr>
-          <w:lang w:val="fr-FR"/>
-        </w:rPr>
-      </w:pPr>
-      <w:r>
-        <w:rPr>
-          <w:lang w:val="fr-FR"/>
-        </w:rPr>
         <w:t>Ils nous regardent avec des yeux incrédules. Nous nous débarbouillons au robinet d'une fontaine.</w:t>
       </w:r>
       <w:r>
@@ -7067,14 +7447,14 @@
         <w:rPr>
           <w:lang w:val="fr-FR"/>
         </w:rPr>
-        <w:t xml:space="preserve">Cela ne paraît pas l'émouvoir. Elle n'est pas comme une dame endimanchée qui passe affolée avec pour tout </w:t>
+        <w:t xml:space="preserve">Cela ne paraît pas l'émouvoir. Elle n'est pas comme une dame endimanchée qui passe affolée avec pour tout bagage son sac à main et en marmonnant : je pars, moi, je </w:t>
       </w:r>
       <w:r>
         <w:rPr>
           <w:lang w:val="fr-FR"/>
         </w:rPr>
         <w:lastRenderedPageBreak/>
-        <w:t>bagage son sac à main et en marmonnant : je pars, moi, je pars, je m'en vais, je ne les attends pas. Ah ! non ! Il faut que je m'en aille !</w:t>
+        <w:t>pars, je m'en vais, je ne les attends pas. Ah ! non ! Il faut que je m'en aille !</w:t>
       </w:r>
     </w:p>
     <w:p>
@@ -7168,7 +7548,14 @@
         <w:rPr>
           <w:lang w:val="fr-FR"/>
         </w:rPr>
-        <w:t>Il est neuf heures et 30 kilomètres nous séparent de Neufchâteau. Nous revenons au centre de la ville. Beaucoup de soldats tournent à un carrefour. Des voitures aussi. Un</w:t>
+        <w:t xml:space="preserve">Il est neuf heures et 30 kilomètres nous séparent de Neufchâteau. Nous revenons au centre de la ville. Beaucoup de soldats tournent à un carrefour. Des voitures aussi. </w:t>
+      </w:r>
+      <w:proofErr w:type="gramStart"/>
+      <w:r>
+        <w:rPr>
+          <w:lang w:val="fr-FR"/>
+        </w:rPr>
+        <w:t>Un</w:t>
       </w:r>
       <w:r>
         <w:rPr>
@@ -7180,7 +7567,14 @@
         <w:rPr>
           <w:lang w:val="fr-FR"/>
         </w:rPr>
-        <w:t xml:space="preserve"> autre planton. Quel régiment ?</w:t>
+        <w:t xml:space="preserve"> autre planton</w:t>
+      </w:r>
+      <w:proofErr w:type="gramEnd"/>
+      <w:r>
+        <w:rPr>
+          <w:lang w:val="fr-FR"/>
+        </w:rPr>
+        <w:t>. Quel régiment ?</w:t>
       </w:r>
     </w:p>
     <w:p>
@@ -7270,21 +7664,21 @@
         <w:rPr>
           <w:lang w:val="fr-FR"/>
         </w:rPr>
+        <w:t>— Merci vieux ! Nous on faisait partie des encerclés !</w:t>
+      </w:r>
+    </w:p>
+    <w:p>
+      <w:pPr>
+        <w:jc w:val="both"/>
+        <w:rPr>
+          <w:lang w:val="fr-FR"/>
+        </w:rPr>
+      </w:pPr>
+      <w:r>
+        <w:rPr>
+          <w:lang w:val="fr-FR"/>
+        </w:rPr>
         <w:lastRenderedPageBreak/>
-        <w:t>— Merci vieux ! Nous on faisait partie des encerclés !</w:t>
-      </w:r>
-    </w:p>
-    <w:p>
-      <w:pPr>
-        <w:jc w:val="both"/>
-        <w:rPr>
-          <w:lang w:val="fr-FR"/>
-        </w:rPr>
-      </w:pPr>
-      <w:r>
-        <w:rPr>
-          <w:lang w:val="fr-FR"/>
-        </w:rPr>
         <w:t>— Sans blague ! Qu'</w:t>
       </w:r>
       <w:r>
@@ -7496,19 +7890,41 @@
         <w:rPr>
           <w:lang w:val="fr-FR"/>
         </w:rPr>
-        <w:t>Le temps est sombre. Il commence à pleuvoir lorsque nous montons sur la bâche d'une camionnette. La camionnette nous dépose à Vozelures</w:t>
-      </w:r>
-      <w:r>
-        <w:rPr>
-          <w:lang w:val="fr-FR"/>
-        </w:rPr>
-        <w:t xml:space="preserve"> -</w:t>
-      </w:r>
-      <w:r>
-        <w:rPr>
-          <w:lang w:val="fr-FR"/>
-        </w:rPr>
-        <w:t xml:space="preserve"> Il s'agit d'en arrêter une autre. </w:t>
+        <w:t xml:space="preserve">Le temps est sombre. Il commence à pleuvoir lorsque nous montons sur la bâche d'une camionnette. La camionnette nous dépose à </w:t>
+      </w:r>
+      <w:proofErr w:type="spellStart"/>
+      <w:r>
+        <w:rPr>
+          <w:lang w:val="fr-FR"/>
+        </w:rPr>
+        <w:t>Vozelures</w:t>
+      </w:r>
+      <w:proofErr w:type="spellEnd"/>
+      <w:r>
+        <w:rPr>
+          <w:lang w:val="fr-FR"/>
+        </w:rPr>
+        <w:t xml:space="preserve"> </w:t>
+      </w:r>
+      <w:r>
+        <w:rPr>
+          <w:sz w:val="24"/>
+          <w:szCs w:val="20"/>
+          <w:lang w:val="fr-FR"/>
+        </w:rPr>
+        <w:t>–</w:t>
+      </w:r>
+      <w:r>
+        <w:rPr>
+          <w:lang w:val="fr-FR"/>
+        </w:rPr>
+        <w:t xml:space="preserve"> </w:t>
+      </w:r>
+      <w:r>
+        <w:rPr>
+          <w:lang w:val="fr-FR"/>
+        </w:rPr>
+        <w:t xml:space="preserve">Il s'agit d'en arrêter une autre. </w:t>
       </w:r>
     </w:p>
     <w:p>
@@ -7578,7 +7994,7 @@
         <w:rPr>
           <w:lang w:val="fr-FR"/>
         </w:rPr>
-        <w:t>-</w:t>
+        <w:t>—</w:t>
       </w:r>
       <w:r>
         <w:rPr>
@@ -7614,7 +8030,7 @@
         <w:rPr>
           <w:lang w:val="fr-FR"/>
         </w:rPr>
-        <w:t>-</w:t>
+        <w:t>—</w:t>
       </w:r>
       <w:r>
         <w:rPr>
@@ -7660,7 +8076,21 @@
         <w:rPr>
           <w:lang w:val="fr-FR"/>
         </w:rPr>
-        <w:t>Tantonville. Un patelin peinard deux kilomètres en marge de la route qui va sur Épinal et que nous devons regagner. Plus de colonne.</w:t>
+        <w:t xml:space="preserve">Tantonville. Un patelin peinard deux kilomètres en marge de la route qui va </w:t>
+      </w:r>
+      <w:proofErr w:type="gramStart"/>
+      <w:r>
+        <w:rPr>
+          <w:lang w:val="fr-FR"/>
+        </w:rPr>
+        <w:t>sur</w:t>
+      </w:r>
+      <w:proofErr w:type="gramEnd"/>
+      <w:r>
+        <w:rPr>
+          <w:lang w:val="fr-FR"/>
+        </w:rPr>
+        <w:t xml:space="preserve"> Épinal et que nous devons regagner. Plus de colonne.</w:t>
       </w:r>
     </w:p>
     <w:p>
@@ -7700,21 +8130,21 @@
         <w:rPr>
           <w:lang w:val="fr-FR"/>
         </w:rPr>
+        <w:t>Ils vont quand même plus vite que nous.</w:t>
+      </w:r>
+    </w:p>
+    <w:p>
+      <w:pPr>
+        <w:jc w:val="both"/>
+        <w:rPr>
+          <w:lang w:val="fr-FR"/>
+        </w:rPr>
+      </w:pPr>
+      <w:r>
+        <w:rPr>
+          <w:lang w:val="fr-FR"/>
+        </w:rPr>
         <w:lastRenderedPageBreak/>
-        <w:t>Ils vont quand même plus vite que nous.</w:t>
-      </w:r>
-    </w:p>
-    <w:p>
-      <w:pPr>
-        <w:jc w:val="both"/>
-        <w:rPr>
-          <w:lang w:val="fr-FR"/>
-        </w:rPr>
-      </w:pPr>
-      <w:r>
-        <w:rPr>
-          <w:lang w:val="fr-FR"/>
-        </w:rPr>
         <w:t>A chaque passage de camion nous levons les bras en pure perte.</w:t>
       </w:r>
     </w:p>
@@ -7897,7 +8327,276 @@
         <w:rPr>
           <w:lang w:val="fr-FR"/>
         </w:rPr>
-        <w:t>Attendons la nuit</w:t>
+        <w:t>Attendons la nuit.</w:t>
+      </w:r>
+    </w:p>
+    <w:p>
+      <w:pPr>
+        <w:jc w:val="both"/>
+        <w:rPr>
+          <w:lang w:val="fr-FR"/>
+        </w:rPr>
+      </w:pPr>
+      <w:r>
+        <w:rPr>
+          <w:lang w:val="fr-FR"/>
+        </w:rPr>
+        <w:t>Des ambulances carillonnent pour se frayer un passage.</w:t>
+      </w:r>
+      <w:r>
+        <w:rPr>
+          <w:lang w:val="fr-FR"/>
+        </w:rPr>
+        <w:t xml:space="preserve"> </w:t>
+      </w:r>
+      <w:r>
+        <w:rPr>
+          <w:lang w:val="fr-FR"/>
+        </w:rPr>
+        <w:t xml:space="preserve">Le </w:t>
+      </w:r>
+      <w:proofErr w:type="spellStart"/>
+      <w:r>
+        <w:rPr>
+          <w:lang w:val="fr-FR"/>
+        </w:rPr>
+        <w:t>marche</w:t>
+      </w:r>
+      <w:proofErr w:type="spellEnd"/>
+      <w:r>
+        <w:rPr>
+          <w:lang w:val="fr-FR"/>
+        </w:rPr>
+        <w:t xml:space="preserve"> pied arrière de l'une d'elle me saute brusquement aux yeux.</w:t>
+      </w:r>
+    </w:p>
+    <w:p>
+      <w:pPr>
+        <w:jc w:val="both"/>
+        <w:rPr>
+          <w:lang w:val="fr-FR"/>
+        </w:rPr>
+      </w:pPr>
+      <w:r>
+        <w:rPr>
+          <w:lang w:val="fr-FR"/>
+        </w:rPr>
+        <w:t>— André. Hop !</w:t>
+      </w:r>
+    </w:p>
+    <w:p>
+      <w:pPr>
+        <w:jc w:val="both"/>
+        <w:rPr>
+          <w:lang w:val="fr-FR"/>
+        </w:rPr>
+      </w:pPr>
+      <w:r>
+        <w:rPr>
+          <w:lang w:val="fr-FR"/>
+        </w:rPr>
+        <w:t xml:space="preserve">Et nous voilà accrochés, à l'ambulance. La position n'est pas fort commode car le </w:t>
+      </w:r>
+      <w:proofErr w:type="spellStart"/>
+      <w:r>
+        <w:rPr>
+          <w:lang w:val="fr-FR"/>
+        </w:rPr>
+        <w:t>marche-pieds</w:t>
+      </w:r>
+      <w:proofErr w:type="spellEnd"/>
+      <w:r>
+        <w:rPr>
+          <w:lang w:val="fr-FR"/>
+        </w:rPr>
+        <w:t xml:space="preserve"> est étroit.</w:t>
+      </w:r>
+    </w:p>
+    <w:p>
+      <w:pPr>
+        <w:jc w:val="both"/>
+        <w:rPr>
+          <w:lang w:val="fr-FR"/>
+        </w:rPr>
+      </w:pPr>
+      <w:r>
+        <w:rPr>
+          <w:lang w:val="fr-FR"/>
+        </w:rPr>
+        <w:t xml:space="preserve">Nous nous agrippons </w:t>
+      </w:r>
+      <w:proofErr w:type="gramStart"/>
+      <w:r>
+        <w:rPr>
+          <w:lang w:val="fr-FR"/>
+        </w:rPr>
+        <w:t>aux petits ouvertures</w:t>
+      </w:r>
+      <w:proofErr w:type="gramEnd"/>
+      <w:r>
+        <w:rPr>
+          <w:lang w:val="fr-FR"/>
+        </w:rPr>
+        <w:t xml:space="preserve"> des portières. Un </w:t>
+      </w:r>
+      <w:proofErr w:type="gramStart"/>
+      <w:r>
+        <w:rPr>
+          <w:lang w:val="fr-FR"/>
+        </w:rPr>
+        <w:t>marocain</w:t>
+      </w:r>
+      <w:proofErr w:type="gramEnd"/>
+      <w:r>
+        <w:rPr>
+          <w:lang w:val="fr-FR"/>
+        </w:rPr>
+        <w:t xml:space="preserve"> assis à l'intérieur me tient par une main.</w:t>
+      </w:r>
+    </w:p>
+    <w:p>
+      <w:pPr>
+        <w:jc w:val="both"/>
+        <w:rPr>
+          <w:lang w:val="fr-FR"/>
+        </w:rPr>
+      </w:pPr>
+      <w:r>
+        <w:rPr>
+          <w:lang w:val="fr-FR"/>
+        </w:rPr>
+        <w:t xml:space="preserve"> — Moi y en a blessé à li pied ! Y en </w:t>
+      </w:r>
+      <w:proofErr w:type="gramStart"/>
+      <w:r>
+        <w:rPr>
+          <w:lang w:val="fr-FR"/>
+        </w:rPr>
+        <w:t>a</w:t>
+      </w:r>
+      <w:proofErr w:type="gramEnd"/>
+      <w:r>
+        <w:rPr>
+          <w:lang w:val="fr-FR"/>
+        </w:rPr>
+        <w:t xml:space="preserve"> pouvoir tenir toi.</w:t>
+      </w:r>
+      <w:r>
+        <w:rPr>
+          <w:lang w:val="fr-FR"/>
+        </w:rPr>
+        <w:t> »</w:t>
+      </w:r>
+    </w:p>
+    <w:p>
+      <w:pPr>
+        <w:jc w:val="both"/>
+        <w:rPr>
+          <w:lang w:val="fr-FR"/>
+        </w:rPr>
+      </w:pPr>
+      <w:r>
+        <w:rPr>
+          <w:lang w:val="fr-FR"/>
+        </w:rPr>
+        <w:lastRenderedPageBreak/>
+        <w:t>D'autres blessés gémissent, dont un particulièrement touché au ventre et qui réclame à boire.</w:t>
+      </w:r>
+    </w:p>
+    <w:p>
+      <w:pPr>
+        <w:jc w:val="both"/>
+        <w:rPr>
+          <w:lang w:val="fr-FR"/>
+        </w:rPr>
+      </w:pPr>
+      <w:r>
+        <w:rPr>
+          <w:lang w:val="fr-FR"/>
+        </w:rPr>
+        <w:t>Ils arrivent de Vaucouleurs.</w:t>
+      </w:r>
+    </w:p>
+    <w:p>
+      <w:pPr>
+        <w:jc w:val="both"/>
+        <w:rPr>
+          <w:lang w:val="fr-FR"/>
+        </w:rPr>
+      </w:pPr>
+      <w:r>
+        <w:rPr>
+          <w:lang w:val="fr-FR"/>
+        </w:rPr>
+        <w:t>— Vaucouleurs ? Déjà ? Je te rends compte ?</w:t>
+      </w:r>
+    </w:p>
+    <w:p>
+      <w:pPr>
+        <w:jc w:val="both"/>
+        <w:rPr>
+          <w:lang w:val="fr-FR"/>
+        </w:rPr>
+      </w:pPr>
+      <w:r>
+        <w:rPr>
+          <w:lang w:val="fr-FR"/>
+        </w:rPr>
+        <w:t xml:space="preserve">Charmes. Encore un pays de </w:t>
+      </w:r>
+      <w:r>
+        <w:rPr>
+          <w:lang w:val="fr-FR"/>
+        </w:rPr>
+        <w:t>brasseries</w:t>
+      </w:r>
+      <w:r>
+        <w:rPr>
+          <w:lang w:val="fr-FR"/>
+        </w:rPr>
+        <w:t xml:space="preserve">. L'ambulance s'arrête. Une jeune fille porte du lait au blessé et un pot de chambre. </w:t>
+      </w:r>
+    </w:p>
+    <w:p>
+      <w:pPr>
+        <w:jc w:val="both"/>
+        <w:rPr>
+          <w:lang w:val="fr-FR"/>
+        </w:rPr>
+      </w:pPr>
+      <w:r>
+        <w:rPr>
+          <w:lang w:val="fr-FR"/>
+        </w:rPr>
+        <w:t xml:space="preserve">Deux isolés reluquent le </w:t>
+      </w:r>
+      <w:proofErr w:type="spellStart"/>
+      <w:r>
+        <w:rPr>
+          <w:lang w:val="fr-FR"/>
+        </w:rPr>
+        <w:t>marche-pieds</w:t>
+      </w:r>
+      <w:proofErr w:type="spellEnd"/>
+      <w:r>
+        <w:rPr>
+          <w:lang w:val="fr-FR"/>
+        </w:rPr>
+        <w:t>. Nous ne sommes pas disposés à nous laisser faucher la place et ils s'allongent chacun sur un garde-boue.</w:t>
+      </w:r>
+    </w:p>
+    <w:p>
+      <w:pPr>
+        <w:jc w:val="both"/>
+        <w:rPr>
+          <w:lang w:val="fr-FR"/>
+        </w:rPr>
+      </w:pPr>
+      <w:r>
+        <w:rPr>
+          <w:lang w:val="fr-FR"/>
+        </w:rPr>
+        <w:t>Épinal</w:t>
       </w:r>
       <w:r>
         <w:rPr>
@@ -7905,203 +8604,12 @@
         </w:rPr>
         <w:t>.</w:t>
       </w:r>
-    </w:p>
-    <w:p>
-      <w:pPr>
-        <w:jc w:val="both"/>
-        <w:rPr>
-          <w:lang w:val="fr-FR"/>
-        </w:rPr>
-      </w:pPr>
-      <w:r>
-        <w:rPr>
-          <w:lang w:val="fr-FR"/>
-        </w:rPr>
-        <w:t>Des ambulances carillonnent pour se frayer un passage.</w:t>
-      </w:r>
       <w:r>
         <w:rPr>
           <w:lang w:val="fr-FR"/>
         </w:rPr>
         <w:t xml:space="preserve"> </w:t>
       </w:r>
-      <w:r>
-        <w:rPr>
-          <w:lang w:val="fr-FR"/>
-        </w:rPr>
-        <w:t>Le marche pied arrière de l'une d'elle me saute brusquement aux yeux.</w:t>
-      </w:r>
-    </w:p>
-    <w:p>
-      <w:pPr>
-        <w:jc w:val="both"/>
-        <w:rPr>
-          <w:lang w:val="fr-FR"/>
-        </w:rPr>
-      </w:pPr>
-      <w:r>
-        <w:rPr>
-          <w:lang w:val="fr-FR"/>
-        </w:rPr>
-        <w:t>— André. Hop !</w:t>
-      </w:r>
-    </w:p>
-    <w:p>
-      <w:pPr>
-        <w:jc w:val="both"/>
-        <w:rPr>
-          <w:lang w:val="fr-FR"/>
-        </w:rPr>
-      </w:pPr>
-      <w:r>
-        <w:rPr>
-          <w:lang w:val="fr-FR"/>
-        </w:rPr>
-        <w:t>Et nous voilà accrochés, à l'ambulance. La position n'est pas fort commode car le marche-pieds est étroit.</w:t>
-      </w:r>
-    </w:p>
-    <w:p>
-      <w:pPr>
-        <w:jc w:val="both"/>
-        <w:rPr>
-          <w:lang w:val="fr-FR"/>
-        </w:rPr>
-      </w:pPr>
-      <w:r>
-        <w:rPr>
-          <w:lang w:val="fr-FR"/>
-        </w:rPr>
-        <w:t>Nous nous agrippons aux petits ouvertures des portières. Un marocain assis à l'intérieur me tient par une main.</w:t>
-      </w:r>
-    </w:p>
-    <w:p>
-      <w:pPr>
-        <w:jc w:val="both"/>
-        <w:rPr>
-          <w:lang w:val="fr-FR"/>
-        </w:rPr>
-      </w:pPr>
-      <w:r>
-        <w:rPr>
-          <w:lang w:val="fr-FR"/>
-        </w:rPr>
-        <w:lastRenderedPageBreak/>
-        <w:t xml:space="preserve"> — Moi y en a blessé à li pied ! Y en a pouvoir tenir toi.</w:t>
-      </w:r>
-      <w:r>
-        <w:rPr>
-          <w:lang w:val="fr-FR"/>
-        </w:rPr>
-        <w:t> »</w:t>
-      </w:r>
-    </w:p>
-    <w:p>
-      <w:pPr>
-        <w:jc w:val="both"/>
-        <w:rPr>
-          <w:lang w:val="fr-FR"/>
-        </w:rPr>
-      </w:pPr>
-      <w:r>
-        <w:rPr>
-          <w:lang w:val="fr-FR"/>
-        </w:rPr>
-        <w:t>D'autres blessés gémissent, dont un particulièrement touché au ventre et qui réclame à boire.</w:t>
-      </w:r>
-    </w:p>
-    <w:p>
-      <w:pPr>
-        <w:jc w:val="both"/>
-        <w:rPr>
-          <w:lang w:val="fr-FR"/>
-        </w:rPr>
-      </w:pPr>
-      <w:r>
-        <w:rPr>
-          <w:lang w:val="fr-FR"/>
-        </w:rPr>
-        <w:t>Ils arrivent de Vaucouleurs.</w:t>
-      </w:r>
-    </w:p>
-    <w:p>
-      <w:pPr>
-        <w:jc w:val="both"/>
-        <w:rPr>
-          <w:lang w:val="fr-FR"/>
-        </w:rPr>
-      </w:pPr>
-      <w:r>
-        <w:rPr>
-          <w:lang w:val="fr-FR"/>
-        </w:rPr>
-        <w:t>— Vaucouleurs ? Déjà ? Je te rends compte ?</w:t>
-      </w:r>
-    </w:p>
-    <w:p>
-      <w:pPr>
-        <w:jc w:val="both"/>
-        <w:rPr>
-          <w:lang w:val="fr-FR"/>
-        </w:rPr>
-      </w:pPr>
-      <w:r>
-        <w:rPr>
-          <w:lang w:val="fr-FR"/>
-        </w:rPr>
-        <w:t xml:space="preserve">Charmes. Encore un pays de </w:t>
-      </w:r>
-      <w:r>
-        <w:rPr>
-          <w:lang w:val="fr-FR"/>
-        </w:rPr>
-        <w:t>brasseries</w:t>
-      </w:r>
-      <w:r>
-        <w:rPr>
-          <w:lang w:val="fr-FR"/>
-        </w:rPr>
-        <w:t xml:space="preserve">. L'ambulance s'arrête. Une jeune fille porte du lait au blessé et un pot de chambre. </w:t>
-      </w:r>
-    </w:p>
-    <w:p>
-      <w:pPr>
-        <w:jc w:val="both"/>
-        <w:rPr>
-          <w:lang w:val="fr-FR"/>
-        </w:rPr>
-      </w:pPr>
-      <w:r>
-        <w:rPr>
-          <w:lang w:val="fr-FR"/>
-        </w:rPr>
-        <w:t>Deux isolés reluquent le marche-pieds. Nous ne sommes pas disposés à nous laisser faucher la place et ils s'allongent chacun sur un garde-boue.</w:t>
-      </w:r>
-    </w:p>
-    <w:p>
-      <w:pPr>
-        <w:jc w:val="both"/>
-        <w:rPr>
-          <w:lang w:val="fr-FR"/>
-        </w:rPr>
-      </w:pPr>
-      <w:r>
-        <w:rPr>
-          <w:lang w:val="fr-FR"/>
-        </w:rPr>
-        <w:t>Épinal</w:t>
-      </w:r>
-      <w:r>
-        <w:rPr>
-          <w:lang w:val="fr-FR"/>
-        </w:rPr>
-        <w:t>.</w:t>
-      </w:r>
-      <w:r>
-        <w:rPr>
-          <w:lang w:val="fr-FR"/>
-        </w:rPr>
-        <w:t xml:space="preserve"> </w:t>
-      </w:r>
     </w:p>
     <w:p>
       <w:pPr>
@@ -8175,17 +8683,10 @@
     </w:p>
     <w:p>
       <w:pPr>
+        <w:pStyle w:val="Titre2"/>
         <w:spacing w:before="280"/>
-        <w:jc w:val="both"/>
-        <w:rPr>
-          <w:lang w:val="fr-FR"/>
-        </w:rPr>
-      </w:pPr>
-      <w:r>
-        <w:rPr>
-          <w:b/>
-          <w:lang w:val="fr-FR"/>
-        </w:rPr>
+      </w:pPr>
+      <w:r>
         <w:lastRenderedPageBreak/>
         <w:t>— La fin première —</w:t>
       </w:r>
@@ -8213,6 +8714,68 @@
       </w:pPr>
       <w:r>
         <w:rPr>
+          <w:sz w:val="24"/>
+          <w:szCs w:val="20"/>
+          <w:lang w:val="fr-FR"/>
+        </w:rPr>
+        <w:t>–</w:t>
+      </w:r>
+      <w:r>
+        <w:rPr>
+          <w:lang w:val="fr-FR"/>
+        </w:rPr>
+        <w:t xml:space="preserve"> </w:t>
+      </w:r>
+      <w:r>
+        <w:rPr>
+          <w:lang w:val="fr-FR"/>
+        </w:rPr>
+        <w:t xml:space="preserve">Tels des demi-damnés qui rentrent au purgatoire </w:t>
+      </w:r>
+      <w:r>
+        <w:rPr>
+          <w:sz w:val="24"/>
+          <w:szCs w:val="20"/>
+          <w:lang w:val="fr-FR"/>
+        </w:rPr>
+        <w:t>–</w:t>
+      </w:r>
+    </w:p>
+    <w:p>
+      <w:pPr>
+        <w:jc w:val="both"/>
+        <w:rPr>
+          <w:lang w:val="fr-FR"/>
+        </w:rPr>
+      </w:pPr>
+      <w:r>
+        <w:rPr>
+          <w:lang w:val="fr-FR"/>
+        </w:rPr>
+        <w:t xml:space="preserve">Nous savons qu'ils seront là dans un court délai </w:t>
+      </w:r>
+      <w:r>
+        <w:rPr>
+          <w:sz w:val="24"/>
+          <w:szCs w:val="20"/>
+          <w:lang w:val="fr-FR"/>
+        </w:rPr>
+        <w:t>–</w:t>
+      </w:r>
+      <w:r>
+        <w:rPr>
+          <w:lang w:val="fr-FR"/>
+        </w:rPr>
+        <w:t xml:space="preserve"> </w:t>
+      </w:r>
+      <w:r>
+        <w:rPr>
+          <w:lang w:val="fr-FR"/>
+        </w:rPr>
+        <w:t>trois, quatre jours... peut</w:t>
+      </w:r>
+      <w:r>
+        <w:rPr>
           <w:lang w:val="fr-FR"/>
         </w:rPr>
         <w:t>-</w:t>
@@ -8221,63 +8784,21 @@
         <w:rPr>
           <w:lang w:val="fr-FR"/>
         </w:rPr>
+        <w:t>être moins</w:t>
+      </w:r>
+      <w:r>
+        <w:rPr>
+          <w:lang w:val="fr-FR"/>
+        </w:rPr>
         <w:t xml:space="preserve"> </w:t>
       </w:r>
       <w:r>
         <w:rPr>
-          <w:lang w:val="fr-FR"/>
-        </w:rPr>
-        <w:t>Tels des demi-damnés qui rentrent au purgatoire</w:t>
-      </w:r>
-      <w:r>
-        <w:rPr>
-          <w:lang w:val="fr-FR"/>
-        </w:rPr>
-        <w:t xml:space="preserve"> –</w:t>
-      </w:r>
-    </w:p>
-    <w:p>
-      <w:pPr>
-        <w:jc w:val="both"/>
-        <w:rPr>
-          <w:lang w:val="fr-FR"/>
-        </w:rPr>
-      </w:pPr>
-      <w:r>
-        <w:rPr>
-          <w:lang w:val="fr-FR"/>
-        </w:rPr>
-        <w:t xml:space="preserve">Nous savons qu'ils seront là dans un court délai </w:t>
-      </w:r>
-      <w:r>
-        <w:rPr>
-          <w:lang w:val="fr-FR"/>
-        </w:rPr>
-        <w:t xml:space="preserve">- </w:t>
-      </w:r>
-      <w:r>
-        <w:rPr>
-          <w:lang w:val="fr-FR"/>
-        </w:rPr>
-        <w:t>trois, quatre jours... peut</w:t>
-      </w:r>
-      <w:r>
-        <w:rPr>
-          <w:lang w:val="fr-FR"/>
-        </w:rPr>
-        <w:t>-</w:t>
-      </w:r>
-      <w:r>
-        <w:rPr>
-          <w:lang w:val="fr-FR"/>
-        </w:rPr>
-        <w:t>être moins</w:t>
-      </w:r>
-      <w:r>
-        <w:rPr>
-          <w:lang w:val="fr-FR"/>
-        </w:rPr>
-        <w:t xml:space="preserve"> -</w:t>
+          <w:sz w:val="24"/>
+          <w:szCs w:val="20"/>
+          <w:lang w:val="fr-FR"/>
+        </w:rPr>
+        <w:t>–</w:t>
       </w:r>
       <w:r>
         <w:rPr>
@@ -8355,9 +8876,17 @@
       </w:r>
       <w:r>
         <w:rPr>
-          <w:lang w:val="fr-FR"/>
-        </w:rPr>
-        <w:t xml:space="preserve">- </w:t>
+          <w:sz w:val="24"/>
+          <w:szCs w:val="20"/>
+          <w:lang w:val="fr-FR"/>
+        </w:rPr>
+        <w:t>–</w:t>
+      </w:r>
+      <w:r>
+        <w:rPr>
+          <w:lang w:val="fr-FR"/>
+        </w:rPr>
+        <w:t xml:space="preserve"> </w:t>
       </w:r>
       <w:r>
         <w:rPr>
@@ -8367,9 +8896,11 @@
       </w:r>
       <w:r>
         <w:rPr>
-          <w:lang w:val="fr-FR"/>
-        </w:rPr>
-        <w:t>-</w:t>
+          <w:sz w:val="24"/>
+          <w:szCs w:val="20"/>
+          <w:lang w:val="fr-FR"/>
+        </w:rPr>
+        <w:t>–</w:t>
       </w:r>
       <w:r>
         <w:rPr>
@@ -8415,14 +8946,14 @@
         <w:rPr>
           <w:lang w:val="fr-FR"/>
         </w:rPr>
-        <w:t xml:space="preserve"> vit sur les réserves. La patronne nous apporte tout de même une miche appétissante qu'accompagne une saucisse de </w:t>
+        <w:t xml:space="preserve"> vit sur les réserves. La patronne nous apporte tout de même une </w:t>
       </w:r>
       <w:r>
         <w:rPr>
           <w:lang w:val="fr-FR"/>
         </w:rPr>
         <w:lastRenderedPageBreak/>
-        <w:t xml:space="preserve">bonne mine et un honnête morceau de gruyère, le tout précédé de quelques verres de St Raphaël et additionné de plusieurs demis de bière. </w:t>
+        <w:t xml:space="preserve">miche appétissante qu'accompagne une saucisse de bonne mine et un honnête morceau de gruyère, le tout précédé de quelques verres de St Raphaël et additionné de plusieurs demis de bière. </w:t>
       </w:r>
     </w:p>
     <w:p>
@@ -8522,7 +9053,7 @@
         <w:rPr>
           <w:lang w:val="fr-FR"/>
         </w:rPr>
-        <w:t>— On n'en reçoit guère, hélas. Les Allemands sont à Paris depuis le 14 et ils seraient actuellement à hauteur de Dijon- Nevers.</w:t>
+        <w:t>— On n'en reçoit guère, hélas. Les Allemands sont à Paris depuis le 14 et ils seraient actuellement à hauteur de Dijon-Nevers.</w:t>
       </w:r>
     </w:p>
     <w:p>
@@ -8550,7 +9081,21 @@
         <w:rPr>
           <w:lang w:val="fr-FR"/>
         </w:rPr>
-        <w:t xml:space="preserve"> La patronne nous glisse en douce, confidentiellement : « Ne parlez pas de trop. C'est pourri de « Cinquièmes Colonnes » ici. On est vendus de par tous les côtés. » L'estomac satisfait, nous sortons. Des soldats de toutes armes circulent dans les rues. Le gros des convois en « repli stratégique » n'est pas encore arrivé. Les ponts sur la Moselle sont gardés par des hommes du génie, prêts à faire exploser la charge de mélinite qui doit partager la ville en deux tronçons indépendants.</w:t>
+        <w:t xml:space="preserve"> La patronne nous glisse en douce, confidentiellement : « Ne parlez pas de trop. C'est pourri de « Cinquièmes Colonnes » ici. On est vendus </w:t>
+      </w:r>
+      <w:proofErr w:type="gramStart"/>
+      <w:r>
+        <w:rPr>
+          <w:lang w:val="fr-FR"/>
+        </w:rPr>
+        <w:t>de par</w:t>
+      </w:r>
+      <w:proofErr w:type="gramEnd"/>
+      <w:r>
+        <w:rPr>
+          <w:lang w:val="fr-FR"/>
+        </w:rPr>
+        <w:t xml:space="preserve"> tous les côtés. » L'estomac satisfait, nous sortons. Des soldats de toutes armes circulent dans les rues. Le gros des convois en « repli stratégique » n'est pas encore arrivé. Les ponts sur la Moselle sont gardés par des hommes du génie, prêts à faire exploser la charge de mélinite qui doit partager la ville en deux tronçons indépendants.</w:t>
       </w:r>
     </w:p>
     <w:p>
@@ -8683,7 +9228,21 @@
         <w:rPr>
           <w:lang w:val="fr-FR"/>
         </w:rPr>
-        <w:t xml:space="preserve">— Non madame ! Demain ou après-demain vous les aurez ici. </w:t>
+        <w:t xml:space="preserve">— </w:t>
+      </w:r>
+      <w:proofErr w:type="gramStart"/>
+      <w:r>
+        <w:rPr>
+          <w:lang w:val="fr-FR"/>
+        </w:rPr>
+        <w:t>Non madame</w:t>
+      </w:r>
+      <w:proofErr w:type="gramEnd"/>
+      <w:r>
+        <w:rPr>
+          <w:lang w:val="fr-FR"/>
+        </w:rPr>
+        <w:t xml:space="preserve"> ! Demain ou après-demain vous les aurez ici. </w:t>
       </w:r>
     </w:p>
     <w:p>
@@ -8807,21 +9366,21 @@
         <w:rPr>
           <w:lang w:val="fr-FR"/>
         </w:rPr>
+        <w:t xml:space="preserve">Un bon pâté de foie arrive sur la table et une bonne vieille bouteille de Bordeaux. </w:t>
+      </w:r>
+    </w:p>
+    <w:p>
+      <w:pPr>
+        <w:jc w:val="both"/>
+        <w:rPr>
+          <w:lang w:val="fr-FR"/>
+        </w:rPr>
+      </w:pPr>
+      <w:r>
+        <w:rPr>
+          <w:lang w:val="fr-FR"/>
+        </w:rPr>
         <w:lastRenderedPageBreak/>
-        <w:t xml:space="preserve">Un bon pâté de foie arrive sur la table et une bonne vieille bouteille de Bordeaux. </w:t>
-      </w:r>
-    </w:p>
-    <w:p>
-      <w:pPr>
-        <w:jc w:val="both"/>
-        <w:rPr>
-          <w:lang w:val="fr-FR"/>
-        </w:rPr>
-      </w:pPr>
-      <w:r>
-        <w:rPr>
-          <w:lang w:val="fr-FR"/>
-        </w:rPr>
         <w:t xml:space="preserve">Les yeux de Chazeaux pétillent. </w:t>
       </w:r>
     </w:p>
@@ -8850,7 +9409,21 @@
         <w:rPr>
           <w:lang w:val="fr-FR"/>
         </w:rPr>
-        <w:t xml:space="preserve">Je m'occupe à dissimuler mes appendices génitaux qui débordent de l'entre jambes décousue de mon pantalon. Une jeune fille cherche au poste des nouvelles qui ne viennent </w:t>
+        <w:t xml:space="preserve">Je m'occupe à dissimuler mes appendices génitaux qui débordent de l'entre </w:t>
+      </w:r>
+      <w:proofErr w:type="gramStart"/>
+      <w:r>
+        <w:rPr>
+          <w:lang w:val="fr-FR"/>
+        </w:rPr>
+        <w:t>jambes décousue</w:t>
+      </w:r>
+      <w:proofErr w:type="gramEnd"/>
+      <w:r>
+        <w:rPr>
+          <w:lang w:val="fr-FR"/>
+        </w:rPr>
+        <w:t xml:space="preserve"> de mon pantalon. Une jeune fille cherche au poste des nouvelles qui ne viennent </w:t>
       </w:r>
       <w:r>
         <w:rPr>
@@ -8966,27 +9539,21 @@
         <w:rPr>
           <w:lang w:val="fr-FR"/>
         </w:rPr>
-        <w:t xml:space="preserve">— Et surtout ne commettez pas l'imprudence de partir. Nous sommes dans un cercle. Il vaut mieux les attendre </w:t>
-      </w:r>
+        <w:t xml:space="preserve">— Et surtout ne commettez pas l'imprudence de partir. Nous sommes dans un cercle. Il vaut mieux les attendre ici, chez vous. Ce sont des hommes comme les autres, allez, et qui ne vous feront aucun mal. » </w:t>
+      </w:r>
+    </w:p>
+    <w:p>
+      <w:pPr>
+        <w:jc w:val="both"/>
+        <w:rPr>
+          <w:lang w:val="fr-FR"/>
+        </w:rPr>
+      </w:pPr>
       <w:r>
         <w:rPr>
           <w:lang w:val="fr-FR"/>
         </w:rPr>
         <w:lastRenderedPageBreak/>
-        <w:t xml:space="preserve">ici, chez vous. Ce sont des hommes comme les autres, allez, et qui ne vous feront aucun mal. » </w:t>
-      </w:r>
-    </w:p>
-    <w:p>
-      <w:pPr>
-        <w:jc w:val="both"/>
-        <w:rPr>
-          <w:lang w:val="fr-FR"/>
-        </w:rPr>
-      </w:pPr>
-      <w:r>
-        <w:rPr>
-          <w:lang w:val="fr-FR"/>
-        </w:rPr>
         <w:t>Nous nous retrouvons dans la rue</w:t>
       </w:r>
       <w:r>
@@ -9083,7 +9650,21 @@
         <w:rPr>
           <w:lang w:val="fr-FR"/>
         </w:rPr>
-        <w:t>Un lieutenant du 11e s'approche de notre table. « où est le régiment ?</w:t>
+        <w:t xml:space="preserve">Un lieutenant du 11e s'approche de notre table. « </w:t>
+      </w:r>
+      <w:proofErr w:type="gramStart"/>
+      <w:r>
+        <w:rPr>
+          <w:lang w:val="fr-FR"/>
+        </w:rPr>
+        <w:t>où</w:t>
+      </w:r>
+      <w:proofErr w:type="gramEnd"/>
+      <w:r>
+        <w:rPr>
+          <w:lang w:val="fr-FR"/>
+        </w:rPr>
+        <w:t xml:space="preserve"> est le régiment ?</w:t>
       </w:r>
     </w:p>
     <w:p>
@@ -9219,33 +9800,41 @@
         <w:rPr>
           <w:lang w:val="fr-FR"/>
         </w:rPr>
+        <w:t xml:space="preserve">— Si on allait au bureau de la Place faire semblant de nous renseigner ? </w:t>
+      </w:r>
+    </w:p>
+    <w:p>
+      <w:pPr>
+        <w:jc w:val="both"/>
+        <w:rPr>
+          <w:lang w:val="fr-FR"/>
+        </w:rPr>
+      </w:pPr>
+      <w:proofErr w:type="gramStart"/>
+      <w:r>
+        <w:rPr>
+          <w:lang w:val="fr-FR"/>
+        </w:rPr>
+        <w:t>Le dit</w:t>
+      </w:r>
+      <w:proofErr w:type="gramEnd"/>
+      <w:r>
+        <w:rPr>
+          <w:lang w:val="fr-FR"/>
+        </w:rPr>
+        <w:t xml:space="preserve"> bureau se trouve de l'autre côté de la Moselle dont nous traversons un pont toujours gardé par le génie</w:t>
+      </w:r>
+      <w:r>
+        <w:rPr>
+          <w:lang w:val="fr-FR"/>
+        </w:rPr>
+        <w:t xml:space="preserve">… </w:t>
+      </w:r>
+      <w:r>
+        <w:rPr>
+          <w:lang w:val="fr-FR"/>
+        </w:rPr>
         <w:lastRenderedPageBreak/>
-        <w:t xml:space="preserve">— Si on allait au bureau de la Place faire semblant de nous renseigner ? </w:t>
-      </w:r>
-    </w:p>
-    <w:p>
-      <w:pPr>
-        <w:jc w:val="both"/>
-        <w:rPr>
-          <w:lang w:val="fr-FR"/>
-        </w:rPr>
-      </w:pPr>
-      <w:r>
-        <w:rPr>
-          <w:lang w:val="fr-FR"/>
-        </w:rPr>
-        <w:t>Le dit bureau se trouve de l'autre côté de la Moselle dont nous traversons un pont toujours gardé par le génie</w:t>
-      </w:r>
-      <w:r>
-        <w:rPr>
-          <w:lang w:val="fr-FR"/>
-        </w:rPr>
-        <w:t xml:space="preserve">… </w:t>
-      </w:r>
-      <w:r>
-        <w:rPr>
-          <w:lang w:val="fr-FR"/>
-        </w:rPr>
         <w:t xml:space="preserve">L'arme toujours à la bretelle, </w:t>
       </w:r>
       <w:r>
@@ -9496,55 +10085,49 @@
         <w:rPr>
           <w:lang w:val="fr-FR"/>
         </w:rPr>
-        <w:t xml:space="preserve">Nous restons là, plantés, deux bonnes minutes avant de prendre une décision. Enfin, comme rien n'arrive nous nous éloignons lentement. Au premier tournant de la rue je jette mon fusil dans une rigole et aussi les cinq </w:t>
-      </w:r>
+        <w:t>Nous restons là, plantés, deux bonnes minutes avant de prendre une décision. Enfin, comme rien n'arrive nous nous éloignons lentement. Au premier tournant de la rue je jette mon fusil dans une rigole et aussi les cinq cartouches que j'ai encore dans ma poche. André en fait autant.</w:t>
+      </w:r>
+    </w:p>
+    <w:p>
+      <w:pPr>
+        <w:jc w:val="both"/>
+        <w:rPr>
+          <w:lang w:val="fr-FR"/>
+        </w:rPr>
+      </w:pPr>
+      <w:r>
+        <w:rPr>
+          <w:lang w:val="fr-FR"/>
+        </w:rPr>
+        <w:t>— Maintenant ils peuvent venir ! Il n'y a plus qu'à les attendre.</w:t>
+      </w:r>
+    </w:p>
+    <w:p>
+      <w:pPr>
+        <w:jc w:val="both"/>
+        <w:rPr>
+          <w:lang w:val="fr-FR"/>
+        </w:rPr>
+      </w:pPr>
+      <w:r>
+        <w:rPr>
+          <w:lang w:val="fr-FR"/>
+        </w:rPr>
+        <w:t xml:space="preserve">— Mais où ? </w:t>
+      </w:r>
+    </w:p>
+    <w:p>
+      <w:pPr>
+        <w:jc w:val="both"/>
+        <w:rPr>
+          <w:lang w:val="fr-FR"/>
+        </w:rPr>
+      </w:pPr>
       <w:r>
         <w:rPr>
           <w:lang w:val="fr-FR"/>
         </w:rPr>
         <w:lastRenderedPageBreak/>
-        <w:t>cartouches que j'ai encore dans ma poche. André en fait autant.</w:t>
-      </w:r>
-    </w:p>
-    <w:p>
-      <w:pPr>
-        <w:jc w:val="both"/>
-        <w:rPr>
-          <w:lang w:val="fr-FR"/>
-        </w:rPr>
-      </w:pPr>
-      <w:r>
-        <w:rPr>
-          <w:lang w:val="fr-FR"/>
-        </w:rPr>
-        <w:t>— Maintenant ils peuvent venir ! Il n'y a plus qu'à les attendre.</w:t>
-      </w:r>
-    </w:p>
-    <w:p>
-      <w:pPr>
-        <w:jc w:val="both"/>
-        <w:rPr>
-          <w:lang w:val="fr-FR"/>
-        </w:rPr>
-      </w:pPr>
-      <w:r>
-        <w:rPr>
-          <w:lang w:val="fr-FR"/>
-        </w:rPr>
-        <w:t xml:space="preserve">— Mais où ? </w:t>
-      </w:r>
-    </w:p>
-    <w:p>
-      <w:pPr>
-        <w:jc w:val="both"/>
-        <w:rPr>
-          <w:lang w:val="fr-FR"/>
-        </w:rPr>
-      </w:pPr>
-      <w:r>
-        <w:rPr>
-          <w:lang w:val="fr-FR"/>
-        </w:rPr>
         <w:t xml:space="preserve">Un hôpital devant nous. Nous </w:t>
       </w:r>
       <w:r>
@@ -9617,7 +10200,21 @@
         <w:rPr>
           <w:lang w:val="fr-FR"/>
         </w:rPr>
-        <w:t xml:space="preserve">ne autre croix-rouge. Un atelier de serrurerie (l'hôpital est installé dans une école professionnelle.) encombré de brancards. </w:t>
+        <w:t xml:space="preserve">ne autre </w:t>
+      </w:r>
+      <w:proofErr w:type="spellStart"/>
+      <w:r>
+        <w:rPr>
+          <w:lang w:val="fr-FR"/>
+        </w:rPr>
+        <w:t>croix-rouge</w:t>
+      </w:r>
+      <w:proofErr w:type="spellEnd"/>
+      <w:r>
+        <w:rPr>
+          <w:lang w:val="fr-FR"/>
+        </w:rPr>
+        <w:t xml:space="preserve">. Un atelier de serrurerie (l'hôpital est installé dans une école professionnelle.) encombré de brancards. </w:t>
       </w:r>
     </w:p>
     <w:p>
@@ -9669,44 +10266,50 @@
         <w:rPr>
           <w:lang w:val="fr-FR"/>
         </w:rPr>
+        <w:t>La nuit arrive. Nous nous couchons sur un brancard. Vivement qu'ils s'aboulent !</w:t>
+      </w:r>
+    </w:p>
+    <w:p>
+      <w:pPr>
+        <w:jc w:val="both"/>
+        <w:rPr>
+          <w:lang w:val="fr-FR"/>
+        </w:rPr>
+      </w:pPr>
+      <w:r>
+        <w:rPr>
+          <w:lang w:val="fr-FR"/>
+        </w:rPr>
+        <w:t>Et bonne nuit !</w:t>
+      </w:r>
+    </w:p>
+    <w:p>
+      <w:pPr>
+        <w:jc w:val="both"/>
+        <w:rPr>
+          <w:lang w:val="fr-FR"/>
+        </w:rPr>
+      </w:pPr>
+    </w:p>
+    <w:p>
+      <w:pPr>
+        <w:jc w:val="both"/>
+        <w:rPr>
+          <w:lang w:val="fr-FR"/>
+        </w:rPr>
+      </w:pPr>
+      <w:r>
+        <w:rPr>
+          <w:lang w:val="fr-FR"/>
+        </w:rPr>
+        <w:t xml:space="preserve">Je me réveille frais et dispos. Depuis longtemps je n'avais pas si bien dormi. Et mon slip neuf porte même les traces </w:t>
+      </w:r>
+      <w:r>
+        <w:rPr>
+          <w:lang w:val="fr-FR"/>
+        </w:rPr>
         <w:lastRenderedPageBreak/>
-        <w:t>La nuit arrive. Nous nous couchons sur un brancard. Vivement qu'ils s'aboulent !</w:t>
-      </w:r>
-    </w:p>
-    <w:p>
-      <w:pPr>
-        <w:jc w:val="both"/>
-        <w:rPr>
-          <w:lang w:val="fr-FR"/>
-        </w:rPr>
-      </w:pPr>
-      <w:r>
-        <w:rPr>
-          <w:lang w:val="fr-FR"/>
-        </w:rPr>
-        <w:t>Et bonne nuit !</w:t>
-      </w:r>
-    </w:p>
-    <w:p>
-      <w:pPr>
-        <w:jc w:val="both"/>
-        <w:rPr>
-          <w:lang w:val="fr-FR"/>
-        </w:rPr>
-      </w:pPr>
-    </w:p>
-    <w:p>
-      <w:pPr>
-        <w:jc w:val="both"/>
-        <w:rPr>
-          <w:lang w:val="fr-FR"/>
-        </w:rPr>
-      </w:pPr>
-      <w:r>
-        <w:rPr>
-          <w:lang w:val="fr-FR"/>
-        </w:rPr>
-        <w:t>Je me réveille frais et dispos. Depuis longtemps je n'avais pas si bien dormi. Et mon slip neuf porte même les traces d'une nuit d'amour factice. (La tâche, elle, n'est pas factice !)</w:t>
+        <w:t>d'une nuit d'amour factice. (La tâche, elle, n'est pas factice !)</w:t>
       </w:r>
     </w:p>
     <w:p>
@@ -9826,21 +10429,49 @@
         <w:rPr>
           <w:lang w:val="fr-FR"/>
         </w:rPr>
-        <w:t xml:space="preserve">— Ca va faire du joli ! </w:t>
-      </w:r>
-    </w:p>
-    <w:p>
-      <w:pPr>
-        <w:jc w:val="both"/>
-        <w:rPr>
-          <w:lang w:val="fr-FR"/>
-        </w:rPr>
-      </w:pPr>
-      <w:r>
-        <w:rPr>
-          <w:lang w:val="fr-FR"/>
-        </w:rPr>
-        <w:t>On nous indique des casernes. Nous y allons sans hâte. Des artilleurs n'ont pas l'air de savoir ce qu'ils vont faire de deux vieux 75 froqués par dessus la ville. Un capitaine prend soudain une décision. Il nous interpelle :</w:t>
+        <w:t xml:space="preserve">— </w:t>
+      </w:r>
+      <w:proofErr w:type="gramStart"/>
+      <w:r>
+        <w:rPr>
+          <w:lang w:val="fr-FR"/>
+        </w:rPr>
+        <w:t>Ca</w:t>
+      </w:r>
+      <w:proofErr w:type="gramEnd"/>
+      <w:r>
+        <w:rPr>
+          <w:lang w:val="fr-FR"/>
+        </w:rPr>
+        <w:t xml:space="preserve"> va faire du joli ! </w:t>
+      </w:r>
+    </w:p>
+    <w:p>
+      <w:pPr>
+        <w:jc w:val="both"/>
+        <w:rPr>
+          <w:lang w:val="fr-FR"/>
+        </w:rPr>
+      </w:pPr>
+      <w:r>
+        <w:rPr>
+          <w:lang w:val="fr-FR"/>
+        </w:rPr>
+        <w:t xml:space="preserve">On nous indique des casernes. Nous y allons sans hâte. Des artilleurs n'ont pas l'air de savoir ce qu'ils vont faire de deux vieux 75 froqués </w:t>
+      </w:r>
+      <w:proofErr w:type="spellStart"/>
+      <w:r>
+        <w:rPr>
+          <w:lang w:val="fr-FR"/>
+        </w:rPr>
+        <w:t>par dessus</w:t>
+      </w:r>
+      <w:proofErr w:type="spellEnd"/>
+      <w:r>
+        <w:rPr>
+          <w:lang w:val="fr-FR"/>
+        </w:rPr>
+        <w:t xml:space="preserve"> la ville. Un capitaine prend soudain une décision. Il nous interpelle :</w:t>
       </w:r>
     </w:p>
     <w:p>
@@ -9882,50 +10513,70 @@
         <w:rPr>
           <w:lang w:val="fr-FR"/>
         </w:rPr>
+        <w:t xml:space="preserve">— Attendez ! on va vous en donner. Et des balles aussi. </w:t>
+      </w:r>
+    </w:p>
+    <w:p>
+      <w:pPr>
+        <w:jc w:val="both"/>
+        <w:rPr>
+          <w:lang w:val="fr-FR"/>
+        </w:rPr>
+      </w:pPr>
+      <w:r>
+        <w:rPr>
+          <w:lang w:val="fr-FR"/>
+        </w:rPr>
+        <w:t xml:space="preserve">Il se retourne pour appeler quelque </w:t>
+      </w:r>
+      <w:proofErr w:type="spellStart"/>
+      <w:r>
+        <w:rPr>
+          <w:lang w:val="fr-FR"/>
+        </w:rPr>
+        <w:t>sous-of</w:t>
+      </w:r>
+      <w:proofErr w:type="spellEnd"/>
+      <w:r>
+        <w:rPr>
+          <w:lang w:val="fr-FR"/>
+        </w:rPr>
+        <w:t>. Nous nous faufilons en vitesse à travers les groupes.</w:t>
+      </w:r>
+    </w:p>
+    <w:p>
+      <w:pPr>
+        <w:jc w:val="both"/>
+        <w:rPr>
+          <w:lang w:val="fr-FR"/>
+        </w:rPr>
+      </w:pPr>
+      <w:r>
+        <w:rPr>
+          <w:lang w:val="fr-FR"/>
+        </w:rPr>
+        <w:t>— Des fusils, tu peux te les carrer dans le cul. Si tu crois qu'on a envie de se faire caner maintenant !</w:t>
+      </w:r>
+    </w:p>
+    <w:p>
+      <w:pPr>
+        <w:jc w:val="both"/>
+        <w:rPr>
+          <w:lang w:val="fr-FR"/>
+        </w:rPr>
+      </w:pPr>
+      <w:r>
+        <w:rPr>
+          <w:lang w:val="fr-FR"/>
+        </w:rPr>
+        <w:t xml:space="preserve">Dans une autre cour des isolés qui doivent avoir fait le même coup que nous semblent avoir perdu quelque chose </w:t>
+      </w:r>
+      <w:r>
+        <w:rPr>
+          <w:lang w:val="fr-FR"/>
+        </w:rPr>
         <w:lastRenderedPageBreak/>
-        <w:t xml:space="preserve">— Attendez ! on va vous en donner. Et des balles aussi. </w:t>
-      </w:r>
-    </w:p>
-    <w:p>
-      <w:pPr>
-        <w:jc w:val="both"/>
-        <w:rPr>
-          <w:lang w:val="fr-FR"/>
-        </w:rPr>
-      </w:pPr>
-      <w:r>
-        <w:rPr>
-          <w:lang w:val="fr-FR"/>
-        </w:rPr>
-        <w:t>Il se retourne pour appeler quelque sous-of. Nous nous faufilons en vitesse à travers les groupes.</w:t>
-      </w:r>
-    </w:p>
-    <w:p>
-      <w:pPr>
-        <w:jc w:val="both"/>
-        <w:rPr>
-          <w:lang w:val="fr-FR"/>
-        </w:rPr>
-      </w:pPr>
-      <w:r>
-        <w:rPr>
-          <w:lang w:val="fr-FR"/>
-        </w:rPr>
-        <w:t>— Des fusils, tu peux te les carrer dans le cul. Si tu crois qu'on a envie de se faire caner maintenant !</w:t>
-      </w:r>
-    </w:p>
-    <w:p>
-      <w:pPr>
-        <w:jc w:val="both"/>
-        <w:rPr>
-          <w:lang w:val="fr-FR"/>
-        </w:rPr>
-      </w:pPr>
-      <w:r>
-        <w:rPr>
-          <w:lang w:val="fr-FR"/>
-        </w:rPr>
-        <w:t xml:space="preserve">Dans une autre cour des isolés qui doivent avoir fait le même coup que nous semblent avoir perdu quelque chose le long et dans les bâtiments. Ils soulèvent des sacs abandonnés, tripotent dedans, fourrent des objets dans leurs poches, en laissant tomber d'autres après les avoir évalués. </w:t>
+        <w:t xml:space="preserve">le long et dans les bâtiments. Ils soulèvent des sacs abandonnés, tripotent dedans, fourrent des objets dans leurs poches, en laissant tomber d'autres après les avoir évalués. </w:t>
       </w:r>
     </w:p>
     <w:p>
@@ -9953,7 +10604,14 @@
         <w:rPr>
           <w:lang w:val="fr-FR"/>
         </w:rPr>
-        <w:t>André qui a un flair du tonnerre a découvert la cantine et le mess des sous off</w:t>
+        <w:t xml:space="preserve">André qui a un flair du tonnerre a découvert la cantine et le mess des sous </w:t>
+      </w:r>
+      <w:proofErr w:type="spellStart"/>
+      <w:r>
+        <w:rPr>
+          <w:lang w:val="fr-FR"/>
+        </w:rPr>
+        <w:t>off</w:t>
       </w:r>
       <w:r>
         <w:rPr>
@@ -9961,6 +10619,7 @@
         </w:rPr>
         <w:t>s</w:t>
       </w:r>
+      <w:proofErr w:type="spellEnd"/>
       <w:r>
         <w:rPr>
           <w:lang w:val="fr-FR"/>
@@ -10015,34 +10674,40 @@
         <w:rPr>
           <w:lang w:val="fr-FR"/>
         </w:rPr>
+        <w:t>— Ils sont cinglés ! Tout à l'heure il ne va pas faire bon ici. On se grouille à vider un fût de bière q</w:t>
+      </w:r>
+      <w:r>
+        <w:rPr>
+          <w:lang w:val="fr-FR"/>
+        </w:rPr>
+        <w:t>u’</w:t>
+      </w:r>
+      <w:r>
+        <w:rPr>
+          <w:lang w:val="fr-FR"/>
+        </w:rPr>
+        <w:t xml:space="preserve">André a ramené de je ne sais où. Chazeaux fait de fréquentes stations à la pompe en caoutchouc. Il parle fort. Il a le sourire, il entonne les saltimbanques. </w:t>
+      </w:r>
+    </w:p>
+    <w:p>
+      <w:pPr>
+        <w:jc w:val="both"/>
+        <w:rPr>
+          <w:lang w:val="fr-FR"/>
+        </w:rPr>
+      </w:pPr>
+      <w:r>
+        <w:rPr>
+          <w:lang w:val="fr-FR"/>
+        </w:rPr>
+        <w:t xml:space="preserve">Mais la réponse aux enfoirés de 75 ne tarde pas à venir. Des obus tombent à quelques centaines de mètres en avant des casernes. Les sifflements se perçoivent de plus </w:t>
+      </w:r>
+      <w:r>
+        <w:rPr>
+          <w:lang w:val="fr-FR"/>
+        </w:rPr>
         <w:lastRenderedPageBreak/>
-        <w:t>— Ils sont cinglés ! Tout à l'heure il ne va pas faire bon ici. On se grouille à vider un fût de bière q</w:t>
-      </w:r>
-      <w:r>
-        <w:rPr>
-          <w:lang w:val="fr-FR"/>
-        </w:rPr>
-        <w:t>u’</w:t>
-      </w:r>
-      <w:r>
-        <w:rPr>
-          <w:lang w:val="fr-FR"/>
-        </w:rPr>
-        <w:t xml:space="preserve">André a ramené de je ne sais où. Chazeaux fait de fréquentes stations à la pompe en caoutchouc. Il parle fort. Il a le sourire, il entonne les saltimbanques. </w:t>
-      </w:r>
-    </w:p>
-    <w:p>
-      <w:pPr>
-        <w:jc w:val="both"/>
-        <w:rPr>
-          <w:lang w:val="fr-FR"/>
-        </w:rPr>
-      </w:pPr>
-      <w:r>
-        <w:rPr>
-          <w:lang w:val="fr-FR"/>
-        </w:rPr>
-        <w:t xml:space="preserve">Mais la réponse aux enfoirés de 75 ne tarde pas à venir. Des obus tombent à quelques centaines de mètres en avant des casernes. Les sifflements se perçoivent de plus en plus nettement. Le tir s'allonge. Les casernes ne vont pas tarder à en prendre. </w:t>
+        <w:t xml:space="preserve">en plus nettement. Le tir s'allonge. Les casernes ne vont pas tarder à en prendre. </w:t>
       </w:r>
     </w:p>
     <w:p>
@@ -10114,13 +10779,7 @@
         <w:rPr>
           <w:lang w:val="fr-FR"/>
         </w:rPr>
-        <w:t>D</w:t>
-      </w:r>
-      <w:r>
-        <w:rPr>
-          <w:lang w:val="fr-FR"/>
-        </w:rPr>
-        <w:t>es explosions, des bris de vitres.</w:t>
+        <w:t>Des explosions, des bris de vitres.</w:t>
       </w:r>
     </w:p>
     <w:p>
@@ -10190,34 +10849,54 @@
         <w:rPr>
           <w:lang w:val="fr-FR"/>
         </w:rPr>
+        <w:t xml:space="preserve">Un obus explose sur notre droite à proximité du boyau. Bousculade. Des artilleurs se pressent, se poussent, se bousculent pour s'éloigner du lieu de l'explosion. — Vite ! démerdez-vous ! laissez-moi passer. </w:t>
+      </w:r>
+    </w:p>
+    <w:p>
+      <w:pPr>
+        <w:jc w:val="both"/>
+        <w:rPr>
+          <w:lang w:val="fr-FR"/>
+        </w:rPr>
+      </w:pPr>
+      <w:r>
+        <w:rPr>
+          <w:lang w:val="fr-FR"/>
+        </w:rPr>
+        <w:t xml:space="preserve">Un obus qui tombe sur la gauche les fait refluer. Ces artilleurs sont littéralement affolés. D'où </w:t>
+      </w:r>
+      <w:r>
+        <w:rPr>
+          <w:lang w:val="fr-FR"/>
+        </w:rPr>
+        <w:t>sortent-ils</w:t>
+      </w:r>
+      <w:r>
+        <w:rPr>
+          <w:lang w:val="fr-FR"/>
+        </w:rPr>
+        <w:t xml:space="preserve"> donc ? Nous les invitons à rester peinards bien sagement à l'endroit où ils se trouvent. Mais il n'y a rien à faire. Les explosions les ballottent et les renvoient comme des balles de tennis. Certains se couchent à plat ventre au </w:t>
+      </w:r>
+      <w:r>
+        <w:rPr>
+          <w:lang w:val="fr-FR"/>
+        </w:rPr>
         <w:lastRenderedPageBreak/>
-        <w:t xml:space="preserve">Un obus explose sur notre droite à proximité du boyau. Bousculade. Des artilleurs se pressent, se poussent, se bousculent pour s'éloigner du lieu de l'explosion. — Vite ! démerdez-vous ! laissez-moi passer. </w:t>
-      </w:r>
-    </w:p>
-    <w:p>
-      <w:pPr>
-        <w:jc w:val="both"/>
-        <w:rPr>
-          <w:lang w:val="fr-FR"/>
-        </w:rPr>
-      </w:pPr>
-      <w:r>
-        <w:rPr>
-          <w:lang w:val="fr-FR"/>
-        </w:rPr>
-        <w:t xml:space="preserve">Un obus qui tombe sur la gauche les fait refluer. Ces artilleurs sont littéralement affolés. D'où </w:t>
-      </w:r>
-      <w:r>
-        <w:rPr>
-          <w:lang w:val="fr-FR"/>
-        </w:rPr>
-        <w:t>sortent-ils</w:t>
-      </w:r>
-      <w:r>
-        <w:rPr>
-          <w:lang w:val="fr-FR"/>
-        </w:rPr>
-        <w:t xml:space="preserve"> donc ? Nous les invitons à rester peinards bien sagement à l'endroit où ils se trouvent. Mais il n'y a rien à faire. Les explosions les ballottent et les renvoient comme des balles de tennis. Certains se couchent à plat ventre au fond du boyau cependant profond de deux mètres. Ils mettent sur leur tête leur sac et leur musette et chaque déflagration les secoue comme s'ils recevaient une décharge électrique à travers le corps. Je risque le nez par dessus le rebord de la tranchée. Un drapeau blanc a été hissé sur un des bâtiments de la caserne. Mais comme des armes automatiques continuent de tirer le bombardement ne s'arrête pas. </w:t>
+        <w:t xml:space="preserve">fond du boyau cependant profond de deux mètres. Ils mettent sur leur tête leur sac et leur musette et chaque déflagration les secoue comme s'ils recevaient une décharge électrique à travers le corps. Je risque le nez </w:t>
+      </w:r>
+      <w:proofErr w:type="spellStart"/>
+      <w:r>
+        <w:rPr>
+          <w:lang w:val="fr-FR"/>
+        </w:rPr>
+        <w:t>par dessus</w:t>
+      </w:r>
+      <w:proofErr w:type="spellEnd"/>
+      <w:r>
+        <w:rPr>
+          <w:lang w:val="fr-FR"/>
+        </w:rPr>
+        <w:t xml:space="preserve"> le rebord de la tranchée. Un drapeau blanc a été hissé sur un des bâtiments de la caserne. Mais comme des armes automatiques continuent de tirer le bombardement ne s'arrête pas. </w:t>
       </w:r>
     </w:p>
     <w:p>
@@ -10259,12 +10938,14 @@
         </w:rPr>
         <w:t xml:space="preserve"> quant à nous, bien décidés à nous laisser cueillir ici. Ils ne tarderont pas sans doute à s'abouler. Histoire de nous dégourdir, nous marchons dans la tranchée. Mal nous en prend. A un détour du boyau le souffle puissant d'une marmite nous plaque au sol. </w:t>
       </w:r>
+      <w:proofErr w:type="gramStart"/>
       <w:r>
         <w:rPr>
           <w:lang w:val="fr-FR"/>
         </w:rPr>
         <w:t>Le forêt</w:t>
       </w:r>
+      <w:proofErr w:type="gramEnd"/>
       <w:r>
         <w:rPr>
           <w:lang w:val="fr-FR"/>
@@ -10273,9 +10954,17 @@
       </w:r>
       <w:r>
         <w:rPr>
-          <w:lang w:val="fr-FR"/>
-        </w:rPr>
-        <w:t xml:space="preserve">- </w:t>
+          <w:sz w:val="24"/>
+          <w:szCs w:val="20"/>
+          <w:lang w:val="fr-FR"/>
+        </w:rPr>
+        <w:t>–</w:t>
+      </w:r>
+      <w:r>
+        <w:rPr>
+          <w:lang w:val="fr-FR"/>
+        </w:rPr>
+        <w:t xml:space="preserve"> </w:t>
       </w:r>
       <w:r>
         <w:rPr>
@@ -10287,61 +10976,63 @@
         <w:rPr>
           <w:lang w:val="fr-FR"/>
         </w:rPr>
-        <w:t xml:space="preserve"> -</w:t>
-      </w:r>
-      <w:r>
-        <w:rPr>
-          <w:lang w:val="fr-FR"/>
-        </w:rPr>
-        <w:t xml:space="preserve"> dans un épouvantable fracas vers je ne sais quel effrayant abîme. Le temps de respirer du soufre, de ne </w:t>
-      </w:r>
+        <w:t xml:space="preserve"> </w:t>
+      </w:r>
+      <w:r>
+        <w:rPr>
+          <w:sz w:val="24"/>
+          <w:szCs w:val="20"/>
+          <w:lang w:val="fr-FR"/>
+        </w:rPr>
+        <w:t>–</w:t>
+      </w:r>
+      <w:r>
+        <w:rPr>
+          <w:lang w:val="fr-FR"/>
+        </w:rPr>
+        <w:t xml:space="preserve"> dans un épouvantable fracas vers je ne sais quel effrayant abîme. Le temps de respirer du soufre, de ne penser à rien et de desserrer les dents et je me relève. Chazeaux qui marchait un peu en avant revient avec un visage décomposé :</w:t>
+      </w:r>
+    </w:p>
+    <w:p>
+      <w:pPr>
+        <w:jc w:val="both"/>
+        <w:rPr>
+          <w:lang w:val="fr-FR"/>
+        </w:rPr>
+      </w:pPr>
+      <w:r>
+        <w:rPr>
+          <w:lang w:val="fr-FR"/>
+        </w:rPr>
+        <w:t xml:space="preserve">— Putain. J'ai failli être enterré ! Il y en a quatre ou cinq qui ont été pris ! Je m'assois et je ne bouge plus, hé ! » </w:t>
+      </w:r>
+    </w:p>
+    <w:p>
+      <w:pPr>
+        <w:jc w:val="both"/>
+        <w:rPr>
+          <w:lang w:val="fr-FR"/>
+        </w:rPr>
+      </w:pPr>
+      <w:r>
+        <w:rPr>
+          <w:lang w:val="fr-FR"/>
+        </w:rPr>
+        <w:t xml:space="preserve">Au bout d'un temps incalculable le bombardement décroît enfin, puis cesse tout à fait pour faire place à un silence hébété. </w:t>
+      </w:r>
+    </w:p>
+    <w:p>
+      <w:pPr>
+        <w:jc w:val="both"/>
+        <w:rPr>
+          <w:lang w:val="fr-FR"/>
+        </w:rPr>
+      </w:pPr>
       <w:r>
         <w:rPr>
           <w:lang w:val="fr-FR"/>
         </w:rPr>
         <w:lastRenderedPageBreak/>
-        <w:t>penser à rien et de desserrer les dents et je me relève. Chazeaux qui marchait un peu en avant revient avec un visage décomposé :</w:t>
-      </w:r>
-    </w:p>
-    <w:p>
-      <w:pPr>
-        <w:jc w:val="both"/>
-        <w:rPr>
-          <w:lang w:val="fr-FR"/>
-        </w:rPr>
-      </w:pPr>
-      <w:r>
-        <w:rPr>
-          <w:lang w:val="fr-FR"/>
-        </w:rPr>
-        <w:t xml:space="preserve">— Putain. J'ai failli être enterré ! Il y en a quatre ou cinq qui ont été pris ! Je m'assois et je ne bouge plus, hé ! » </w:t>
-      </w:r>
-    </w:p>
-    <w:p>
-      <w:pPr>
-        <w:jc w:val="both"/>
-        <w:rPr>
-          <w:lang w:val="fr-FR"/>
-        </w:rPr>
-      </w:pPr>
-      <w:r>
-        <w:rPr>
-          <w:lang w:val="fr-FR"/>
-        </w:rPr>
-        <w:t xml:space="preserve">Au bout d'un temps incalculable le bombardement décroît enfin, puis cesse tout à fait pour faire place à un silence hébété. </w:t>
-      </w:r>
-    </w:p>
-    <w:p>
-      <w:pPr>
-        <w:jc w:val="both"/>
-        <w:rPr>
-          <w:lang w:val="fr-FR"/>
-        </w:rPr>
-      </w:pPr>
-      <w:r>
-        <w:rPr>
-          <w:lang w:val="fr-FR"/>
-        </w:rPr>
         <w:t>Nous restons encore tapis dans le boyau le temps d'une bonne marge de sécurité. Enfin nous passons notre tête hors de la tranchée.</w:t>
       </w:r>
     </w:p>
@@ -10370,7 +11061,21 @@
         <w:rPr>
           <w:lang w:val="fr-FR"/>
         </w:rPr>
-        <w:t>— Non. Le calme continue coupé à des intervalles de plus en plus longs par le feu d'un fusil-mitrailleur placé dans la forêt. Quelqu'un dit subitement :</w:t>
+        <w:t xml:space="preserve">— Non. Le calme continue </w:t>
+      </w:r>
+      <w:proofErr w:type="gramStart"/>
+      <w:r>
+        <w:rPr>
+          <w:lang w:val="fr-FR"/>
+        </w:rPr>
+        <w:t>coupé</w:t>
+      </w:r>
+      <w:proofErr w:type="gramEnd"/>
+      <w:r>
+        <w:rPr>
+          <w:lang w:val="fr-FR"/>
+        </w:rPr>
+        <w:t xml:space="preserve"> à des intervalles de plus en plus longs par le feu d'un fusil-mitrailleur placé dans la forêt. Quelqu'un dit subitement :</w:t>
       </w:r>
     </w:p>
     <w:p>
@@ -10526,22 +11231,231 @@
         <w:rPr>
           <w:lang w:val="fr-FR"/>
         </w:rPr>
+        <w:t xml:space="preserve">Au-dessus d'une route des </w:t>
+      </w:r>
+      <w:proofErr w:type="gramStart"/>
+      <w:r>
+        <w:rPr>
+          <w:lang w:val="fr-FR"/>
+        </w:rPr>
+        <w:t>belges</w:t>
+      </w:r>
+      <w:proofErr w:type="gramEnd"/>
+      <w:r>
+        <w:rPr>
+          <w:lang w:val="fr-FR"/>
+        </w:rPr>
+        <w:t xml:space="preserve"> rassemblent leurs affaires en discutant. Nous nous joignons à eux. L'attente se prolonge, énervante. Des hommes fixent un mouchoir au bout d'un bâton. De la lisière du bois quelqu'un crie :</w:t>
+      </w:r>
+    </w:p>
+    <w:p>
+      <w:pPr>
+        <w:jc w:val="both"/>
+        <w:rPr>
+          <w:lang w:val="fr-FR"/>
+        </w:rPr>
+      </w:pPr>
+      <w:r>
+        <w:rPr>
+          <w:lang w:val="fr-FR"/>
+        </w:rPr>
+        <w:t>— Rassemblez-vous sur la route ! Ils sont là !</w:t>
+      </w:r>
+      <w:r>
+        <w:rPr>
+          <w:lang w:val="fr-FR"/>
+        </w:rPr>
+        <w:t> »</w:t>
+      </w:r>
+      <w:r>
+        <w:rPr>
+          <w:lang w:val="fr-FR"/>
+        </w:rPr>
+        <w:t xml:space="preserve"> Nous nous plaçons en queue de la colonne qu'un officier belge met en marche. Presque tout le monde brandit son mouchoir. Je dis à André : </w:t>
+      </w:r>
+      <w:r>
+        <w:rPr>
+          <w:lang w:val="fr-FR"/>
+        </w:rPr>
+        <w:t>— Tu</w:t>
+      </w:r>
+      <w:r>
+        <w:rPr>
+          <w:lang w:val="fr-FR"/>
+        </w:rPr>
+        <w:t xml:space="preserve"> te rends compte ?</w:t>
+      </w:r>
+      <w:r>
+        <w:rPr>
+          <w:lang w:val="fr-FR"/>
+        </w:rPr>
+        <w:t> »</w:t>
+      </w:r>
+      <w:r>
+        <w:rPr>
+          <w:lang w:val="fr-FR"/>
+        </w:rPr>
+        <w:t> </w:t>
+      </w:r>
+    </w:p>
+    <w:p>
+      <w:pPr>
+        <w:jc w:val="both"/>
+        <w:rPr>
+          <w:lang w:val="fr-FR"/>
+        </w:rPr>
+      </w:pPr>
+      <w:r>
+        <w:rPr>
+          <w:lang w:val="fr-FR"/>
+        </w:rPr>
         <w:lastRenderedPageBreak/>
-        <w:t>Au-dessus d'une route des belges rassemblent leurs affaires en discutant. Nous nous joignons à eux. L'attente se prolonge, énervante. Des hommes fixent un mouchoir au bout d'un bâton. De la lisière du bois quelqu'un crie :</w:t>
-      </w:r>
-    </w:p>
-    <w:p>
-      <w:pPr>
-        <w:jc w:val="both"/>
-        <w:rPr>
-          <w:lang w:val="fr-FR"/>
-        </w:rPr>
-      </w:pPr>
-      <w:r>
-        <w:rPr>
-          <w:lang w:val="fr-FR"/>
-        </w:rPr>
-        <w:t>— Rassemblez-vous sur la route ! Ils sont là !</w:t>
+        <w:t xml:space="preserve">Nous n'avions pas pensé finir la guerre en queue d'un tel défilé, derrière des </w:t>
+      </w:r>
+      <w:proofErr w:type="gramStart"/>
+      <w:r>
+        <w:rPr>
+          <w:lang w:val="fr-FR"/>
+        </w:rPr>
+        <w:t>belges</w:t>
+      </w:r>
+      <w:proofErr w:type="gramEnd"/>
+      <w:r>
+        <w:rPr>
+          <w:lang w:val="fr-FR"/>
+        </w:rPr>
+        <w:t xml:space="preserve"> à calot à pompon et agitant leurs mouchoirs au-dessus de leurs têtes.</w:t>
+      </w:r>
+    </w:p>
+    <w:p>
+      <w:pPr>
+        <w:jc w:val="both"/>
+        <w:rPr>
+          <w:lang w:val="fr-FR"/>
+        </w:rPr>
+      </w:pPr>
+      <w:r>
+        <w:rPr>
+          <w:lang w:val="fr-FR"/>
+        </w:rPr>
+        <w:t>— C'est marrant !</w:t>
+      </w:r>
+    </w:p>
+    <w:p>
+      <w:pPr>
+        <w:jc w:val="both"/>
+        <w:rPr>
+          <w:lang w:val="fr-FR"/>
+        </w:rPr>
+      </w:pPr>
+      <w:r>
+        <w:rPr>
+          <w:lang w:val="fr-FR"/>
+        </w:rPr>
+        <w:t xml:space="preserve">— Ridicule et marrant ! </w:t>
+      </w:r>
+    </w:p>
+    <w:p>
+      <w:pPr>
+        <w:jc w:val="both"/>
+        <w:rPr>
+          <w:lang w:val="fr-FR"/>
+        </w:rPr>
+      </w:pPr>
+      <w:r>
+        <w:rPr>
+          <w:lang w:val="fr-FR"/>
+        </w:rPr>
+        <w:t xml:space="preserve">Nous atteignons les casernes. Je m'attends à voir une multitude d'Allemands qui vont nous aligner, nous fouiller, nous interroger, nous bousculer un peu, peut-être. Et une dizaine de soldats aux fameuses bottes et au casque carré semblent chasser à l'arrêt le long des bâtiments. </w:t>
+      </w:r>
+    </w:p>
+    <w:p>
+      <w:pPr>
+        <w:jc w:val="both"/>
+        <w:rPr>
+          <w:lang w:val="fr-FR"/>
+        </w:rPr>
+      </w:pPr>
+      <w:r>
+        <w:rPr>
+          <w:lang w:val="fr-FR"/>
+        </w:rPr>
+        <w:t xml:space="preserve">Tous sont en possession de la terrible mitraillette, sauf un officier armé d'un pistolet-mitrailleur dont il dirige un peu dans tous les sens le petit trou noir du canon qui prend des proportions considérables. </w:t>
+      </w:r>
+    </w:p>
+    <w:p>
+      <w:pPr>
+        <w:jc w:val="both"/>
+        <w:rPr>
+          <w:lang w:val="fr-FR"/>
+        </w:rPr>
+      </w:pPr>
+      <w:r>
+        <w:rPr>
+          <w:lang w:val="fr-FR"/>
+        </w:rPr>
+        <w:t xml:space="preserve">L'officier belge qui a immédiatement levé la patte ouverte pour saluer à la nazie sert d'interprète. </w:t>
+      </w:r>
+    </w:p>
+    <w:p>
+      <w:pPr>
+        <w:jc w:val="both"/>
+        <w:rPr>
+          <w:lang w:val="fr-FR"/>
+        </w:rPr>
+      </w:pPr>
+      <w:r>
+        <w:rPr>
+          <w:lang w:val="fr-FR"/>
+        </w:rPr>
+        <w:t>Nous nous rangeons en cercle dans une cour. Quelques soldats allemands tournent dans le cercle et vérifient d'un simple coup d'</w:t>
+      </w:r>
+      <w:r>
+        <w:rPr>
+          <w:lang w:val="fr-FR"/>
+        </w:rPr>
+        <w:t>œil</w:t>
+      </w:r>
+      <w:r>
+        <w:rPr>
+          <w:lang w:val="fr-FR"/>
+        </w:rPr>
+        <w:t xml:space="preserve"> l'absence de toute arme apparente. Ils s'occupent plutôt à nous distribuer des plaques de chocolat, des boîtes de fromages, des bouteilles de vin bouché et des paquets de cigarettes. Je ne m'attendais pas à être invectivé, molesté. Je savais bien ce qu'il faut penser des bobards de la presse. J'attendais des hommes, tout simplement. </w:t>
+      </w:r>
+    </w:p>
+    <w:p>
+      <w:pPr>
+        <w:jc w:val="both"/>
+        <w:rPr>
+          <w:lang w:val="fr-FR"/>
+        </w:rPr>
+      </w:pPr>
+      <w:r>
+        <w:rPr>
+          <w:lang w:val="fr-FR"/>
+        </w:rPr>
+        <w:t xml:space="preserve">Mais comme ces hommes se trouvaient dans des peaux de soldats je n'étais pas complètement rassuré et </w:t>
+      </w:r>
+      <w:r>
+        <w:rPr>
+          <w:lang w:val="fr-FR"/>
+        </w:rPr>
+        <w:lastRenderedPageBreak/>
+        <w:t>j'appréhendais le premier contact. Nous étions l'ennemi. Je pense aux pauvres types de français qui disaient :</w:t>
+      </w:r>
+    </w:p>
+    <w:p>
+      <w:pPr>
+        <w:jc w:val="both"/>
+        <w:rPr>
+          <w:lang w:val="fr-FR"/>
+        </w:rPr>
+      </w:pPr>
+      <w:r>
+        <w:rPr>
+          <w:lang w:val="fr-FR"/>
+        </w:rPr>
+        <w:t>« Ah ! si jamais nous entrons en Allemagne !... Ils vont me la payer ! Qu'est-ce que je vais distribuer comme coups de pieds aux culs. Je les apprendrai à marcher au pas, moi !</w:t>
       </w:r>
       <w:r>
         <w:rPr>
@@ -10553,362 +11467,271 @@
         <w:rPr>
           <w:lang w:val="fr-FR"/>
         </w:rPr>
-        <w:t xml:space="preserve"> Nous nous plaçons en queue de la colonne qu'un officier belge met en marche. Presque tout le monde brandit son mouchoir. Je dis à André : </w:t>
-      </w:r>
-      <w:r>
-        <w:rPr>
-          <w:lang w:val="fr-FR"/>
-        </w:rPr>
-        <w:t>— Tu</w:t>
-      </w:r>
-      <w:r>
-        <w:rPr>
-          <w:lang w:val="fr-FR"/>
-        </w:rPr>
-        <w:t xml:space="preserve"> te rends compte ?</w:t>
-      </w:r>
-      <w:r>
-        <w:rPr>
-          <w:lang w:val="fr-FR"/>
-        </w:rPr>
-        <w:t> »</w:t>
-      </w:r>
-      <w:r>
-        <w:rPr>
-          <w:lang w:val="fr-FR"/>
-        </w:rPr>
-        <w:t> </w:t>
-      </w:r>
-    </w:p>
-    <w:p>
-      <w:pPr>
-        <w:jc w:val="both"/>
-        <w:rPr>
-          <w:lang w:val="fr-FR"/>
-        </w:rPr>
-      </w:pPr>
-      <w:r>
-        <w:rPr>
-          <w:lang w:val="fr-FR"/>
-        </w:rPr>
-        <w:t>Nous n'avions pas pensé finir la guerre en queue d'un tel défilé, derrière des belges à calot à pompon et agitant leurs mouchoirs au-dessus de leurs têtes.</w:t>
-      </w:r>
-    </w:p>
-    <w:p>
-      <w:pPr>
-        <w:jc w:val="both"/>
-        <w:rPr>
-          <w:lang w:val="fr-FR"/>
-        </w:rPr>
-      </w:pPr>
-      <w:r>
-        <w:rPr>
-          <w:lang w:val="fr-FR"/>
-        </w:rPr>
-        <w:t>— C'est marrant !</w:t>
-      </w:r>
-    </w:p>
-    <w:p>
-      <w:pPr>
-        <w:jc w:val="both"/>
-        <w:rPr>
-          <w:lang w:val="fr-FR"/>
-        </w:rPr>
-      </w:pPr>
-      <w:r>
-        <w:rPr>
-          <w:lang w:val="fr-FR"/>
-        </w:rPr>
-        <w:t xml:space="preserve">— Ridicule et marrant ! </w:t>
-      </w:r>
-    </w:p>
-    <w:p>
-      <w:pPr>
-        <w:jc w:val="both"/>
-        <w:rPr>
-          <w:lang w:val="fr-FR"/>
-        </w:rPr>
-      </w:pPr>
-      <w:r>
-        <w:rPr>
-          <w:lang w:val="fr-FR"/>
-        </w:rPr>
-        <w:t xml:space="preserve">Nous atteignons les casernes. Je m'attends à voir une multitude d'Allemands qui vont nous aligner, nous fouiller, nous interroger, nous bousculer un peu, peut-être. Et une dizaine de soldats aux fameuses bottes et au casque carré semblent chasser à l'arrêt le long des bâtiments. </w:t>
-      </w:r>
-    </w:p>
-    <w:p>
-      <w:pPr>
-        <w:jc w:val="both"/>
-        <w:rPr>
-          <w:lang w:val="fr-FR"/>
-        </w:rPr>
-      </w:pPr>
-      <w:r>
-        <w:rPr>
-          <w:lang w:val="fr-FR"/>
-        </w:rPr>
-        <w:t xml:space="preserve">Tous sont en possession de la terrible mitraillette, sauf un officier armé d'un pistolet-mitrailleur dont il dirige un peu dans tous les sens le petit trou noir du canon qui prend des proportions considérables. </w:t>
-      </w:r>
-    </w:p>
-    <w:p>
-      <w:pPr>
-        <w:jc w:val="both"/>
-        <w:rPr>
-          <w:lang w:val="fr-FR"/>
-        </w:rPr>
-      </w:pPr>
-      <w:r>
-        <w:rPr>
-          <w:lang w:val="fr-FR"/>
-        </w:rPr>
-        <w:t xml:space="preserve">L'officier belge qui a immédiatement levé la patte ouverte pour saluer à la nazie sert d'interprète. </w:t>
-      </w:r>
-    </w:p>
-    <w:p>
-      <w:pPr>
-        <w:jc w:val="both"/>
-        <w:rPr>
-          <w:lang w:val="fr-FR"/>
-        </w:rPr>
-      </w:pPr>
-      <w:r>
-        <w:rPr>
-          <w:lang w:val="fr-FR"/>
-        </w:rPr>
-        <w:t xml:space="preserve">Nous nous rangeons en cercle dans une cour. Quelques soldats allemands tournent dans le cercle et vérifient d'un </w:t>
+        <w:t xml:space="preserve"> Dans un autre ordre d'idées ils ne pensaient qu'à se planquer, qu'à se tirer le plus loin possible des coups, laissant le soin, à d'autres d'aller d'abord « sécher leur linge sur la ligne Siegfried ». Ensuite ils seraient entrés en pays conquis pour distribuer les coups de pieds aux culs, gueuler, et embrasser les </w:t>
+      </w:r>
+      <w:proofErr w:type="spellStart"/>
+      <w:r>
+        <w:rPr>
+          <w:lang w:val="fr-FR"/>
+        </w:rPr>
+        <w:t>fräulein</w:t>
+      </w:r>
+      <w:proofErr w:type="spellEnd"/>
+      <w:r>
+        <w:rPr>
+          <w:lang w:val="fr-FR"/>
+        </w:rPr>
+        <w:t>. Ils s'étaient endormis dans la « drôle de guerre »</w:t>
+      </w:r>
+      <w:r>
+        <w:rPr>
+          <w:lang w:val="fr-FR"/>
+        </w:rPr>
+        <w:t>.</w:t>
+      </w:r>
+    </w:p>
+    <w:p>
+      <w:pPr>
+        <w:jc w:val="both"/>
+        <w:rPr>
+          <w:lang w:val="fr-FR"/>
+        </w:rPr>
+      </w:pPr>
+      <w:r>
+        <w:rPr>
+          <w:lang w:val="fr-FR"/>
+        </w:rPr>
+        <w:t xml:space="preserve">Quel réveil ! </w:t>
+      </w:r>
+    </w:p>
+    <w:p>
+      <w:pPr>
+        <w:jc w:val="both"/>
+        <w:rPr>
+          <w:lang w:val="fr-FR"/>
+        </w:rPr>
+      </w:pPr>
+      <w:r>
+        <w:rPr>
+          <w:lang w:val="fr-FR"/>
+        </w:rPr>
+        <w:t xml:space="preserve">Mais les voient-ils bien au moins tels qu'ils sont, ces </w:t>
+      </w:r>
+      <w:r>
+        <w:rPr>
+          <w:lang w:val="fr-FR"/>
+        </w:rPr>
+        <w:t>hommes-là</w:t>
+      </w:r>
+      <w:r>
+        <w:rPr>
+          <w:lang w:val="fr-FR"/>
+        </w:rPr>
+        <w:t xml:space="preserve"> devant nous ? Ces hommes plus forts par la fortune des armes, mais sans un geste déplacé, sans aucune expression de haine, sans aucune parole blessante, sans ironie même dans le regard ? Ce </w:t>
+      </w:r>
+      <w:proofErr w:type="spellStart"/>
+      <w:r>
+        <w:rPr>
+          <w:lang w:val="fr-FR"/>
+        </w:rPr>
+        <w:t>brun là</w:t>
+      </w:r>
+      <w:proofErr w:type="spellEnd"/>
+      <w:r>
+        <w:rPr>
+          <w:lang w:val="fr-FR"/>
+        </w:rPr>
+        <w:t xml:space="preserve">, avec deux bons yeux nus sous un casque qui ne parvient pas à lui donner un air méchant parce que je ne peux voir que le sourire humain qui fleurit sa bouche </w:t>
+      </w:r>
+      <w:r>
+        <w:rPr>
+          <w:sz w:val="24"/>
+          <w:szCs w:val="20"/>
+          <w:lang w:val="fr-FR"/>
+        </w:rPr>
+        <w:t>–</w:t>
+      </w:r>
+      <w:r>
+        <w:rPr>
+          <w:lang w:val="fr-FR"/>
+        </w:rPr>
+        <w:t xml:space="preserve"> je ne vois </w:t>
+      </w:r>
+      <w:r>
+        <w:rPr>
+          <w:lang w:val="fr-FR"/>
+        </w:rPr>
+        <w:t xml:space="preserve">pas </w:t>
+      </w:r>
+      <w:r>
+        <w:rPr>
+          <w:lang w:val="fr-FR"/>
+        </w:rPr>
+        <w:t xml:space="preserve">non plus son fusil à cause de la main qui tend un paquet de cigarettes. Une main qui ne fait pas l'aumône. Une main qui donne simplement et qui dédommage du ridicule de notre situation. Et de laquelle on ne peut, en échange que recevoir. </w:t>
+      </w:r>
+    </w:p>
+    <w:p>
+      <w:pPr>
+        <w:jc w:val="both"/>
+        <w:rPr>
+          <w:lang w:val="fr-FR"/>
+        </w:rPr>
+      </w:pPr>
+      <w:r>
+        <w:rPr>
+          <w:lang w:val="fr-FR"/>
+        </w:rPr>
+        <w:t>On nous fait aligner par trois pour nous emmener vers la ville</w:t>
+      </w:r>
+      <w:r>
+        <w:rPr>
+          <w:lang w:val="fr-FR"/>
+        </w:rPr>
+        <w:t>.</w:t>
+      </w:r>
+      <w:r>
+        <w:rPr>
+          <w:lang w:val="fr-FR"/>
+        </w:rPr>
+        <w:t xml:space="preserve"> Quelques blessés passent sur des civières. L'officier </w:t>
       </w:r>
       <w:r>
         <w:rPr>
           <w:lang w:val="fr-FR"/>
         </w:rPr>
         <w:lastRenderedPageBreak/>
-        <w:t>simple coup d'</w:t>
-      </w:r>
-      <w:r>
-        <w:rPr>
-          <w:lang w:val="fr-FR"/>
-        </w:rPr>
-        <w:t>œil</w:t>
-      </w:r>
-      <w:r>
-        <w:rPr>
-          <w:lang w:val="fr-FR"/>
-        </w:rPr>
-        <w:t xml:space="preserve"> l'absence de toute arme apparente. Ils s'occupent plutôt à nous distribuer des plaques de chocolat, des boîtes de fromages, des bouteilles de vin bouché et des paquets de cigarettes. Je ne m'attendais pas à être invectivé, molesté. Je savais bien ce qu'il faut penser des bobards de la presse. J'attendais des hommes, tout simplement. </w:t>
-      </w:r>
-    </w:p>
-    <w:p>
-      <w:pPr>
-        <w:jc w:val="both"/>
-        <w:rPr>
-          <w:lang w:val="fr-FR"/>
-        </w:rPr>
-      </w:pPr>
-      <w:r>
-        <w:rPr>
-          <w:lang w:val="fr-FR"/>
-        </w:rPr>
-        <w:t>Mais comme ces hommes se trouvaient dans des peaux de soldats je n'étais pas complètement rassuré et j'appréhendais le premier contact. Nous étions l'ennemi. Je pense aux pauvres types de français qui disaient :</w:t>
-      </w:r>
-    </w:p>
-    <w:p>
-      <w:pPr>
-        <w:jc w:val="both"/>
-        <w:rPr>
-          <w:lang w:val="fr-FR"/>
-        </w:rPr>
-      </w:pPr>
-      <w:r>
-        <w:rPr>
-          <w:lang w:val="fr-FR"/>
-        </w:rPr>
-        <w:t>« Ah ! si jamais nous entrons en Allemagne !... Ils vont me la payer ! Qu'est-ce que je vais distribuer comme coups de pieds aux culs. Je les apprendrai à marcher au pas, moi !</w:t>
-      </w:r>
-      <w:r>
-        <w:rPr>
-          <w:lang w:val="fr-FR"/>
-        </w:rPr>
-        <w:t> »</w:t>
-      </w:r>
-      <w:r>
-        <w:rPr>
-          <w:lang w:val="fr-FR"/>
-        </w:rPr>
-        <w:t xml:space="preserve"> Dans un autre ordre d'idées ils ne pensaient qu'à se planquer, qu'à se tirer le plus loin possible des coups, laissant le soin, à d'autres d'aller d'abord « sécher leur linge sur la ligne Siegfried ». Ensuite ils seraient entrés en pays conquis pour distribuer les coups de pieds aux culs, gueuler, et embrasser les fräulein. Ils s'étaient endormis dans la « drôle de guerre »</w:t>
-      </w:r>
-      <w:r>
-        <w:rPr>
-          <w:lang w:val="fr-FR"/>
-        </w:rPr>
-        <w:t>.</w:t>
-      </w:r>
-    </w:p>
-    <w:p>
-      <w:pPr>
-        <w:jc w:val="both"/>
-        <w:rPr>
-          <w:lang w:val="fr-FR"/>
-        </w:rPr>
-      </w:pPr>
-      <w:r>
-        <w:rPr>
-          <w:lang w:val="fr-FR"/>
-        </w:rPr>
-        <w:t xml:space="preserve">Quel réveil ! </w:t>
-      </w:r>
-    </w:p>
-    <w:p>
-      <w:pPr>
-        <w:jc w:val="both"/>
-        <w:rPr>
-          <w:lang w:val="fr-FR"/>
-        </w:rPr>
-      </w:pPr>
-      <w:r>
-        <w:rPr>
-          <w:lang w:val="fr-FR"/>
-        </w:rPr>
-        <w:t xml:space="preserve">Mais les voient-ils bien au moins tels qu'ils sont, ces </w:t>
-      </w:r>
-      <w:r>
-        <w:rPr>
-          <w:lang w:val="fr-FR"/>
-        </w:rPr>
-        <w:t>hommes-là</w:t>
-      </w:r>
-      <w:r>
-        <w:rPr>
-          <w:lang w:val="fr-FR"/>
-        </w:rPr>
-        <w:t xml:space="preserve"> devant nous ? Ces hommes plus forts par la fortune des armes, mais sans un geste déplacé, sans aucune expression de haine, sans aucune parole blessante, sans ironie même dans le regard ? Ce brun là, </w:t>
+        <w:t xml:space="preserve">belge prie les derniers de la colonne de le suivre. Nous en sommes. </w:t>
+      </w:r>
+    </w:p>
+    <w:p>
+      <w:pPr>
+        <w:jc w:val="both"/>
+        <w:rPr>
+          <w:lang w:val="fr-FR"/>
+        </w:rPr>
+      </w:pPr>
+      <w:r>
+        <w:rPr>
+          <w:lang w:val="fr-FR"/>
+        </w:rPr>
+        <w:t xml:space="preserve">Il s'agit de trimballer la cantine que nous avons peine à décoller du sol. Nous lui faisons remarquer l'impossibilité de porter ce ballot. Il ne s'en soucie guère et nous invite à continuer. </w:t>
+      </w:r>
+    </w:p>
+    <w:p>
+      <w:pPr>
+        <w:jc w:val="both"/>
+        <w:rPr>
+          <w:lang w:val="fr-FR"/>
+        </w:rPr>
+      </w:pPr>
+      <w:r>
+        <w:rPr>
+          <w:lang w:val="fr-FR"/>
+        </w:rPr>
+        <w:t xml:space="preserve">Nous découvrons un chariot à bras sur lequel nous juchons cette </w:t>
+      </w:r>
+      <w:r>
+        <w:rPr>
+          <w:lang w:val="fr-FR"/>
+        </w:rPr>
+        <w:t>damnée</w:t>
+      </w:r>
+      <w:r>
+        <w:rPr>
+          <w:lang w:val="fr-FR"/>
+        </w:rPr>
+        <w:t xml:space="preserve"> cantine et descendons vers la ville en compagnie du crépuscule. </w:t>
+      </w:r>
+    </w:p>
+    <w:p>
+      <w:pPr>
+        <w:jc w:val="both"/>
+        <w:rPr>
+          <w:lang w:val="fr-FR"/>
+        </w:rPr>
+      </w:pPr>
+      <w:r>
+        <w:rPr>
+          <w:lang w:val="fr-FR"/>
+        </w:rPr>
+        <w:t xml:space="preserve">Tout un quartier flambe sur les rives de la Moselle. Des Allemands, l'arme et la main, policent la circulation, entrent dans les maisons, en ressortent, continuent leur route. Quelques civils se hasardent sur le pas des portes et nous regardent passer avec des airs apitoyés. Ce n'est que vers le centre de la ville que nous rencontrons le gros des troupes qui suivent les éléments de reconnaissance. </w:t>
+      </w:r>
+    </w:p>
+    <w:p>
+      <w:pPr>
+        <w:jc w:val="both"/>
+        <w:rPr>
+          <w:lang w:val="fr-FR"/>
+        </w:rPr>
+      </w:pPr>
+      <w:r>
+        <w:rPr>
+          <w:lang w:val="fr-FR"/>
+        </w:rPr>
+        <w:t xml:space="preserve">Quel défilé ! Nous restons bouche bée devant le serpent pétaradant d'automobiles spécialement équipées pour la guerre et transportant chacune une dizaine d'hommes dont les visages frais, les uniformes propres contrastent singulièrement avec nos mines fatiguées, défaites et nos défroques maculées. Des voitures et encore des voitures. Puis des tanks, d'autres tanks. Ensuite des voitures et encore des tanks. </w:t>
+      </w:r>
+    </w:p>
+    <w:p>
+      <w:pPr>
+        <w:jc w:val="both"/>
+        <w:rPr>
+          <w:lang w:val="fr-FR"/>
+        </w:rPr>
+      </w:pPr>
+      <w:r>
+        <w:rPr>
+          <w:lang w:val="fr-FR"/>
+        </w:rPr>
+        <w:t xml:space="preserve">Nous croisons une colonne de prisonniers. </w:t>
+      </w:r>
+      <w:proofErr w:type="gramStart"/>
+      <w:r>
+        <w:rPr>
+          <w:lang w:val="fr-FR"/>
+        </w:rPr>
+        <w:t>Histoire</w:t>
+      </w:r>
+      <w:proofErr w:type="gramEnd"/>
+      <w:r>
+        <w:rPr>
+          <w:lang w:val="fr-FR"/>
+        </w:rPr>
+        <w:t xml:space="preserve"> de laisser choir la cantine et son officier qui salue si bien </w:t>
+      </w:r>
+      <w:proofErr w:type="gramStart"/>
+      <w:r>
+        <w:rPr>
+          <w:lang w:val="fr-FR"/>
+        </w:rPr>
+        <w:t>à la nazi</w:t>
+      </w:r>
+      <w:proofErr w:type="gramEnd"/>
+      <w:r>
+        <w:rPr>
+          <w:lang w:val="fr-FR"/>
+        </w:rPr>
+        <w:t xml:space="preserve"> nous lâchons le chariot et prenons la queue de la colonne qui marche en sens inverse. La nuit est complète, </w:t>
       </w:r>
       <w:r>
         <w:rPr>
           <w:lang w:val="fr-FR"/>
         </w:rPr>
         <w:lastRenderedPageBreak/>
-        <w:t xml:space="preserve">avec deux bons yeux nus sous un casque qui ne parvient pas à lui donner un air méchant parce que je ne peux voir que le sourire humain qui fleurit sa bouche - je ne vois </w:t>
-      </w:r>
-      <w:r>
-        <w:rPr>
-          <w:lang w:val="fr-FR"/>
-        </w:rPr>
-        <w:t xml:space="preserve">pas </w:t>
-      </w:r>
-      <w:r>
-        <w:rPr>
-          <w:lang w:val="fr-FR"/>
-        </w:rPr>
-        <w:t xml:space="preserve">non plus son fusil à cause de la main qui tend un paquet de cigarettes. Une main qui ne fait pas l'aumône. Une main qui donne simplement et qui dédommage du ridicule de notre situation. Et de laquelle on ne peut, en échange que recevoir. </w:t>
-      </w:r>
-    </w:p>
-    <w:p>
-      <w:pPr>
-        <w:jc w:val="both"/>
-        <w:rPr>
-          <w:lang w:val="fr-FR"/>
-        </w:rPr>
-      </w:pPr>
-      <w:r>
-        <w:rPr>
-          <w:lang w:val="fr-FR"/>
-        </w:rPr>
-        <w:t>On nous fait aligner par trois pour nous emmener vers la ville</w:t>
-      </w:r>
-      <w:r>
-        <w:rPr>
-          <w:lang w:val="fr-FR"/>
-        </w:rPr>
-        <w:t>.</w:t>
-      </w:r>
-      <w:r>
-        <w:rPr>
-          <w:lang w:val="fr-FR"/>
-        </w:rPr>
-        <w:t xml:space="preserve"> Quelques blessés passent sur des civières. L'officier belge prie les derniers de la colonne de le suivre. Nous en sommes. </w:t>
-      </w:r>
-    </w:p>
-    <w:p>
-      <w:pPr>
-        <w:jc w:val="both"/>
-        <w:rPr>
-          <w:lang w:val="fr-FR"/>
-        </w:rPr>
-      </w:pPr>
-      <w:r>
-        <w:rPr>
-          <w:lang w:val="fr-FR"/>
-        </w:rPr>
-        <w:t xml:space="preserve">Il s'agit de trimballer la cantine que nous avons peine à décoller du sol. Nous lui faisons remarquer l'impossibilité de porter ce ballot. Il ne s'en soucie guère et nous invite à continuer. </w:t>
-      </w:r>
-    </w:p>
-    <w:p>
-      <w:pPr>
-        <w:jc w:val="both"/>
-        <w:rPr>
-          <w:lang w:val="fr-FR"/>
-        </w:rPr>
-      </w:pPr>
-      <w:r>
-        <w:rPr>
-          <w:lang w:val="fr-FR"/>
-        </w:rPr>
-        <w:t xml:space="preserve">Nous découvrons un chariot à bras sur lequel nous juchons cette </w:t>
-      </w:r>
-      <w:r>
-        <w:rPr>
-          <w:lang w:val="fr-FR"/>
-        </w:rPr>
-        <w:t>damnée</w:t>
-      </w:r>
-      <w:r>
-        <w:rPr>
-          <w:lang w:val="fr-FR"/>
-        </w:rPr>
-        <w:t xml:space="preserve"> cantine et descendons vers la ville en compagnie du crépuscule. </w:t>
-      </w:r>
-    </w:p>
-    <w:p>
-      <w:pPr>
-        <w:jc w:val="both"/>
-        <w:rPr>
-          <w:lang w:val="fr-FR"/>
-        </w:rPr>
-      </w:pPr>
-      <w:r>
-        <w:rPr>
-          <w:lang w:val="fr-FR"/>
-        </w:rPr>
-        <w:t xml:space="preserve">Tout un quartier flambe sur les rives de la Moselle. Des Allemands, l'arme et la main, policent la circulation, entrent dans les maisons, en ressortent, continuent leur route. Quelques civils se hasardent sur le pas des portes et nous regardent passer avec des airs apitoyés. Ce n'est que vers le centre de la ville que nous rencontrons le gros des troupes qui suivent les éléments de reconnaissance. </w:t>
-      </w:r>
-    </w:p>
-    <w:p>
-      <w:pPr>
-        <w:jc w:val="both"/>
-        <w:rPr>
-          <w:lang w:val="fr-FR"/>
-        </w:rPr>
-      </w:pPr>
-      <w:r>
-        <w:rPr>
-          <w:lang w:val="fr-FR"/>
-        </w:rPr>
-        <w:lastRenderedPageBreak/>
-        <w:t xml:space="preserve">Quel défilé ! Nous restons bouche bée devant le serpent pétaradant d'automobiles spécialement équipées pour la guerre et transportant chacune une dizaine d'hommes dont les visages frais, les uniformes propres contrastent singulièrement avec nos mines fatiguées, défaites et nos défroques maculées. Des voitures et encore des voitures. Puis des tanks, d'autres tanks. Ensuite des voitures et encore des tanks. </w:t>
-      </w:r>
-    </w:p>
-    <w:p>
-      <w:pPr>
-        <w:jc w:val="both"/>
-        <w:rPr>
-          <w:lang w:val="fr-FR"/>
-        </w:rPr>
-      </w:pPr>
-      <w:r>
-        <w:rPr>
-          <w:lang w:val="fr-FR"/>
-        </w:rPr>
-        <w:t xml:space="preserve">Nous croisons une colonne de prisonniers. Histoire de laisser choir la cantine et son officier qui salue si bien à la nazi nous lâchons le chariot et prenons la queue de la colonne qui marche en sens inverse. La nuit est complète, tachée de ronds de lumières pâles qui avancent deux par deux à quelques centimètres du sol, rayée par le faisceau des lampes de poche, auréolée par dessus les toits par les lueurs de l'incendie, parsemée d'étincelles qui montent vers le ciel noir dans lequel elles s'évanouissent. Les talons résonnent sur la chaussée, claquent sur le ciment des trottoirs. Des chocs métalliques, des ordres gutturaux montent de la foule </w:t>
+        <w:t xml:space="preserve">tachée de ronds de lumières pâles qui avancent deux par deux à quelques centimètres du sol, rayée par le faisceau des lampes de poche, auréolée </w:t>
+      </w:r>
+      <w:proofErr w:type="spellStart"/>
+      <w:r>
+        <w:rPr>
+          <w:lang w:val="fr-FR"/>
+        </w:rPr>
+        <w:t>par dessus</w:t>
+      </w:r>
+      <w:proofErr w:type="spellEnd"/>
+      <w:r>
+        <w:rPr>
+          <w:lang w:val="fr-FR"/>
+        </w:rPr>
+        <w:t xml:space="preserve"> les toits par les lueurs de l'incendie, parsemée d'étincelles qui montent vers le ciel noir dans lequel elles s'évanouissent. Les talons résonnent sur la chaussée, claquent sur le ciment des trottoirs. Des chocs métalliques, des ordres gutturaux montent de la foule </w:t>
       </w:r>
       <w:r>
         <w:rPr>
@@ -10974,7 +11797,6 @@
         <w:rPr>
           <w:lang w:val="fr-FR"/>
         </w:rPr>
-        <w:lastRenderedPageBreak/>
         <w:t>Les éclats font des étincelles dans la rue. On perçoit maintenant le coup sourd des départs. Les hommes courbent l'échin</w:t>
       </w:r>
       <w:r>
@@ -11031,65 +11853,26 @@
         </w:rPr>
         <w:t>Après maints arrêts et maints démarrages nous échouons dans un enclos dont le sol est recouvert de gros galets. Debout sur un tertre un</w:t>
       </w:r>
-    </w:p>
-    <w:p>
-      <w:pPr>
-        <w:jc w:val="both"/>
-        <w:rPr>
-          <w:lang w:val="fr-FR"/>
-        </w:rPr>
-      </w:pPr>
-      <w:r>
-        <w:rPr>
-          <w:lang w:val="fr-FR"/>
-        </w:rPr>
-        <w:br w:type="page"/>
-      </w:r>
-    </w:p>
-    <w:p>
-      <w:pPr>
+      <w:r>
+        <w:rPr>
+          <w:lang w:val="fr-FR"/>
+        </w:rPr>
+        <w:t xml:space="preserve"> […]</w:t>
+      </w:r>
+      <w:r>
+        <w:rPr>
+          <w:rStyle w:val="Appelnotedebasdep"/>
+          <w:lang w:val="fr-FR"/>
+        </w:rPr>
+        <w:footnoteReference w:id="7"/>
+      </w:r>
+    </w:p>
+    <w:p>
+      <w:pPr>
+        <w:pStyle w:val="Titre2"/>
         <w:spacing w:before="280"/>
-        <w:jc w:val="both"/>
-        <w:rPr>
-          <w:lang w:val="fr-FR"/>
-        </w:rPr>
-      </w:pPr>
-      <w:r>
-        <w:rPr>
-          <w:b/>
-          <w:lang w:val="fr-FR"/>
-        </w:rPr>
-        <w:lastRenderedPageBreak/>
-        <w:t>Page(s) manquante(s)</w:t>
-      </w:r>
-    </w:p>
-    <w:p>
-      <w:pPr>
-        <w:jc w:val="both"/>
-        <w:rPr>
-          <w:lang w:val="fr-FR"/>
-        </w:rPr>
-      </w:pPr>
-      <w:r>
-        <w:rPr>
-          <w:lang w:val="fr-FR"/>
-        </w:rPr>
-        <w:br w:type="page"/>
-      </w:r>
-    </w:p>
-    <w:p>
-      <w:pPr>
-        <w:spacing w:before="280"/>
-        <w:jc w:val="both"/>
-        <w:rPr>
-          <w:lang w:val="fr-FR"/>
-        </w:rPr>
-      </w:pPr>
-      <w:r>
-        <w:rPr>
-          <w:b/>
-          <w:lang w:val="fr-FR"/>
-        </w:rPr>
+      </w:pPr>
+      <w:r>
         <w:lastRenderedPageBreak/>
         <w:t>Vingt mois après — Lettre reçue au Stalag XVIIID Marburg) en janvier 1942</w:t>
       </w:r>
@@ -11121,7 +11904,35 @@
         <w:rPr>
           <w:lang w:val="fr-FR"/>
         </w:rPr>
-        <w:t xml:space="preserve">J'ai été extrêmement heureux d'avoir enfin de vos nouvelles. Merci chers amis de n'avoir pas oublié nos heures d'intimité, belles malgré tout. Je pense souvent à vous et savais par papa Sartre à qui j'avais écrit que vous étiez tous deux prisonniers ensemble depuis le début, mais c'était tout. A la bonne vôtre, vœux et à votre prompt retour puisque malgré que nous soyons tous les cinq autour du guéridon, mon verre ne heurte aucun verre dans le vide ! — Je vous arrête. « Ronds-de-cuir, dites vous ! » ni aussi. Du moins pour le moment. </w:t>
+        <w:t xml:space="preserve">J'ai été extrêmement heureux d'avoir enfin de vos nouvelles. Merci chers amis de n'avoir pas oublié nos heures d'intimité, belles malgré tout. Je pense souvent à vous et savais par papa Sartre à qui j'avais écrit que vous étiez tous deux prisonniers ensemble depuis le début, mais c'était tout. A la bonne vôtre, vœux et à votre prompt retour puisque </w:t>
+      </w:r>
+      <w:proofErr w:type="gramStart"/>
+      <w:r>
+        <w:rPr>
+          <w:lang w:val="fr-FR"/>
+        </w:rPr>
+        <w:t>malgré</w:t>
+      </w:r>
+      <w:proofErr w:type="gramEnd"/>
+      <w:r>
+        <w:rPr>
+          <w:lang w:val="fr-FR"/>
+        </w:rPr>
+        <w:t xml:space="preserve"> que nous soyons tous les cinq autour du guéridon, mon verre ne heurte aucun verre dans le vide ! — Je vous arrête. « Ronds-de-cuir, </w:t>
+      </w:r>
+      <w:proofErr w:type="spellStart"/>
+      <w:r>
+        <w:rPr>
+          <w:lang w:val="fr-FR"/>
+        </w:rPr>
+        <w:t>dites vous</w:t>
+      </w:r>
+      <w:proofErr w:type="spellEnd"/>
+      <w:r>
+        <w:rPr>
+          <w:lang w:val="fr-FR"/>
+        </w:rPr>
+        <w:t xml:space="preserve"> ! » ni aussi. Du moins pour le moment. </w:t>
       </w:r>
     </w:p>
     <w:p>
@@ -11147,7 +11958,21 @@
         <w:rPr>
           <w:lang w:val="fr-FR"/>
         </w:rPr>
-        <w:t xml:space="preserve"> le pays me paraissait charmant. Les Alpes. Puis, enfin, Montpellier. Stoppé par la mobile à Florac. Je chassais le cafard en me baignant quinze jours dans le Tarn avec une charmante Cannoise exilée elle aussi. Tout a une fin (et espérons-le). Un souvenir de la charmante enfant </w:t>
+        <w:t xml:space="preserve"> le pays me paraissait charmant. Les Alpes. Puis, enfin, Montpellier. Stoppé par </w:t>
+      </w:r>
+      <w:proofErr w:type="gramStart"/>
+      <w:r>
+        <w:rPr>
+          <w:lang w:val="fr-FR"/>
+        </w:rPr>
+        <w:t>la mobile</w:t>
+      </w:r>
+      <w:proofErr w:type="gramEnd"/>
+      <w:r>
+        <w:rPr>
+          <w:lang w:val="fr-FR"/>
+        </w:rPr>
+        <w:t xml:space="preserve"> à Florac. Je chassais le cafard en me baignant quinze jours dans le Tarn avec une charmante Cannoise exilée elle aussi. Tout a une fin (et espérons-le). Un souvenir de la charmante enfant </w:t>
       </w:r>
       <w:r>
         <w:rPr>
@@ -11186,7 +12011,21 @@
           <w:lang w:val="fr-FR"/>
         </w:rPr>
         <w:lastRenderedPageBreak/>
-        <w:t>Représentant en savon, puis cirage. Poker jusqu'en décembre, rémunérateur. Mais pour famille entre Secrétariat Marine en Janvier.</w:t>
+        <w:t xml:space="preserve">Représentant en savon, puis cirage. Poker jusqu'en décembre, rémunérateur. Mais pour famille entre Secrétariat Marine en </w:t>
+      </w:r>
+      <w:proofErr w:type="gramStart"/>
+      <w:r>
+        <w:rPr>
+          <w:lang w:val="fr-FR"/>
+        </w:rPr>
+        <w:t>Janvier</w:t>
+      </w:r>
+      <w:proofErr w:type="gramEnd"/>
+      <w:r>
+        <w:rPr>
+          <w:lang w:val="fr-FR"/>
+        </w:rPr>
+        <w:t>.</w:t>
       </w:r>
     </w:p>
     <w:p>
@@ -11212,7 +12051,21 @@
         <w:rPr>
           <w:lang w:val="fr-FR"/>
         </w:rPr>
-        <w:t xml:space="preserve"> refuser départ Afrique. Suis maintenant dans Cité des Violettes. Ai vu G... qui a mieux réussi voyage en Italie. Hélas ! vous comprendrez</w:t>
+        <w:t xml:space="preserve"> refuser départ Afrique. Suis maintenant dans Cité des Violettes. Ai vu </w:t>
+      </w:r>
+      <w:proofErr w:type="gramStart"/>
+      <w:r>
+        <w:rPr>
+          <w:lang w:val="fr-FR"/>
+        </w:rPr>
+        <w:t>G...</w:t>
+      </w:r>
+      <w:proofErr w:type="gramEnd"/>
+      <w:r>
+        <w:rPr>
+          <w:lang w:val="fr-FR"/>
+        </w:rPr>
+        <w:t xml:space="preserve"> qui a mieux réussi voyage en Italie. Hélas ! vous comprendrez</w:t>
       </w:r>
       <w:r>
         <w:rPr>
@@ -11262,17 +12115,33 @@
         </w:rPr>
         <w:t xml:space="preserve">t retourné à Hôtel Dieu. A </w:t>
       </w:r>
+      <w:proofErr w:type="spellStart"/>
       <w:r>
         <w:rPr>
           <w:lang w:val="fr-FR"/>
         </w:rPr>
         <w:t>Propau</w:t>
       </w:r>
-      <w:r>
-        <w:rPr>
-          <w:lang w:val="fr-FR"/>
-        </w:rPr>
-        <w:t xml:space="preserve"> Raynac avec béquilles. Labarthe jambe en moins. Beaucoup morts 11e R I !!! </w:t>
+      <w:proofErr w:type="spellEnd"/>
+      <w:r>
+        <w:rPr>
+          <w:lang w:val="fr-FR"/>
+        </w:rPr>
+        <w:t xml:space="preserve"> </w:t>
+      </w:r>
+      <w:proofErr w:type="spellStart"/>
+      <w:r>
+        <w:rPr>
+          <w:lang w:val="fr-FR"/>
+        </w:rPr>
+        <w:t>Raynac</w:t>
+      </w:r>
+      <w:proofErr w:type="spellEnd"/>
+      <w:r>
+        <w:rPr>
+          <w:lang w:val="fr-FR"/>
+        </w:rPr>
+        <w:t xml:space="preserve"> avec béquilles. Labarthe jambe en moins. Beaucoup morts 11e R I !!! </w:t>
       </w:r>
     </w:p>
     <w:p>
@@ -11290,9 +12159,11 @@
       </w:r>
       <w:r>
         <w:rPr>
-          <w:lang w:val="fr-FR"/>
-        </w:rPr>
-        <w:t>-</w:t>
+          <w:sz w:val="24"/>
+          <w:szCs w:val="20"/>
+          <w:lang w:val="fr-FR"/>
+        </w:rPr>
+        <w:t>–</w:t>
       </w:r>
       <w:r>
         <w:rPr>
@@ -11326,225 +12197,21 @@
       </w:r>
     </w:p>
     <w:sectPr>
-      <w:footerReference w:type="default" r:id="rId12"/>
-      <w:pgSz w:w="8391" w:h="11906"/>
-      <w:pgMar w:top="426" w:right="720" w:bottom="284" w:left="720" w:header="720" w:footer="0" w:gutter="0"/>
+      <w:footnotePr>
+        <w:numRestart w:val="eachPage"/>
+      </w:footnotePr>
+      <w:type w:val="continuous"/>
+      <w:pgSz w:w="8391" w:h="11906" w:code="11"/>
+      <w:pgMar w:top="426" w:right="720" w:bottom="284" w:left="720" w:header="720" w:footer="100" w:gutter="0"/>
       <w:cols w:space="720"/>
-      <w:docGrid w:linePitch="360"/>
+      <w:docGrid w:linePitch="299"/>
     </w:sectPr>
   </w:body>
 </w:document>
 </file>
 
-<file path=word/comments.xml><?xml version="1.0" encoding="utf-8"?>
-<w:comments xmlns:wpc="http://schemas.microsoft.com/office/word/2010/wordprocessingCanvas" xmlns:cx="http://schemas.microsoft.com/office/drawing/2014/chartex" xmlns:cx1="http://schemas.microsoft.com/office/drawing/2015/9/8/chartex" xmlns:cx2="http://schemas.microsoft.com/office/drawing/2015/10/21/chartex" xmlns:cx3="http://schemas.microsoft.com/office/drawing/2016/5/9/chartex" xmlns:cx4="http://schemas.microsoft.com/office/drawing/2016/5/10/chartex" xmlns:cx5="http://schemas.microsoft.com/office/drawing/2016/5/11/chartex" xmlns:cx6="http://schemas.microsoft.com/office/drawing/2016/5/12/chartex" xmlns:cx7="http://schemas.microsoft.com/office/drawing/2016/5/13/chartex" xmlns:cx8="http://schemas.microsoft.com/office/drawing/2016/5/14/chartex" xmlns:mc="http://schemas.openxmlformats.org/markup-compatibility/2006" xmlns:aink="http://schemas.microsoft.com/office/drawing/2016/ink" xmlns:am3d="http://schemas.microsoft.com/office/drawing/2017/model3d" xmlns:o="urn:schemas-microsoft-com:office:office" xmlns:oel="http://schemas.microsoft.com/office/2019/extlst" xmlns:r="http://schemas.openxmlformats.org/officeDocument/2006/relationships" xmlns:m="http://schemas.openxmlformats.org/officeDocument/2006/math" xmlns:v="urn:schemas-microsoft-com:vml" xmlns:wp14="http://schemas.microsoft.com/office/word/2010/wordprocessingDrawing" xmlns:wp="http://schemas.openxmlformats.org/drawingml/2006/wordprocessingDrawing" xmlns:w10="urn:schemas-microsoft-com:office:word" xmlns:w="http://schemas.openxmlformats.org/wordprocessingml/2006/main" xmlns:w14="http://schemas.microsoft.com/office/word/2010/wordml" xmlns:w15="http://schemas.microsoft.com/office/word/2012/wordml" xmlns:w16cei="http://schemas.microsoft.com/office/word/2026/wordml/cei" xmlns:w16cex="http://schemas.microsoft.com/office/word/2018/wordml/cex" xmlns:w16cid="http://schemas.microsoft.com/office/word/2016/wordml/cid" xmlns:w16="http://schemas.microsoft.com/office/word/2018/wordml" xmlns:w16du="http://schemas.microsoft.com/office/word/2023/wordml/word16du" xmlns:w16sdtdh="http://schemas.microsoft.com/office/word/2020/wordml/sdtdatahash" xmlns:w16sdtfl="http://schemas.microsoft.com/office/word/2024/wordml/sdtformatlock" xmlns:w16se="http://schemas.microsoft.com/office/word/2015/wordml/symex" xmlns:wpg="http://schemas.microsoft.com/office/word/2010/wordprocessingGroup" xmlns:wpi="http://schemas.microsoft.com/office/word/2010/wordprocessingInk" xmlns:wne="http://schemas.microsoft.com/office/word/2006/wordml" xmlns:wps="http://schemas.microsoft.com/office/word/2010/wordprocessingShape" mc:Ignorable="w14 w15 w16se w16cid w16 w16cex w16sdtdh w16sdtfl w16du wp14">
-  <w:comment w:id="0" w:author="Baptiste Godefroy" w:date="2026-08-29T22:31:00Z" w:initials="BG">
-    <w:p>
-      <w:pPr>
-        <w:pStyle w:val="Commentaire"/>
-      </w:pPr>
-      <w:r>
-        <w:rPr>
-          <w:rStyle w:val="Marquedecommentaire"/>
-        </w:rPr>
-        <w:annotationRef/>
-      </w:r>
-      <w:r>
-        <w:t>Quelle phrase !</w:t>
-      </w:r>
-    </w:p>
-  </w:comment>
-  <w:comment w:id="1" w:author="Baptiste Godefroy" w:date="2026-08-30T16:00:00Z" w:initials="BG">
-    <w:p>
-      <w:pPr>
-        <w:pStyle w:val="Commentaire"/>
-      </w:pPr>
-      <w:r>
-        <w:rPr>
-          <w:rStyle w:val="Marquedecommentaire"/>
-        </w:rPr>
-        <w:annotationRef/>
-      </w:r>
-      <w:r>
-        <w:rPr>
-          <w:color w:val="CCCCCC"/>
-          <w:highlight w:val="black"/>
-        </w:rPr>
-        <w:t>La </w:t>
-      </w:r>
-      <w:r>
-        <w:rPr>
-          <w:b/>
-          <w:bCs/>
-          <w:color w:val="CCCCCC"/>
-          <w:highlight w:val="black"/>
-        </w:rPr>
-        <w:t>« boîte de singe »</w:t>
-      </w:r>
-      <w:r>
-        <w:rPr>
-          <w:color w:val="CCCCCC"/>
-          <w:highlight w:val="black"/>
-        </w:rPr>
-        <w:t> est un terme d'argot militaire français très courant, surtout pendant les deux guerres mondiales. Il désigne une </w:t>
-      </w:r>
-      <w:r>
-        <w:rPr>
-          <w:b/>
-          <w:bCs/>
-          <w:color w:val="CCCCCC"/>
-          <w:highlight w:val="black"/>
-        </w:rPr>
-        <w:t>boîte de conserve de corned-beef</w:t>
-      </w:r>
-      <w:r>
-        <w:rPr>
-          <w:color w:val="CCCCCC"/>
-          <w:highlight w:val="black"/>
-        </w:rPr>
-        <w:t> (ou plus largement de viande en conserve) fournie dans les rations militaires</w:t>
-      </w:r>
-      <w:r>
-        <w:t xml:space="preserve"> </w:t>
-      </w:r>
-    </w:p>
-  </w:comment>
-  <w:comment w:id="2" w:author="Baptiste Godefroy" w:date="2026-08-30T16:12:00Z" w:initials="BG">
-    <w:p>
-      <w:pPr>
-        <w:pStyle w:val="Commentaire"/>
-      </w:pPr>
-      <w:r>
-        <w:rPr>
-          <w:rStyle w:val="Marquedecommentaire"/>
-        </w:rPr>
-        <w:annotationRef/>
-      </w:r>
-      <w:r>
-        <w:rPr>
-          <w:color w:val="CCCCCC"/>
-          <w:highlight w:val="black"/>
-        </w:rPr>
-        <w:t>voitures hippomobiles (tractées par des chevaux), par opposition aux véhicules motorisés (camions, autos) listés ensuite.</w:t>
-      </w:r>
-      <w:r>
-        <w:t xml:space="preserve"> </w:t>
-      </w:r>
-    </w:p>
-  </w:comment>
-  <w:comment w:id="3" w:author="Baptiste Godefroy" w:date="2026-08-30T16:27:00Z" w:initials="BG">
-    <w:p>
-      <w:pPr>
-        <w:pStyle w:val="Commentaire"/>
-      </w:pPr>
-      <w:r>
-        <w:rPr>
-          <w:rStyle w:val="Marquedecommentaire"/>
-        </w:rPr>
-        <w:annotationRef/>
-      </w:r>
-      <w:r>
-        <w:rPr>
-          <w:color w:val="CCCCCC"/>
-          <w:highlight w:val="black"/>
-        </w:rPr>
-        <w:t>L'</w:t>
-      </w:r>
-      <w:r>
-        <w:rPr>
-          <w:b/>
-          <w:bCs/>
-          <w:color w:val="CCCCCC"/>
-          <w:highlight w:val="black"/>
-        </w:rPr>
-        <w:t>eau de Seltz</w:t>
-      </w:r>
-      <w:r>
-        <w:rPr>
-          <w:color w:val="CCCCCC"/>
-          <w:highlight w:val="black"/>
-        </w:rPr>
-        <w:t> (orthographe correcte avec un « t » : Seltz) est de l'eau gazeuse. Le nom vient de </w:t>
-      </w:r>
-      <w:r>
-        <w:rPr>
-          <w:b/>
-          <w:bCs/>
-          <w:color w:val="CCCCCC"/>
-          <w:highlight w:val="black"/>
-        </w:rPr>
-        <w:t>Selters</w:t>
-      </w:r>
-      <w:r>
-        <w:rPr>
-          <w:color w:val="CCCCCC"/>
-          <w:highlight w:val="black"/>
-        </w:rPr>
-        <w:t>, une ville allemande connue pour ses sources d'eau minérale naturellement gazeuse.</w:t>
-      </w:r>
-      <w:r>
-        <w:t xml:space="preserve"> </w:t>
-      </w:r>
-    </w:p>
-  </w:comment>
-  <w:comment w:id="4" w:author="Baptiste Godefroy" w:date="2026-08-30T16:28:00Z" w:initials="BG">
-    <w:p>
-      <w:pPr>
-        <w:pStyle w:val="Commentaire"/>
-      </w:pPr>
-      <w:r>
-        <w:rPr>
-          <w:rStyle w:val="Marquedecommentaire"/>
-        </w:rPr>
-        <w:annotationRef/>
-      </w:r>
-      <w:r>
-        <w:rPr>
-          <w:color w:val="CCCCCC"/>
-          <w:highlight w:val="black"/>
-        </w:rPr>
-        <w:t>onomatopée </w:t>
-      </w:r>
-      <w:r>
-        <w:t xml:space="preserve"> ?</w:t>
-      </w:r>
-    </w:p>
-  </w:comment>
-</w:comments>
-</file>
-
-<file path=word/commentsExtended.xml><?xml version="1.0" encoding="utf-8"?>
-<w15:commentsEx xmlns:wpc="http://schemas.microsoft.com/office/word/2010/wordprocessingCanvas" xmlns:cx="http://schemas.microsoft.com/office/drawing/2014/chartex" xmlns:cx1="http://schemas.microsoft.com/office/drawing/2015/9/8/chartex" xmlns:cx2="http://schemas.microsoft.com/office/drawing/2015/10/21/chartex" xmlns:cx3="http://schemas.microsoft.com/office/drawing/2016/5/9/chartex" xmlns:cx4="http://schemas.microsoft.com/office/drawing/2016/5/10/chartex" xmlns:cx5="http://schemas.microsoft.com/office/drawing/2016/5/11/chartex" xmlns:cx6="http://schemas.microsoft.com/office/drawing/2016/5/12/chartex" xmlns:cx7="http://schemas.microsoft.com/office/drawing/2016/5/13/chartex" xmlns:cx8="http://schemas.microsoft.com/office/drawing/2016/5/14/chartex" xmlns:mc="http://schemas.openxmlformats.org/markup-compatibility/2006" xmlns:aink="http://schemas.microsoft.com/office/drawing/2016/ink" xmlns:am3d="http://schemas.microsoft.com/office/drawing/2017/model3d" xmlns:o="urn:schemas-microsoft-com:office:office" xmlns:oel="http://schemas.microsoft.com/office/2019/extlst" xmlns:r="http://schemas.openxmlformats.org/officeDocument/2006/relationships" xmlns:m="http://schemas.openxmlformats.org/officeDocument/2006/math" xmlns:v="urn:schemas-microsoft-com:vml" xmlns:wp14="http://schemas.microsoft.com/office/word/2010/wordprocessingDrawing" xmlns:wp="http://schemas.openxmlformats.org/drawingml/2006/wordprocessingDrawing" xmlns:w10="urn:schemas-microsoft-com:office:word" xmlns:w="http://schemas.openxmlformats.org/wordprocessingml/2006/main" xmlns:w14="http://schemas.microsoft.com/office/word/2010/wordml" xmlns:w15="http://schemas.microsoft.com/office/word/2012/wordml" xmlns:w16cei="http://schemas.microsoft.com/office/word/2026/wordml/cei" xmlns:w16cex="http://schemas.microsoft.com/office/word/2018/wordml/cex" xmlns:w16cid="http://schemas.microsoft.com/office/word/2016/wordml/cid" xmlns:w16="http://schemas.microsoft.com/office/word/2018/wordml" xmlns:w16du="http://schemas.microsoft.com/office/word/2023/wordml/word16du" xmlns:w16sdtdh="http://schemas.microsoft.com/office/word/2020/wordml/sdtdatahash" xmlns:w16sdtfl="http://schemas.microsoft.com/office/word/2024/wordml/sdtformatlock" xmlns:w16se="http://schemas.microsoft.com/office/word/2015/wordml/symex" xmlns:wpg="http://schemas.microsoft.com/office/word/2010/wordprocessingGroup" xmlns:wpi="http://schemas.microsoft.com/office/word/2010/wordprocessingInk" xmlns:wne="http://schemas.microsoft.com/office/word/2006/wordml" xmlns:wps="http://schemas.microsoft.com/office/word/2010/wordprocessingShape" mc:Ignorable="w14 w15 w16se w16cid w16 w16cex w16sdtdh w16sdtfl w16du wp14">
-  <w15:commentEx w15:paraId="08F0FBBA" w15:done="0"/>
-  <w15:commentEx w15:paraId="56918591" w15:done="0"/>
-  <w15:commentEx w15:paraId="074C8CCB" w15:done="0"/>
-  <w15:commentEx w15:paraId="0E881273" w15:done="0"/>
-  <w15:commentEx w15:paraId="5B495796" w15:done="0"/>
-</w15:commentsEx>
-</file>
-
-<file path=word/commentsExtensible.xml><?xml version="1.0" encoding="utf-8"?>
-<w16cex:commentsExtensible xmlns:wpc="http://schemas.microsoft.com/office/word/2010/wordprocessingCanvas" xmlns:cx="http://schemas.microsoft.com/office/drawing/2014/chartex" xmlns:cx1="http://schemas.microsoft.com/office/drawing/2015/9/8/chartex" xmlns:cx2="http://schemas.microsoft.com/office/drawing/2015/10/21/chartex" xmlns:cx3="http://schemas.microsoft.com/office/drawing/2016/5/9/chartex" xmlns:cx4="http://schemas.microsoft.com/office/drawing/2016/5/10/chartex" xmlns:cx5="http://schemas.microsoft.com/office/drawing/2016/5/11/chartex" xmlns:cx6="http://schemas.microsoft.com/office/drawing/2016/5/12/chartex" xmlns:cx7="http://schemas.microsoft.com/office/drawing/2016/5/13/chartex" xmlns:cx8="http://schemas.microsoft.com/office/drawing/2016/5/14/chartex" xmlns:cr="http://schemas.microsoft.com/office/comments/2020/reactions" xmlns:mc="http://schemas.openxmlformats.org/markup-compatibility/2006" xmlns:aink="http://schemas.microsoft.com/office/drawing/2016/ink" xmlns:am3d="http://schemas.microsoft.com/office/drawing/2017/model3d" xmlns:o="urn:schemas-microsoft-com:office:office" xmlns:oel="http://schemas.microsoft.com/office/2019/extlst" xmlns:r="http://schemas.openxmlformats.org/officeDocument/2006/relationships" xmlns:m="http://schemas.openxmlformats.org/officeDocument/2006/math" xmlns:v="urn:schemas-microsoft-com:vml" xmlns:wp14="http://schemas.microsoft.com/office/word/2010/wordprocessingDrawing" xmlns:wp="http://schemas.openxmlformats.org/drawingml/2006/wordprocessingDrawing" xmlns:w10="urn:schemas-microsoft-com:office:word" xmlns:w="http://schemas.openxmlformats.org/wordprocessingml/2006/main" xmlns:w14="http://schemas.microsoft.com/office/word/2010/wordml" xmlns:w15="http://schemas.microsoft.com/office/word/2012/wordml" xmlns:w16cei="http://schemas.microsoft.com/office/word/2026/wordml/cei" xmlns:w16cex="http://schemas.microsoft.com/office/word/2018/wordml/cex" xmlns:w16cid="http://schemas.microsoft.com/office/word/2016/wordml/cid" xmlns:w16="http://schemas.microsoft.com/office/word/2018/wordml" xmlns:w16du="http://schemas.microsoft.com/office/word/2023/wordml/word16du" xmlns:w16sdtdh="http://schemas.microsoft.com/office/word/2020/wordml/sdtdatahash" xmlns:w16sdtfl="http://schemas.microsoft.com/office/word/2024/wordml/sdtformatlock" xmlns:w16se="http://schemas.microsoft.com/office/word/2015/wordml/symex" xmlns:wpg="http://schemas.microsoft.com/office/word/2010/wordprocessingGroup" xmlns:wpi="http://schemas.microsoft.com/office/word/2010/wordprocessingInk" xmlns:wne="http://schemas.microsoft.com/office/word/2006/wordml" xmlns:wps="http://schemas.microsoft.com/office/word/2010/wordprocessingShape" mc:Ignorable="w14 w15 w16se w16cid w16 w16cex w16sdtdh w16sdtfl cr w16du wp14">
-  <w16cex:commentExtensible w16cex:durableId="7055702E" w16cex:dateUtc="2026-08-29T20:31:00Z"/>
-  <w16cex:commentExtensible w16cex:durableId="633941E7" w16cex:dateUtc="2026-08-30T14:00:00Z"/>
-  <w16cex:commentExtensible w16cex:durableId="647E72CA" w16cex:dateUtc="2026-08-30T14:12:00Z"/>
-  <w16cex:commentExtensible w16cex:durableId="40BA9DFD" w16cex:dateUtc="2026-08-30T14:27:00Z"/>
-  <w16cex:commentExtensible w16cex:durableId="3D72C584" w16cex:dateUtc="2026-08-30T14:28:00Z"/>
-</w16cex:commentsExtensible>
-</file>
-
-<file path=word/commentsIds.xml><?xml version="1.0" encoding="utf-8"?>
-<w16cid:commentsIds xmlns:wpc="http://schemas.microsoft.com/office/word/2010/wordprocessingCanvas" xmlns:cx="http://schemas.microsoft.com/office/drawing/2014/chartex" xmlns:cx1="http://schemas.microsoft.com/office/drawing/2015/9/8/chartex" xmlns:cx2="http://schemas.microsoft.com/office/drawing/2015/10/21/chartex" xmlns:cx3="http://schemas.microsoft.com/office/drawing/2016/5/9/chartex" xmlns:cx4="http://schemas.microsoft.com/office/drawing/2016/5/10/chartex" xmlns:cx5="http://schemas.microsoft.com/office/drawing/2016/5/11/chartex" xmlns:cx6="http://schemas.microsoft.com/office/drawing/2016/5/12/chartex" xmlns:cx7="http://schemas.microsoft.com/office/drawing/2016/5/13/chartex" xmlns:cx8="http://schemas.microsoft.com/office/drawing/2016/5/14/chartex" xmlns:mc="http://schemas.openxmlformats.org/markup-compatibility/2006" xmlns:aink="http://schemas.microsoft.com/office/drawing/2016/ink" xmlns:am3d="http://schemas.microsoft.com/office/drawing/2017/model3d" xmlns:o="urn:schemas-microsoft-com:office:office" xmlns:oel="http://schemas.microsoft.com/office/2019/extlst" xmlns:r="http://schemas.openxmlformats.org/officeDocument/2006/relationships" xmlns:m="http://schemas.openxmlformats.org/officeDocument/2006/math" xmlns:v="urn:schemas-microsoft-com:vml" xmlns:wp14="http://schemas.microsoft.com/office/word/2010/wordprocessingDrawing" xmlns:wp="http://schemas.openxmlformats.org/drawingml/2006/wordprocessingDrawing" xmlns:w10="urn:schemas-microsoft-com:office:word" xmlns:w="http://schemas.openxmlformats.org/wordprocessingml/2006/main" xmlns:w14="http://schemas.microsoft.com/office/word/2010/wordml" xmlns:w15="http://schemas.microsoft.com/office/word/2012/wordml" xmlns:w16cei="http://schemas.microsoft.com/office/word/2026/wordml/cei" xmlns:w16cex="http://schemas.microsoft.com/office/word/2018/wordml/cex" xmlns:w16cid="http://schemas.microsoft.com/office/word/2016/wordml/cid" xmlns:w16="http://schemas.microsoft.com/office/word/2018/wordml" xmlns:w16du="http://schemas.microsoft.com/office/word/2023/wordml/word16du" xmlns:w16sdtdh="http://schemas.microsoft.com/office/word/2020/wordml/sdtdatahash" xmlns:w16sdtfl="http://schemas.microsoft.com/office/word/2024/wordml/sdtformatlock" xmlns:w16se="http://schemas.microsoft.com/office/word/2015/wordml/symex" xmlns:wpg="http://schemas.microsoft.com/office/word/2010/wordprocessingGroup" xmlns:wpi="http://schemas.microsoft.com/office/word/2010/wordprocessingInk" xmlns:wne="http://schemas.microsoft.com/office/word/2006/wordml" xmlns:wps="http://schemas.microsoft.com/office/word/2010/wordprocessingShape" mc:Ignorable="w14 w15 w16se w16cid w16 w16cex w16sdtdh w16sdtfl w16du wp14">
-  <w16cid:commentId w16cid:paraId="08F0FBBA" w16cid:durableId="7055702E"/>
-  <w16cid:commentId w16cid:paraId="56918591" w16cid:durableId="633941E7"/>
-  <w16cid:commentId w16cid:paraId="074C8CCB" w16cid:durableId="647E72CA"/>
-  <w16cid:commentId w16cid:paraId="0E881273" w16cid:durableId="40BA9DFD"/>
-  <w16cid:commentId w16cid:paraId="5B495796" w16cid:durableId="3D72C584"/>
-</w16cid:commentsIds>
-</file>
-
 <file path=word/endnotes.xml><?xml version="1.0" encoding="utf-8"?>
-<w:endnotes xmlns:wpc="http://schemas.microsoft.com/office/word/2010/wordprocessingCanvas" xmlns:cx="http://schemas.microsoft.com/office/drawing/2014/chartex" xmlns:cx1="http://schemas.microsoft.com/office/drawing/2015/9/8/chartex" xmlns:cx2="http://schemas.microsoft.com/office/drawing/2015/10/21/chartex" xmlns:cx3="http://schemas.microsoft.com/office/drawing/2016/5/9/chartex" xmlns:cx4="http://schemas.microsoft.com/office/drawing/2016/5/10/chartex" xmlns:cx5="http://schemas.microsoft.com/office/drawing/2016/5/11/chartex" xmlns:cx6="http://schemas.microsoft.com/office/drawing/2016/5/12/chartex" xmlns:cx7="http://schemas.microsoft.com/office/drawing/2016/5/13/chartex" xmlns:cx8="http://schemas.microsoft.com/office/drawing/2016/5/14/chartex" xmlns:mc="http://schemas.openxmlformats.org/markup-compatibility/2006" xmlns:aink="http://schemas.microsoft.com/office/drawing/2016/ink" xmlns:am3d="http://schemas.microsoft.com/office/drawing/2017/model3d" xmlns:o="urn:schemas-microsoft-com:office:office" xmlns:oel="http://schemas.microsoft.com/office/2019/extlst" xmlns:r="http://schemas.openxmlformats.org/officeDocument/2006/relationships" xmlns:m="http://schemas.openxmlformats.org/officeDocument/2006/math" xmlns:v="urn:schemas-microsoft-com:vml" xmlns:wp14="http://schemas.microsoft.com/office/word/2010/wordprocessingDrawing" xmlns:wp="http://schemas.openxmlformats.org/drawingml/2006/wordprocessingDrawing" xmlns:w10="urn:schemas-microsoft-com:office:word" xmlns:w="http://schemas.openxmlformats.org/wordprocessingml/2006/main" xmlns:w14="http://schemas.microsoft.com/office/word/2010/wordml" xmlns:w15="http://schemas.microsoft.com/office/word/2012/wordml" xmlns:w16cei="http://schemas.microsoft.com/office/word/2026/wordml/cei" xmlns:w16cex="http://schemas.microsoft.com/office/word/2018/wordml/cex" xmlns:w16cid="http://schemas.microsoft.com/office/word/2016/wordml/cid" xmlns:w16="http://schemas.microsoft.com/office/word/2018/wordml" xmlns:w16du="http://schemas.microsoft.com/office/word/2023/wordml/word16du" xmlns:w16sdtdh="http://schemas.microsoft.com/office/word/2020/wordml/sdtdatahash" xmlns:w16sdtfl="http://schemas.microsoft.com/office/word/2024/wordml/sdtformatlock" xmlns:w16se="http://schemas.microsoft.com/office/word/2015/wordml/symex" xmlns:wpg="http://schemas.microsoft.com/office/word/2010/wordprocessingGroup" xmlns:wpi="http://schemas.microsoft.com/office/word/2010/wordprocessingInk" xmlns:wne="http://schemas.microsoft.com/office/word/2006/wordml" xmlns:wps="http://schemas.microsoft.com/office/word/2010/wordprocessingShape" mc:Ignorable="w14 w15 w16se w16cid w16 w16cex w16sdtdh w16sdtfl w16du wp14">
+<w:endnotes xmlns:wpc="http://schemas.microsoft.com/office/word/2010/wordprocessingCanvas" xmlns:cx="http://schemas.microsoft.com/office/drawing/2014/chartex" xmlns:cx1="http://schemas.microsoft.com/office/drawing/2015/9/8/chartex" xmlns:cx2="http://schemas.microsoft.com/office/drawing/2015/10/21/chartex" xmlns:cx3="http://schemas.microsoft.com/office/drawing/2016/5/9/chartex" xmlns:cx4="http://schemas.microsoft.com/office/drawing/2016/5/10/chartex" xmlns:cx5="http://schemas.microsoft.com/office/drawing/2016/5/11/chartex" xmlns:cx6="http://schemas.microsoft.com/office/drawing/2016/5/12/chartex" xmlns:cx7="http://schemas.microsoft.com/office/drawing/2016/5/13/chartex" xmlns:cx8="http://schemas.microsoft.com/office/drawing/2016/5/14/chartex" xmlns:mc="http://schemas.openxmlformats.org/markup-compatibility/2006" xmlns:aink="http://schemas.microsoft.com/office/drawing/2016/ink" xmlns:am3d="http://schemas.microsoft.com/office/drawing/2017/model3d" xmlns:o="urn:schemas-microsoft-com:office:office" xmlns:oel="http://schemas.microsoft.com/office/2019/extlst" xmlns:r="http://schemas.openxmlformats.org/officeDocument/2006/relationships" xmlns:m="http://schemas.openxmlformats.org/officeDocument/2006/math" xmlns:v="urn:schemas-microsoft-com:vml" xmlns:wp14="http://schemas.microsoft.com/office/word/2010/wordprocessingDrawing" xmlns:wp="http://schemas.openxmlformats.org/drawingml/2006/wordprocessingDrawing" xmlns:w10="urn:schemas-microsoft-com:office:word" xmlns:w="http://schemas.openxmlformats.org/wordprocessingml/2006/main" xmlns:w14="http://schemas.microsoft.com/office/word/2010/wordml" xmlns:w15="http://schemas.microsoft.com/office/word/2012/wordml" xmlns:w16cex="http://schemas.microsoft.com/office/word/2018/wordml/cex" xmlns:w16cid="http://schemas.microsoft.com/office/word/2016/wordml/cid" xmlns:w16="http://schemas.microsoft.com/office/word/2018/wordml" xmlns:w16du="http://schemas.microsoft.com/office/word/2023/wordml/word16du" xmlns:w16sdtdh="http://schemas.microsoft.com/office/word/2020/wordml/sdtdatahash" xmlns:w16sdtfl="http://schemas.microsoft.com/office/word/2024/wordml/sdtformatlock" xmlns:w16se="http://schemas.microsoft.com/office/word/2015/wordml/symex" xmlns:wpg="http://schemas.microsoft.com/office/word/2010/wordprocessingGroup" xmlns:wpi="http://schemas.microsoft.com/office/word/2010/wordprocessingInk" xmlns:wne="http://schemas.microsoft.com/office/word/2006/wordml" xmlns:wps="http://schemas.microsoft.com/office/word/2010/wordprocessingShape" mc:Ignorable="w14 w15 w16se w16cid w16 w16cex w16sdtdh w16sdtfl w16du wp14">
   <w:endnote w:type="separator" w:id="-1">
     <w:p>
       <w:pPr>
@@ -11569,47 +12236,36 @@
 </file>
 
 <file path=word/footer1.xml><?xml version="1.0" encoding="utf-8"?>
-<w:ftr xmlns:wpc="http://schemas.microsoft.com/office/word/2010/wordprocessingCanvas" xmlns:cx="http://schemas.microsoft.com/office/drawing/2014/chartex" xmlns:cx1="http://schemas.microsoft.com/office/drawing/2015/9/8/chartex" xmlns:cx2="http://schemas.microsoft.com/office/drawing/2015/10/21/chartex" xmlns:cx3="http://schemas.microsoft.com/office/drawing/2016/5/9/chartex" xmlns:cx4="http://schemas.microsoft.com/office/drawing/2016/5/10/chartex" xmlns:cx5="http://schemas.microsoft.com/office/drawing/2016/5/11/chartex" xmlns:cx6="http://schemas.microsoft.com/office/drawing/2016/5/12/chartex" xmlns:cx7="http://schemas.microsoft.com/office/drawing/2016/5/13/chartex" xmlns:cx8="http://schemas.microsoft.com/office/drawing/2016/5/14/chartex" xmlns:mc="http://schemas.openxmlformats.org/markup-compatibility/2006" xmlns:aink="http://schemas.microsoft.com/office/drawing/2016/ink" xmlns:am3d="http://schemas.microsoft.com/office/drawing/2017/model3d" xmlns:o="urn:schemas-microsoft-com:office:office" xmlns:oel="http://schemas.microsoft.com/office/2019/extlst" xmlns:r="http://schemas.openxmlformats.org/officeDocument/2006/relationships" xmlns:m="http://schemas.openxmlformats.org/officeDocument/2006/math" xmlns:v="urn:schemas-microsoft-com:vml" xmlns:wp14="http://schemas.microsoft.com/office/word/2010/wordprocessingDrawing" xmlns:wp="http://schemas.openxmlformats.org/drawingml/2006/wordprocessingDrawing" xmlns:w10="urn:schemas-microsoft-com:office:word" xmlns:w="http://schemas.openxmlformats.org/wordprocessingml/2006/main" xmlns:w14="http://schemas.microsoft.com/office/word/2010/wordml" xmlns:w15="http://schemas.microsoft.com/office/word/2012/wordml" xmlns:w16cei="http://schemas.microsoft.com/office/word/2026/wordml/cei" xmlns:w16cex="http://schemas.microsoft.com/office/word/2018/wordml/cex" xmlns:w16cid="http://schemas.microsoft.com/office/word/2016/wordml/cid" xmlns:w16="http://schemas.microsoft.com/office/word/2018/wordml" xmlns:w16du="http://schemas.microsoft.com/office/word/2023/wordml/word16du" xmlns:w16sdtdh="http://schemas.microsoft.com/office/word/2020/wordml/sdtdatahash" xmlns:w16sdtfl="http://schemas.microsoft.com/office/word/2024/wordml/sdtformatlock" xmlns:w16se="http://schemas.microsoft.com/office/word/2015/wordml/symex" xmlns:wpg="http://schemas.microsoft.com/office/word/2010/wordprocessingGroup" xmlns:wpi="http://schemas.microsoft.com/office/word/2010/wordprocessingInk" xmlns:wne="http://schemas.microsoft.com/office/word/2006/wordml" xmlns:wps="http://schemas.microsoft.com/office/word/2010/wordprocessingShape" mc:Ignorable="w14 w15 w16se w16cid w16 w16cex w16sdtdh w16sdtfl w16du wp14">
-  <w:sdt>
-    <w:sdtPr>
-      <w:id w:val="1814358880"/>
-      <w:docPartObj>
-        <w:docPartGallery w:val="Page Numbers (Bottom of Page)"/>
-        <w:docPartUnique/>
-      </w:docPartObj>
-    </w:sdtPr>
-    <w:sdtContent>
-      <w:p>
-        <w:pPr>
-          <w:jc w:val="right"/>
-        </w:pPr>
-        <w:r>
-          <w:fldChar w:fldCharType="begin"/>
-        </w:r>
-        <w:r>
-          <w:instrText>PAGE   \* MERGEFORMAT</w:instrText>
-        </w:r>
-        <w:r>
-          <w:fldChar w:fldCharType="separate"/>
-        </w:r>
-        <w:r>
-          <w:rPr>
-            <w:lang w:val="fr-FR"/>
-          </w:rPr>
-          <w:t>2</w:t>
-        </w:r>
-        <w:r>
-          <w:fldChar w:fldCharType="end"/>
-        </w:r>
-      </w:p>
-    </w:sdtContent>
-  </w:sdt>
-  <w:p/>
+<w:ftr xmlns:wpc="http://schemas.microsoft.com/office/word/2010/wordprocessingCanvas" xmlns:cx="http://schemas.microsoft.com/office/drawing/2014/chartex" xmlns:cx1="http://schemas.microsoft.com/office/drawing/2015/9/8/chartex" xmlns:cx2="http://schemas.microsoft.com/office/drawing/2015/10/21/chartex" xmlns:cx3="http://schemas.microsoft.com/office/drawing/2016/5/9/chartex" xmlns:cx4="http://schemas.microsoft.com/office/drawing/2016/5/10/chartex" xmlns:cx5="http://schemas.microsoft.com/office/drawing/2016/5/11/chartex" xmlns:cx6="http://schemas.microsoft.com/office/drawing/2016/5/12/chartex" xmlns:cx7="http://schemas.microsoft.com/office/drawing/2016/5/13/chartex" xmlns:cx8="http://schemas.microsoft.com/office/drawing/2016/5/14/chartex" xmlns:mc="http://schemas.openxmlformats.org/markup-compatibility/2006" xmlns:aink="http://schemas.microsoft.com/office/drawing/2016/ink" xmlns:am3d="http://schemas.microsoft.com/office/drawing/2017/model3d" xmlns:o="urn:schemas-microsoft-com:office:office" xmlns:oel="http://schemas.microsoft.com/office/2019/extlst" xmlns:r="http://schemas.openxmlformats.org/officeDocument/2006/relationships" xmlns:m="http://schemas.openxmlformats.org/officeDocument/2006/math" xmlns:v="urn:schemas-microsoft-com:vml" xmlns:wp14="http://schemas.microsoft.com/office/word/2010/wordprocessingDrawing" xmlns:wp="http://schemas.openxmlformats.org/drawingml/2006/wordprocessingDrawing" xmlns:w10="urn:schemas-microsoft-com:office:word" xmlns:w="http://schemas.openxmlformats.org/wordprocessingml/2006/main" xmlns:w14="http://schemas.microsoft.com/office/word/2010/wordml" xmlns:w15="http://schemas.microsoft.com/office/word/2012/wordml" xmlns:w16cex="http://schemas.microsoft.com/office/word/2018/wordml/cex" xmlns:w16cid="http://schemas.microsoft.com/office/word/2016/wordml/cid" xmlns:w16="http://schemas.microsoft.com/office/word/2018/wordml" xmlns:w16du="http://schemas.microsoft.com/office/word/2023/wordml/word16du" xmlns:w16sdtdh="http://schemas.microsoft.com/office/word/2020/wordml/sdtdatahash" xmlns:w16sdtfl="http://schemas.microsoft.com/office/word/2024/wordml/sdtformatlock" xmlns:w16se="http://schemas.microsoft.com/office/word/2015/wordml/symex" xmlns:wpg="http://schemas.microsoft.com/office/word/2010/wordprocessingGroup" xmlns:wpi="http://schemas.microsoft.com/office/word/2010/wordprocessingInk" xmlns:wne="http://schemas.microsoft.com/office/word/2006/wordml" xmlns:wps="http://schemas.microsoft.com/office/word/2010/wordprocessingShape" mc:Ignorable="w14 w15 w16se w16cid w16 w16cex w16sdtdh w16sdtfl w16du wp14">
+  <w:p>
+    <w:pPr>
+      <w:pStyle w:val="Pieddepage"/>
+      <w:jc w:val="right"/>
+    </w:pPr>
+    <w:r>
+      <w:fldChar w:fldCharType="begin"/>
+    </w:r>
+    <w:r>
+      <w:instrText>PAGE  \* MERGEFORMAT</w:instrText>
+    </w:r>
+    <w:r>
+      <w:fldChar w:fldCharType="separate"/>
+    </w:r>
+    <w:r>
+      <w:rPr>
+        <w:noProof/>
+      </w:rPr>
+      <w:t>1</w:t>
+    </w:r>
+    <w:r>
+      <w:fldChar w:fldCharType="end"/>
+    </w:r>
+  </w:p>
 </w:ftr>
 </file>
 
 <file path=word/footnotes.xml><?xml version="1.0" encoding="utf-8"?>
-<w:footnotes xmlns:wpc="http://schemas.microsoft.com/office/word/2010/wordprocessingCanvas" xmlns:cx="http://schemas.microsoft.com/office/drawing/2014/chartex" xmlns:cx1="http://schemas.microsoft.com/office/drawing/2015/9/8/chartex" xmlns:cx2="http://schemas.microsoft.com/office/drawing/2015/10/21/chartex" xmlns:cx3="http://schemas.microsoft.com/office/drawing/2016/5/9/chartex" xmlns:cx4="http://schemas.microsoft.com/office/drawing/2016/5/10/chartex" xmlns:cx5="http://schemas.microsoft.com/office/drawing/2016/5/11/chartex" xmlns:cx6="http://schemas.microsoft.com/office/drawing/2016/5/12/chartex" xmlns:cx7="http://schemas.microsoft.com/office/drawing/2016/5/13/chartex" xmlns:cx8="http://schemas.microsoft.com/office/drawing/2016/5/14/chartex" xmlns:mc="http://schemas.openxmlformats.org/markup-compatibility/2006" xmlns:aink="http://schemas.microsoft.com/office/drawing/2016/ink" xmlns:am3d="http://schemas.microsoft.com/office/drawing/2017/model3d" xmlns:o="urn:schemas-microsoft-com:office:office" xmlns:oel="http://schemas.microsoft.com/office/2019/extlst" xmlns:r="http://schemas.openxmlformats.org/officeDocument/2006/relationships" xmlns:m="http://schemas.openxmlformats.org/officeDocument/2006/math" xmlns:v="urn:schemas-microsoft-com:vml" xmlns:wp14="http://schemas.microsoft.com/office/word/2010/wordprocessingDrawing" xmlns:wp="http://schemas.openxmlformats.org/drawingml/2006/wordprocessingDrawing" xmlns:w10="urn:schemas-microsoft-com:office:word" xmlns:w="http://schemas.openxmlformats.org/wordprocessingml/2006/main" xmlns:w14="http://schemas.microsoft.com/office/word/2010/wordml" xmlns:w15="http://schemas.microsoft.com/office/word/2012/wordml" xmlns:w16cei="http://schemas.microsoft.com/office/word/2026/wordml/cei" xmlns:w16cex="http://schemas.microsoft.com/office/word/2018/wordml/cex" xmlns:w16cid="http://schemas.microsoft.com/office/word/2016/wordml/cid" xmlns:w16="http://schemas.microsoft.com/office/word/2018/wordml" xmlns:w16du="http://schemas.microsoft.com/office/word/2023/wordml/word16du" xmlns:w16sdtdh="http://schemas.microsoft.com/office/word/2020/wordml/sdtdatahash" xmlns:w16sdtfl="http://schemas.microsoft.com/office/word/2024/wordml/sdtformatlock" xmlns:w16se="http://schemas.microsoft.com/office/word/2015/wordml/symex" xmlns:wpg="http://schemas.microsoft.com/office/word/2010/wordprocessingGroup" xmlns:wpi="http://schemas.microsoft.com/office/word/2010/wordprocessingInk" xmlns:wne="http://schemas.microsoft.com/office/word/2006/wordml" xmlns:wps="http://schemas.microsoft.com/office/word/2010/wordprocessingShape" mc:Ignorable="w14 w15 w16se w16cid w16 w16cex w16sdtdh w16sdtfl w16du wp14">
+<w:footnotes xmlns:wpc="http://schemas.microsoft.com/office/word/2010/wordprocessingCanvas" xmlns:cx="http://schemas.microsoft.com/office/drawing/2014/chartex" xmlns:cx1="http://schemas.microsoft.com/office/drawing/2015/9/8/chartex" xmlns:cx2="http://schemas.microsoft.com/office/drawing/2015/10/21/chartex" xmlns:cx3="http://schemas.microsoft.com/office/drawing/2016/5/9/chartex" xmlns:cx4="http://schemas.microsoft.com/office/drawing/2016/5/10/chartex" xmlns:cx5="http://schemas.microsoft.com/office/drawing/2016/5/11/chartex" xmlns:cx6="http://schemas.microsoft.com/office/drawing/2016/5/12/chartex" xmlns:cx7="http://schemas.microsoft.com/office/drawing/2016/5/13/chartex" xmlns:cx8="http://schemas.microsoft.com/office/drawing/2016/5/14/chartex" xmlns:mc="http://schemas.openxmlformats.org/markup-compatibility/2006" xmlns:aink="http://schemas.microsoft.com/office/drawing/2016/ink" xmlns:am3d="http://schemas.microsoft.com/office/drawing/2017/model3d" xmlns:o="urn:schemas-microsoft-com:office:office" xmlns:oel="http://schemas.microsoft.com/office/2019/extlst" xmlns:r="http://schemas.openxmlformats.org/officeDocument/2006/relationships" xmlns:m="http://schemas.openxmlformats.org/officeDocument/2006/math" xmlns:v="urn:schemas-microsoft-com:vml" xmlns:wp14="http://schemas.microsoft.com/office/word/2010/wordprocessingDrawing" xmlns:wp="http://schemas.openxmlformats.org/drawingml/2006/wordprocessingDrawing" xmlns:w10="urn:schemas-microsoft-com:office:word" xmlns:w="http://schemas.openxmlformats.org/wordprocessingml/2006/main" xmlns:w14="http://schemas.microsoft.com/office/word/2010/wordml" xmlns:w15="http://schemas.microsoft.com/office/word/2012/wordml" xmlns:w16cex="http://schemas.microsoft.com/office/word/2018/wordml/cex" xmlns:w16cid="http://schemas.microsoft.com/office/word/2016/wordml/cid" xmlns:w16="http://schemas.microsoft.com/office/word/2018/wordml" xmlns:w16du="http://schemas.microsoft.com/office/word/2023/wordml/word16du" xmlns:w16sdtdh="http://schemas.microsoft.com/office/word/2020/wordml/sdtdatahash" xmlns:w16sdtfl="http://schemas.microsoft.com/office/word/2024/wordml/sdtformatlock" xmlns:w16se="http://schemas.microsoft.com/office/word/2015/wordml/symex" xmlns:wpg="http://schemas.microsoft.com/office/word/2010/wordprocessingGroup" xmlns:wpi="http://schemas.microsoft.com/office/word/2010/wordprocessingInk" xmlns:wne="http://schemas.microsoft.com/office/word/2006/wordml" xmlns:wps="http://schemas.microsoft.com/office/word/2010/wordprocessingShape" mc:Ignorable="w14 w15 w16se w16cid w16 w16cex w16sdtdh w16sdtfl w16du wp14">
   <w:footnote w:type="separator" w:id="-1">
     <w:p>
       <w:pPr>
@@ -11627,6 +12283,534 @@
       </w:pPr>
       <w:r>
         <w:continuationSeparator/>
+      </w:r>
+    </w:p>
+  </w:footnote>
+  <w:footnote w:id="1">
+    <w:p>
+      <w:pPr>
+        <w:rPr>
+          <w:sz w:val="24"/>
+          <w:szCs w:val="24"/>
+          <w:lang w:val="fr-FR"/>
+        </w:rPr>
+      </w:pPr>
+      <w:r>
+        <w:rPr>
+          <w:rStyle w:val="Appelnotedebasdep"/>
+        </w:rPr>
+        <w:footnoteRef/>
+      </w:r>
+      <w:r>
+        <w:rPr>
+          <w:lang w:val="fr-FR"/>
+        </w:rPr>
+        <w:t xml:space="preserve"> </w:t>
+      </w:r>
+      <w:r>
+        <w:rPr>
+          <w:i/>
+          <w:iCs/>
+          <w:sz w:val="24"/>
+          <w:szCs w:val="24"/>
+          <w:lang w:val="fr-FR"/>
+        </w:rPr>
+        <w:t>(</w:t>
+      </w:r>
+      <w:proofErr w:type="gramStart"/>
+      <w:r>
+        <w:rPr>
+          <w:i/>
+          <w:iCs/>
+          <w:sz w:val="24"/>
+          <w:szCs w:val="24"/>
+          <w:lang w:val="fr-FR"/>
+        </w:rPr>
+        <w:t>note</w:t>
+      </w:r>
+      <w:proofErr w:type="gramEnd"/>
+      <w:r>
+        <w:rPr>
+          <w:i/>
+          <w:iCs/>
+          <w:sz w:val="24"/>
+          <w:szCs w:val="24"/>
+          <w:lang w:val="fr-FR"/>
+        </w:rPr>
+        <w:t xml:space="preserve"> de l'éditeur) : Quelle phrase !</w:t>
+      </w:r>
+    </w:p>
+    <w:p>
+      <w:pPr>
+        <w:pStyle w:val="Notedebasdepage"/>
+        <w:rPr>
+          <w:lang w:val="fr-FR"/>
+        </w:rPr>
+      </w:pPr>
+    </w:p>
+  </w:footnote>
+  <w:footnote w:id="2">
+    <w:p>
+      <w:pPr>
+        <w:jc w:val="both"/>
+        <w:rPr>
+          <w:sz w:val="24"/>
+          <w:szCs w:val="24"/>
+          <w:lang w:val="fr-FR"/>
+        </w:rPr>
+      </w:pPr>
+      <w:r>
+        <w:rPr>
+          <w:rStyle w:val="Appelnotedebasdep"/>
+          <w:sz w:val="24"/>
+          <w:szCs w:val="24"/>
+        </w:rPr>
+        <w:footnoteRef/>
+      </w:r>
+      <w:r>
+        <w:rPr>
+          <w:sz w:val="24"/>
+          <w:szCs w:val="24"/>
+          <w:lang w:val="fr-FR"/>
+        </w:rPr>
+        <w:t xml:space="preserve"> </w:t>
+      </w:r>
+      <w:r>
+        <w:rPr>
+          <w:i/>
+          <w:iCs/>
+          <w:sz w:val="24"/>
+          <w:szCs w:val="24"/>
+          <w:lang w:val="fr-FR"/>
+        </w:rPr>
+        <w:t>(</w:t>
+      </w:r>
+      <w:proofErr w:type="gramStart"/>
+      <w:r>
+        <w:rPr>
+          <w:i/>
+          <w:iCs/>
+          <w:sz w:val="24"/>
+          <w:szCs w:val="24"/>
+          <w:lang w:val="fr-FR"/>
+        </w:rPr>
+        <w:t>note</w:t>
+      </w:r>
+      <w:proofErr w:type="gramEnd"/>
+      <w:r>
+        <w:rPr>
+          <w:i/>
+          <w:iCs/>
+          <w:sz w:val="24"/>
+          <w:szCs w:val="24"/>
+          <w:lang w:val="fr-FR"/>
+        </w:rPr>
+        <w:t xml:space="preserve"> de l'éditeur) : La « boîte de singe » est un terme d'argot militaire français très courant, surtout pendant les deux guerres mondiales. Il désigne une boîte de conserve de corned-beef (ou plus largement de viande en conserve) fournie dans les rations militaires</w:t>
+      </w:r>
+      <w:r>
+        <w:rPr>
+          <w:i/>
+          <w:iCs/>
+          <w:sz w:val="24"/>
+          <w:szCs w:val="24"/>
+          <w:lang w:val="fr-FR"/>
+        </w:rPr>
+        <w:t>.</w:t>
+      </w:r>
+    </w:p>
+    <w:p>
+      <w:pPr>
+        <w:pStyle w:val="Notedebasdepage"/>
+        <w:rPr>
+          <w:lang w:val="fr-FR"/>
+        </w:rPr>
+      </w:pPr>
+    </w:p>
+  </w:footnote>
+  <w:footnote w:id="3">
+    <w:p>
+      <w:pPr>
+        <w:jc w:val="both"/>
+        <w:rPr>
+          <w:sz w:val="24"/>
+          <w:szCs w:val="24"/>
+          <w:lang w:val="fr-FR"/>
+        </w:rPr>
+      </w:pPr>
+      <w:r>
+        <w:rPr>
+          <w:rStyle w:val="Appelnotedebasdep"/>
+          <w:sz w:val="24"/>
+          <w:szCs w:val="24"/>
+        </w:rPr>
+        <w:footnoteRef/>
+      </w:r>
+      <w:r>
+        <w:rPr>
+          <w:sz w:val="24"/>
+          <w:szCs w:val="24"/>
+          <w:lang w:val="fr-FR"/>
+        </w:rPr>
+        <w:t xml:space="preserve"> </w:t>
+      </w:r>
+      <w:r>
+        <w:rPr>
+          <w:i/>
+          <w:iCs/>
+          <w:sz w:val="24"/>
+          <w:szCs w:val="24"/>
+          <w:lang w:val="fr-FR"/>
+        </w:rPr>
+        <w:t>(</w:t>
+      </w:r>
+      <w:proofErr w:type="gramStart"/>
+      <w:r>
+        <w:rPr>
+          <w:i/>
+          <w:iCs/>
+          <w:sz w:val="24"/>
+          <w:szCs w:val="24"/>
+          <w:lang w:val="fr-FR"/>
+        </w:rPr>
+        <w:t>note</w:t>
+      </w:r>
+      <w:proofErr w:type="gramEnd"/>
+      <w:r>
+        <w:rPr>
+          <w:i/>
+          <w:iCs/>
+          <w:sz w:val="24"/>
+          <w:szCs w:val="24"/>
+          <w:lang w:val="fr-FR"/>
+        </w:rPr>
+        <w:t xml:space="preserve"> de l'éditeur) : </w:t>
+      </w:r>
+      <w:r>
+        <w:rPr>
+          <w:i/>
+          <w:iCs/>
+          <w:sz w:val="24"/>
+          <w:szCs w:val="24"/>
+          <w:lang w:val="fr-FR"/>
+        </w:rPr>
+        <w:t>Page manquantes dans le manuscrit !</w:t>
+      </w:r>
+    </w:p>
+    <w:p>
+      <w:pPr>
+        <w:pStyle w:val="Notedebasdepage"/>
+        <w:rPr>
+          <w:lang w:val="fr-FR"/>
+        </w:rPr>
+      </w:pPr>
+    </w:p>
+  </w:footnote>
+  <w:footnote w:id="4">
+    <w:p>
+      <w:pPr>
+        <w:jc w:val="both"/>
+        <w:rPr>
+          <w:sz w:val="24"/>
+          <w:szCs w:val="24"/>
+          <w:lang w:val="fr-FR"/>
+        </w:rPr>
+      </w:pPr>
+      <w:r>
+        <w:rPr>
+          <w:rStyle w:val="Appelnotedebasdep"/>
+          <w:sz w:val="24"/>
+          <w:szCs w:val="24"/>
+        </w:rPr>
+        <w:footnoteRef/>
+      </w:r>
+      <w:r>
+        <w:rPr>
+          <w:sz w:val="24"/>
+          <w:szCs w:val="24"/>
+          <w:lang w:val="fr-FR"/>
+        </w:rPr>
+        <w:t xml:space="preserve"> </w:t>
+      </w:r>
+      <w:r>
+        <w:rPr>
+          <w:i/>
+          <w:iCs/>
+          <w:sz w:val="24"/>
+          <w:szCs w:val="24"/>
+          <w:lang w:val="fr-FR"/>
+        </w:rPr>
+        <w:t>(</w:t>
+      </w:r>
+      <w:proofErr w:type="gramStart"/>
+      <w:r>
+        <w:rPr>
+          <w:i/>
+          <w:iCs/>
+          <w:sz w:val="24"/>
+          <w:szCs w:val="24"/>
+          <w:lang w:val="fr-FR"/>
+        </w:rPr>
+        <w:t>note</w:t>
+      </w:r>
+      <w:proofErr w:type="gramEnd"/>
+      <w:r>
+        <w:rPr>
+          <w:i/>
+          <w:iCs/>
+          <w:sz w:val="24"/>
+          <w:szCs w:val="24"/>
+          <w:lang w:val="fr-FR"/>
+        </w:rPr>
+        <w:t xml:space="preserve"> de l'éditeur) : voitures hippomobiles (tractées par des chevaux), par opposition aux véhicules motorisés (camions, autos) listés ensuite.</w:t>
+      </w:r>
+    </w:p>
+    <w:p>
+      <w:pPr>
+        <w:pStyle w:val="Notedebasdepage"/>
+        <w:rPr>
+          <w:lang w:val="fr-FR"/>
+        </w:rPr>
+      </w:pPr>
+    </w:p>
+  </w:footnote>
+  <w:footnote w:id="5">
+    <w:p>
+      <w:pPr>
+        <w:jc w:val="both"/>
+        <w:rPr>
+          <w:sz w:val="24"/>
+          <w:szCs w:val="24"/>
+          <w:lang w:val="fr-FR"/>
+        </w:rPr>
+      </w:pPr>
+      <w:r>
+        <w:rPr>
+          <w:rStyle w:val="Appelnotedebasdep"/>
+          <w:sz w:val="24"/>
+          <w:szCs w:val="24"/>
+        </w:rPr>
+        <w:footnoteRef/>
+      </w:r>
+      <w:r>
+        <w:rPr>
+          <w:sz w:val="24"/>
+          <w:szCs w:val="24"/>
+          <w:lang w:val="fr-FR"/>
+        </w:rPr>
+        <w:t xml:space="preserve"> </w:t>
+      </w:r>
+      <w:r>
+        <w:rPr>
+          <w:i/>
+          <w:iCs/>
+          <w:sz w:val="24"/>
+          <w:szCs w:val="24"/>
+          <w:lang w:val="fr-FR"/>
+        </w:rPr>
+        <w:t>(</w:t>
+      </w:r>
+      <w:proofErr w:type="gramStart"/>
+      <w:r>
+        <w:rPr>
+          <w:i/>
+          <w:iCs/>
+          <w:sz w:val="24"/>
+          <w:szCs w:val="24"/>
+          <w:lang w:val="fr-FR"/>
+        </w:rPr>
+        <w:t>note</w:t>
+      </w:r>
+      <w:proofErr w:type="gramEnd"/>
+      <w:r>
+        <w:rPr>
+          <w:i/>
+          <w:iCs/>
+          <w:sz w:val="24"/>
+          <w:szCs w:val="24"/>
+          <w:lang w:val="fr-FR"/>
+        </w:rPr>
+        <w:t xml:space="preserve"> de l'éditeur) : L'eau de Seltz (orthographe correcte avec un </w:t>
+      </w:r>
+      <w:r>
+        <w:rPr>
+          <w:i/>
+          <w:iCs/>
+          <w:sz w:val="24"/>
+          <w:szCs w:val="24"/>
+          <w:lang w:val="fr-FR"/>
+        </w:rPr>
+        <w:t>« </w:t>
+      </w:r>
+      <w:r>
+        <w:rPr>
+          <w:i/>
+          <w:iCs/>
+          <w:sz w:val="24"/>
+          <w:szCs w:val="24"/>
+          <w:lang w:val="fr-FR"/>
+        </w:rPr>
+        <w:t>t</w:t>
+      </w:r>
+      <w:r>
+        <w:rPr>
+          <w:i/>
+          <w:iCs/>
+          <w:sz w:val="24"/>
+          <w:szCs w:val="24"/>
+          <w:lang w:val="fr-FR"/>
+        </w:rPr>
+        <w:t> »</w:t>
+      </w:r>
+      <w:r>
+        <w:rPr>
+          <w:i/>
+          <w:iCs/>
+          <w:sz w:val="24"/>
+          <w:szCs w:val="24"/>
+          <w:lang w:val="fr-FR"/>
+        </w:rPr>
+        <w:t xml:space="preserve"> : Seltz) est de l'eau gazeuse. Le nom vient de </w:t>
+      </w:r>
+      <w:proofErr w:type="spellStart"/>
+      <w:r>
+        <w:rPr>
+          <w:i/>
+          <w:iCs/>
+          <w:sz w:val="24"/>
+          <w:szCs w:val="24"/>
+          <w:lang w:val="fr-FR"/>
+        </w:rPr>
+        <w:t>Selters</w:t>
+      </w:r>
+      <w:proofErr w:type="spellEnd"/>
+      <w:r>
+        <w:rPr>
+          <w:i/>
+          <w:iCs/>
+          <w:sz w:val="24"/>
+          <w:szCs w:val="24"/>
+          <w:lang w:val="fr-FR"/>
+        </w:rPr>
+        <w:t>, une ville allemande connue pour ses sources d'eau minérale naturellement gazeuse.</w:t>
+      </w:r>
+    </w:p>
+    <w:p>
+      <w:pPr>
+        <w:pStyle w:val="Notedebasdepage"/>
+        <w:rPr>
+          <w:lang w:val="fr-FR"/>
+        </w:rPr>
+      </w:pPr>
+    </w:p>
+  </w:footnote>
+  <w:footnote w:id="6">
+    <w:p>
+      <w:pPr>
+        <w:pStyle w:val="Notedebasdepage"/>
+        <w:jc w:val="both"/>
+        <w:rPr>
+          <w:sz w:val="24"/>
+          <w:szCs w:val="24"/>
+          <w:lang w:val="fr-FR"/>
+        </w:rPr>
+      </w:pPr>
+      <w:r>
+        <w:rPr>
+          <w:rStyle w:val="Appelnotedebasdep"/>
+          <w:sz w:val="24"/>
+          <w:szCs w:val="24"/>
+        </w:rPr>
+        <w:footnoteRef/>
+      </w:r>
+      <w:r>
+        <w:rPr>
+          <w:sz w:val="24"/>
+          <w:szCs w:val="24"/>
+          <w:lang w:val="fr-FR"/>
+        </w:rPr>
+        <w:t xml:space="preserve"> </w:t>
+      </w:r>
+      <w:r>
+        <w:rPr>
+          <w:i/>
+          <w:iCs/>
+          <w:sz w:val="24"/>
+          <w:szCs w:val="24"/>
+          <w:lang w:val="fr-FR"/>
+        </w:rPr>
+        <w:t>(</w:t>
+      </w:r>
+      <w:proofErr w:type="gramStart"/>
+      <w:r>
+        <w:rPr>
+          <w:i/>
+          <w:iCs/>
+          <w:sz w:val="24"/>
+          <w:szCs w:val="24"/>
+          <w:lang w:val="fr-FR"/>
+        </w:rPr>
+        <w:t>note</w:t>
+      </w:r>
+      <w:proofErr w:type="gramEnd"/>
+      <w:r>
+        <w:rPr>
+          <w:i/>
+          <w:iCs/>
+          <w:sz w:val="24"/>
+          <w:szCs w:val="24"/>
+          <w:lang w:val="fr-FR"/>
+        </w:rPr>
+        <w:t xml:space="preserve"> de l'éditeur) : </w:t>
+      </w:r>
+      <w:r>
+        <w:rPr>
+          <w:i/>
+          <w:iCs/>
+          <w:sz w:val="24"/>
+          <w:szCs w:val="24"/>
+          <w:lang w:val="fr-FR"/>
+        </w:rPr>
+        <w:t>onomatopée ? ou erreur de transcription ?</w:t>
+      </w:r>
+    </w:p>
+  </w:footnote>
+  <w:footnote w:id="7">
+    <w:p>
+      <w:pPr>
+        <w:pStyle w:val="Notedebasdepage"/>
+        <w:rPr>
+          <w:lang w:val="fr-FR"/>
+        </w:rPr>
+      </w:pPr>
+      <w:r>
+        <w:rPr>
+          <w:rStyle w:val="Appelnotedebasdep"/>
+        </w:rPr>
+        <w:footnoteRef/>
+      </w:r>
+      <w:r>
+        <w:rPr>
+          <w:lang w:val="fr-FR"/>
+        </w:rPr>
+        <w:t xml:space="preserve"> </w:t>
+      </w:r>
+      <w:r>
+        <w:rPr>
+          <w:lang w:val="fr-FR"/>
+        </w:rPr>
+        <w:t>Page(s) manquante(s)</w:t>
+      </w:r>
+      <w:r>
+        <w:rPr>
+          <w:lang w:val="fr-FR"/>
+        </w:rPr>
+        <w:t xml:space="preserve"> dans l</w:t>
+      </w:r>
+      <w:r>
+        <w:rPr>
+          <w:lang w:val="fr-FR"/>
+        </w:rPr>
+        <w:t>e cahier manuscrit</w:t>
       </w:r>
     </w:p>
   </w:footnote>
@@ -11634,7 +12818,7 @@
 </file>
 
 <file path=word/numbering.xml><?xml version="1.0" encoding="utf-8"?>
-<w:numbering xmlns:wpc="http://schemas.microsoft.com/office/word/2010/wordprocessingCanvas" xmlns:cx="http://schemas.microsoft.com/office/drawing/2014/chartex" xmlns:cx1="http://schemas.microsoft.com/office/drawing/2015/9/8/chartex" xmlns:cx2="http://schemas.microsoft.com/office/drawing/2015/10/21/chartex" xmlns:cx3="http://schemas.microsoft.com/office/drawing/2016/5/9/chartex" xmlns:cx4="http://schemas.microsoft.com/office/drawing/2016/5/10/chartex" xmlns:cx5="http://schemas.microsoft.com/office/drawing/2016/5/11/chartex" xmlns:cx6="http://schemas.microsoft.com/office/drawing/2016/5/12/chartex" xmlns:cx7="http://schemas.microsoft.com/office/drawing/2016/5/13/chartex" xmlns:cx8="http://schemas.microsoft.com/office/drawing/2016/5/14/chartex" xmlns:mc="http://schemas.openxmlformats.org/markup-compatibility/2006" xmlns:aink="http://schemas.microsoft.com/office/drawing/2016/ink" xmlns:am3d="http://schemas.microsoft.com/office/drawing/2017/model3d" xmlns:o="urn:schemas-microsoft-com:office:office" xmlns:oel="http://schemas.microsoft.com/office/2019/extlst" xmlns:r="http://schemas.openxmlformats.org/officeDocument/2006/relationships" xmlns:m="http://schemas.openxmlformats.org/officeDocument/2006/math" xmlns:v="urn:schemas-microsoft-com:vml" xmlns:wp14="http://schemas.microsoft.com/office/word/2010/wordprocessingDrawing" xmlns:wp="http://schemas.openxmlformats.org/drawingml/2006/wordprocessingDrawing" xmlns:w10="urn:schemas-microsoft-com:office:word" xmlns:w="http://schemas.openxmlformats.org/wordprocessingml/2006/main" xmlns:w14="http://schemas.microsoft.com/office/word/2010/wordml" xmlns:w15="http://schemas.microsoft.com/office/word/2012/wordml" xmlns:w16cei="http://schemas.microsoft.com/office/word/2026/wordml/cei" xmlns:w16cex="http://schemas.microsoft.com/office/word/2018/wordml/cex" xmlns:w16cid="http://schemas.microsoft.com/office/word/2016/wordml/cid" xmlns:w16="http://schemas.microsoft.com/office/word/2018/wordml" xmlns:w16du="http://schemas.microsoft.com/office/word/2023/wordml/word16du" xmlns:w16sdtdh="http://schemas.microsoft.com/office/word/2020/wordml/sdtdatahash" xmlns:w16sdtfl="http://schemas.microsoft.com/office/word/2024/wordml/sdtformatlock" xmlns:w16se="http://schemas.microsoft.com/office/word/2015/wordml/symex" xmlns:wpg="http://schemas.microsoft.com/office/word/2010/wordprocessingGroup" xmlns:wpi="http://schemas.microsoft.com/office/word/2010/wordprocessingInk" xmlns:wne="http://schemas.microsoft.com/office/word/2006/wordml" xmlns:wps="http://schemas.microsoft.com/office/word/2010/wordprocessingShape" mc:Ignorable="w14 w15 w16se w16cid w16 w16cex w16sdtdh w16sdtfl w16du wp14">
+<w:numbering xmlns:wpc="http://schemas.microsoft.com/office/word/2010/wordprocessingCanvas" xmlns:cx="http://schemas.microsoft.com/office/drawing/2014/chartex" xmlns:cx1="http://schemas.microsoft.com/office/drawing/2015/9/8/chartex" xmlns:cx2="http://schemas.microsoft.com/office/drawing/2015/10/21/chartex" xmlns:cx3="http://schemas.microsoft.com/office/drawing/2016/5/9/chartex" xmlns:cx4="http://schemas.microsoft.com/office/drawing/2016/5/10/chartex" xmlns:cx5="http://schemas.microsoft.com/office/drawing/2016/5/11/chartex" xmlns:cx6="http://schemas.microsoft.com/office/drawing/2016/5/12/chartex" xmlns:cx7="http://schemas.microsoft.com/office/drawing/2016/5/13/chartex" xmlns:cx8="http://schemas.microsoft.com/office/drawing/2016/5/14/chartex" xmlns:mc="http://schemas.openxmlformats.org/markup-compatibility/2006" xmlns:aink="http://schemas.microsoft.com/office/drawing/2016/ink" xmlns:am3d="http://schemas.microsoft.com/office/drawing/2017/model3d" xmlns:o="urn:schemas-microsoft-com:office:office" xmlns:oel="http://schemas.microsoft.com/office/2019/extlst" xmlns:r="http://schemas.openxmlformats.org/officeDocument/2006/relationships" xmlns:m="http://schemas.openxmlformats.org/officeDocument/2006/math" xmlns:v="urn:schemas-microsoft-com:vml" xmlns:wp14="http://schemas.microsoft.com/office/word/2010/wordprocessingDrawing" xmlns:wp="http://schemas.openxmlformats.org/drawingml/2006/wordprocessingDrawing" xmlns:w10="urn:schemas-microsoft-com:office:word" xmlns:w="http://schemas.openxmlformats.org/wordprocessingml/2006/main" xmlns:w14="http://schemas.microsoft.com/office/word/2010/wordml" xmlns:w15="http://schemas.microsoft.com/office/word/2012/wordml" xmlns:w16cex="http://schemas.microsoft.com/office/word/2018/wordml/cex" xmlns:w16cid="http://schemas.microsoft.com/office/word/2016/wordml/cid" xmlns:w16="http://schemas.microsoft.com/office/word/2018/wordml" xmlns:w16du="http://schemas.microsoft.com/office/word/2023/wordml/word16du" xmlns:w16sdtdh="http://schemas.microsoft.com/office/word/2020/wordml/sdtdatahash" xmlns:w16sdtfl="http://schemas.microsoft.com/office/word/2024/wordml/sdtformatlock" xmlns:w16se="http://schemas.microsoft.com/office/word/2015/wordml/symex" xmlns:wpg="http://schemas.microsoft.com/office/word/2010/wordprocessingGroup" xmlns:wpi="http://schemas.microsoft.com/office/word/2010/wordprocessingInk" xmlns:wne="http://schemas.microsoft.com/office/word/2006/wordml" xmlns:wps="http://schemas.microsoft.com/office/word/2010/wordprocessingShape" mc:Ignorable="w14 w15 w16se w16cid w16 w16cex w16sdtdh w16sdtfl w16du wp14">
   <w:abstractNum w:abstractNumId="0" w15:restartNumberingAfterBreak="0">
     <w:nsid w:val="FFFFFF7C"/>
     <w:multiLevelType w:val="singleLevel"/>
@@ -11920,6 +13104,119 @@
     </w:lvl>
   </w:abstractNum>
   <w:abstractNum w:abstractNumId="10" w15:restartNumberingAfterBreak="0">
+    <w:nsid w:val="40234082"/>
+    <w:multiLevelType w:val="hybridMultilevel"/>
+    <w:tmpl w:val="8ACEAADA"/>
+    <w:lvl w:ilvl="0" w:tplc="8828D944">
+      <w:numFmt w:val="bullet"/>
+      <w:lvlText w:val="–"/>
+      <w:lvlJc w:val="left"/>
+      <w:pPr>
+        <w:ind w:left="720" w:hanging="360"/>
+      </w:pPr>
+      <w:rPr>
+        <w:rFonts w:ascii="Cambria" w:eastAsiaTheme="minorEastAsia" w:hAnsi="Cambria" w:cstheme="minorBidi" w:hint="default"/>
+        <w:sz w:val="24"/>
+      </w:rPr>
+    </w:lvl>
+    <w:lvl w:ilvl="1" w:tplc="040C0003" w:tentative="1">
+      <w:start w:val="1"/>
+      <w:numFmt w:val="bullet"/>
+      <w:lvlText w:val="o"/>
+      <w:lvlJc w:val="left"/>
+      <w:pPr>
+        <w:ind w:left="1440" w:hanging="360"/>
+      </w:pPr>
+      <w:rPr>
+        <w:rFonts w:ascii="Courier New" w:hAnsi="Courier New" w:cs="Courier New" w:hint="default"/>
+      </w:rPr>
+    </w:lvl>
+    <w:lvl w:ilvl="2" w:tplc="040C0005" w:tentative="1">
+      <w:start w:val="1"/>
+      <w:numFmt w:val="bullet"/>
+      <w:lvlText w:val=""/>
+      <w:lvlJc w:val="left"/>
+      <w:pPr>
+        <w:ind w:left="2160" w:hanging="360"/>
+      </w:pPr>
+      <w:rPr>
+        <w:rFonts w:ascii="Wingdings" w:hAnsi="Wingdings" w:hint="default"/>
+      </w:rPr>
+    </w:lvl>
+    <w:lvl w:ilvl="3" w:tplc="040C0001" w:tentative="1">
+      <w:start w:val="1"/>
+      <w:numFmt w:val="bullet"/>
+      <w:lvlText w:val=""/>
+      <w:lvlJc w:val="left"/>
+      <w:pPr>
+        <w:ind w:left="2880" w:hanging="360"/>
+      </w:pPr>
+      <w:rPr>
+        <w:rFonts w:ascii="Symbol" w:hAnsi="Symbol" w:hint="default"/>
+      </w:rPr>
+    </w:lvl>
+    <w:lvl w:ilvl="4" w:tplc="040C0003" w:tentative="1">
+      <w:start w:val="1"/>
+      <w:numFmt w:val="bullet"/>
+      <w:lvlText w:val="o"/>
+      <w:lvlJc w:val="left"/>
+      <w:pPr>
+        <w:ind w:left="3600" w:hanging="360"/>
+      </w:pPr>
+      <w:rPr>
+        <w:rFonts w:ascii="Courier New" w:hAnsi="Courier New" w:cs="Courier New" w:hint="default"/>
+      </w:rPr>
+    </w:lvl>
+    <w:lvl w:ilvl="5" w:tplc="040C0005" w:tentative="1">
+      <w:start w:val="1"/>
+      <w:numFmt w:val="bullet"/>
+      <w:lvlText w:val=""/>
+      <w:lvlJc w:val="left"/>
+      <w:pPr>
+        <w:ind w:left="4320" w:hanging="360"/>
+      </w:pPr>
+      <w:rPr>
+        <w:rFonts w:ascii="Wingdings" w:hAnsi="Wingdings" w:hint="default"/>
+      </w:rPr>
+    </w:lvl>
+    <w:lvl w:ilvl="6" w:tplc="040C0001" w:tentative="1">
+      <w:start w:val="1"/>
+      <w:numFmt w:val="bullet"/>
+      <w:lvlText w:val=""/>
+      <w:lvlJc w:val="left"/>
+      <w:pPr>
+        <w:ind w:left="5040" w:hanging="360"/>
+      </w:pPr>
+      <w:rPr>
+        <w:rFonts w:ascii="Symbol" w:hAnsi="Symbol" w:hint="default"/>
+      </w:rPr>
+    </w:lvl>
+    <w:lvl w:ilvl="7" w:tplc="040C0003" w:tentative="1">
+      <w:start w:val="1"/>
+      <w:numFmt w:val="bullet"/>
+      <w:lvlText w:val="o"/>
+      <w:lvlJc w:val="left"/>
+      <w:pPr>
+        <w:ind w:left="5760" w:hanging="360"/>
+      </w:pPr>
+      <w:rPr>
+        <w:rFonts w:ascii="Courier New" w:hAnsi="Courier New" w:cs="Courier New" w:hint="default"/>
+      </w:rPr>
+    </w:lvl>
+    <w:lvl w:ilvl="8" w:tplc="040C0005" w:tentative="1">
+      <w:start w:val="1"/>
+      <w:numFmt w:val="bullet"/>
+      <w:lvlText w:val=""/>
+      <w:lvlJc w:val="left"/>
+      <w:pPr>
+        <w:ind w:left="6480" w:hanging="360"/>
+      </w:pPr>
+      <w:rPr>
+        <w:rFonts w:ascii="Wingdings" w:hAnsi="Wingdings" w:hint="default"/>
+      </w:rPr>
+    </w:lvl>
+  </w:abstractNum>
+  <w:abstractNum w:abstractNumId="11" w15:restartNumberingAfterBreak="0">
     <w:nsid w:val="46A87188"/>
     <w:multiLevelType w:val="hybridMultilevel"/>
     <w:tmpl w:val="613C932A"/>
@@ -12032,7 +13329,7 @@
       </w:rPr>
     </w:lvl>
   </w:abstractNum>
-  <w:abstractNum w:abstractNumId="11" w15:restartNumberingAfterBreak="0">
+  <w:abstractNum w:abstractNumId="12" w15:restartNumberingAfterBreak="0">
     <w:nsid w:val="4F943373"/>
     <w:multiLevelType w:val="hybridMultilevel"/>
     <w:tmpl w:val="D2BE83BA"/>
@@ -12145,7 +13442,7 @@
       </w:rPr>
     </w:lvl>
   </w:abstractNum>
-  <w:abstractNum w:abstractNumId="12" w15:restartNumberingAfterBreak="0">
+  <w:abstractNum w:abstractNumId="13" w15:restartNumberingAfterBreak="0">
     <w:nsid w:val="53534D47"/>
     <w:multiLevelType w:val="hybridMultilevel"/>
     <w:tmpl w:val="F6244826"/>
@@ -12258,7 +13555,7 @@
       </w:rPr>
     </w:lvl>
   </w:abstractNum>
-  <w:abstractNum w:abstractNumId="13" w15:restartNumberingAfterBreak="0">
+  <w:abstractNum w:abstractNumId="14" w15:restartNumberingAfterBreak="0">
     <w:nsid w:val="5891752D"/>
     <w:multiLevelType w:val="hybridMultilevel"/>
     <w:tmpl w:val="2DA811DC"/>
@@ -12371,7 +13668,7 @@
       </w:rPr>
     </w:lvl>
   </w:abstractNum>
-  <w:abstractNum w:abstractNumId="14" w15:restartNumberingAfterBreak="0">
+  <w:abstractNum w:abstractNumId="15" w15:restartNumberingAfterBreak="0">
     <w:nsid w:val="5F9765A8"/>
     <w:multiLevelType w:val="hybridMultilevel"/>
     <w:tmpl w:val="46D614A2"/>
@@ -12484,7 +13781,7 @@
       </w:rPr>
     </w:lvl>
   </w:abstractNum>
-  <w:abstractNum w:abstractNumId="15" w15:restartNumberingAfterBreak="0">
+  <w:abstractNum w:abstractNumId="16" w15:restartNumberingAfterBreak="0">
     <w:nsid w:val="645738BF"/>
     <w:multiLevelType w:val="hybridMultilevel"/>
     <w:tmpl w:val="DE34FD7A"/>
@@ -12597,7 +13894,7 @@
       </w:rPr>
     </w:lvl>
   </w:abstractNum>
-  <w:abstractNum w:abstractNumId="16" w15:restartNumberingAfterBreak="0">
+  <w:abstractNum w:abstractNumId="17" w15:restartNumberingAfterBreak="0">
     <w:nsid w:val="66D833B0"/>
     <w:multiLevelType w:val="hybridMultilevel"/>
     <w:tmpl w:val="B0BE1ABE"/>
@@ -12738,38 +14035,33 @@
     <w:abstractNumId w:val="0"/>
   </w:num>
   <w:num w:numId="10" w16cid:durableId="2147115162">
-    <w:abstractNumId w:val="16"/>
+    <w:abstractNumId w:val="17"/>
   </w:num>
   <w:num w:numId="11" w16cid:durableId="1779250672">
     <w:abstractNumId w:val="9"/>
   </w:num>
   <w:num w:numId="12" w16cid:durableId="432825753">
+    <w:abstractNumId w:val="14"/>
+  </w:num>
+  <w:num w:numId="13" w16cid:durableId="901018757">
+    <w:abstractNumId w:val="11"/>
+  </w:num>
+  <w:num w:numId="14" w16cid:durableId="650214109">
+    <w:abstractNumId w:val="12"/>
+  </w:num>
+  <w:num w:numId="15" w16cid:durableId="675616538">
+    <w:abstractNumId w:val="16"/>
+  </w:num>
+  <w:num w:numId="16" w16cid:durableId="490289424">
+    <w:abstractNumId w:val="15"/>
+  </w:num>
+  <w:num w:numId="17" w16cid:durableId="1742826344">
     <w:abstractNumId w:val="13"/>
   </w:num>
-  <w:num w:numId="13" w16cid:durableId="901018757">
+  <w:num w:numId="18" w16cid:durableId="1066411625">
     <w:abstractNumId w:val="10"/>
   </w:num>
-  <w:num w:numId="14" w16cid:durableId="650214109">
-    <w:abstractNumId w:val="11"/>
-  </w:num>
-  <w:num w:numId="15" w16cid:durableId="675616538">
-    <w:abstractNumId w:val="15"/>
-  </w:num>
-  <w:num w:numId="16" w16cid:durableId="490289424">
-    <w:abstractNumId w:val="14"/>
-  </w:num>
-  <w:num w:numId="17" w16cid:durableId="1742826344">
-    <w:abstractNumId w:val="12"/>
-  </w:num>
 </w:numbering>
-</file>
-
-<file path=word/people.xml><?xml version="1.0" encoding="utf-8"?>
-<w15:people xmlns:wpc="http://schemas.microsoft.com/office/word/2010/wordprocessingCanvas" xmlns:cx="http://schemas.microsoft.com/office/drawing/2014/chartex" xmlns:cx1="http://schemas.microsoft.com/office/drawing/2015/9/8/chartex" xmlns:cx2="http://schemas.microsoft.com/office/drawing/2015/10/21/chartex" xmlns:cx3="http://schemas.microsoft.com/office/drawing/2016/5/9/chartex" xmlns:cx4="http://schemas.microsoft.com/office/drawing/2016/5/10/chartex" xmlns:cx5="http://schemas.microsoft.com/office/drawing/2016/5/11/chartex" xmlns:cx6="http://schemas.microsoft.com/office/drawing/2016/5/12/chartex" xmlns:cx7="http://schemas.microsoft.com/office/drawing/2016/5/13/chartex" xmlns:cx8="http://schemas.microsoft.com/office/drawing/2016/5/14/chartex" xmlns:mc="http://schemas.openxmlformats.org/markup-compatibility/2006" xmlns:aink="http://schemas.microsoft.com/office/drawing/2016/ink" xmlns:am3d="http://schemas.microsoft.com/office/drawing/2017/model3d" xmlns:o="urn:schemas-microsoft-com:office:office" xmlns:oel="http://schemas.microsoft.com/office/2019/extlst" xmlns:r="http://schemas.openxmlformats.org/officeDocument/2006/relationships" xmlns:m="http://schemas.openxmlformats.org/officeDocument/2006/math" xmlns:v="urn:schemas-microsoft-com:vml" xmlns:wp14="http://schemas.microsoft.com/office/word/2010/wordprocessingDrawing" xmlns:wp="http://schemas.openxmlformats.org/drawingml/2006/wordprocessingDrawing" xmlns:w10="urn:schemas-microsoft-com:office:word" xmlns:w="http://schemas.openxmlformats.org/wordprocessingml/2006/main" xmlns:w14="http://schemas.microsoft.com/office/word/2010/wordml" xmlns:w15="http://schemas.microsoft.com/office/word/2012/wordml" xmlns:w16cei="http://schemas.microsoft.com/office/word/2026/wordml/cei" xmlns:w16cex="http://schemas.microsoft.com/office/word/2018/wordml/cex" xmlns:w16cid="http://schemas.microsoft.com/office/word/2016/wordml/cid" xmlns:w16="http://schemas.microsoft.com/office/word/2018/wordml" xmlns:w16du="http://schemas.microsoft.com/office/word/2023/wordml/word16du" xmlns:w16sdtdh="http://schemas.microsoft.com/office/word/2020/wordml/sdtdatahash" xmlns:w16sdtfl="http://schemas.microsoft.com/office/word/2024/wordml/sdtformatlock" xmlns:w16se="http://schemas.microsoft.com/office/word/2015/wordml/symex" xmlns:wpg="http://schemas.microsoft.com/office/word/2010/wordprocessingGroup" xmlns:wpi="http://schemas.microsoft.com/office/word/2010/wordprocessingInk" xmlns:wne="http://schemas.microsoft.com/office/word/2006/wordml" xmlns:wps="http://schemas.microsoft.com/office/word/2010/wordprocessingShape" mc:Ignorable="w14 w15 w16se w16cid w16 w16cex w16sdtdh w16sdtfl w16du wp14">
-  <w15:person w15:author="Baptiste Godefroy">
-    <w15:presenceInfo w15:providerId="AD" w15:userId="S::Baptiste.Godefroy@polestar.eu::14a4f1e2-d19f-4847-9fc3-f668c2f1e6ee"/>
-  </w15:person>
-</w15:people>
 </file>
 
 <file path=word/styles.xml><?xml version="1.0" encoding="utf-8"?>
@@ -13178,17 +14470,14 @@
     <w:qFormat/>
     <w:rsid w:val="00FC693F"/>
     <w:pPr>
-      <w:keepNext/>
-      <w:keepLines/>
-      <w:spacing w:before="480" w:after="0"/>
+      <w:spacing w:after="0"/>
+      <w:jc w:val="center"/>
       <w:outlineLvl w:val="0"/>
     </w:pPr>
     <w:rPr>
-      <w:rFonts w:asciiTheme="majorHAnsi" w:eastAsiaTheme="majorEastAsia" w:hAnsiTheme="majorHAnsi" w:cstheme="majorBidi"/>
       <w:b/>
-      <w:bCs/>
-      <w:color w:val="365F91" w:themeColor="accent1" w:themeShade="BF"/>
-      <w:szCs w:val="28"/>
+      <w:sz w:val="36"/>
+      <w:lang w:val="fr-FR"/>
     </w:rPr>
   </w:style>
   <w:style w:type="paragraph" w:styleId="Titre2">
@@ -13201,18 +14490,15 @@
     <w:qFormat/>
     <w:rsid w:val="00FC693F"/>
     <w:pPr>
-      <w:keepNext/>
-      <w:keepLines/>
-      <w:spacing w:before="200" w:after="0"/>
+      <w:pageBreakBefore/>
+      <w:spacing w:before="120" w:after="360"/>
+      <w:jc w:val="center"/>
       <w:outlineLvl w:val="1"/>
     </w:pPr>
     <w:rPr>
-      <w:rFonts w:asciiTheme="majorHAnsi" w:eastAsiaTheme="majorEastAsia" w:hAnsiTheme="majorHAnsi" w:cstheme="majorBidi"/>
       <w:b/>
-      <w:bCs/>
-      <w:color w:val="4F81BD" w:themeColor="accent1"/>
-      <w:sz w:val="26"/>
-      <w:szCs w:val="26"/>
+      <w:sz w:val="30"/>
+      <w:lang w:val="fr-FR"/>
     </w:rPr>
   </w:style>
   <w:style w:type="paragraph" w:styleId="Titre3">
@@ -13380,6 +14666,7 @@
   <w:style w:type="character" w:default="1" w:styleId="Policepardfaut">
     <w:name w:val="Default Paragraph Font"/>
     <w:uiPriority w:val="1"/>
+    <w:semiHidden/>
     <w:unhideWhenUsed/>
   </w:style>
   <w:style w:type="table" w:default="1" w:styleId="TableauNormal">
@@ -24222,6 +25509,45 @@
       <w:szCs w:val="20"/>
     </w:rPr>
   </w:style>
+  <w:style w:type="paragraph" w:styleId="Notedebasdepage">
+    <w:name w:val="footnote text"/>
+    <w:basedOn w:val="Normal"/>
+    <w:link w:val="NotedebasdepageCar"/>
+    <w:uiPriority w:val="99"/>
+    <w:semiHidden/>
+    <w:unhideWhenUsed/>
+    <w:rsid w:val="00310B9F"/>
+    <w:pPr>
+      <w:spacing w:after="0" w:line="240" w:lineRule="auto"/>
+    </w:pPr>
+    <w:rPr>
+      <w:sz w:val="20"/>
+      <w:szCs w:val="20"/>
+    </w:rPr>
+  </w:style>
+  <w:style w:type="character" w:customStyle="1" w:styleId="NotedebasdepageCar">
+    <w:name w:val="Note de bas de page Car"/>
+    <w:basedOn w:val="Policepardfaut"/>
+    <w:link w:val="Notedebasdepage"/>
+    <w:uiPriority w:val="99"/>
+    <w:semiHidden/>
+    <w:rsid w:val="00310B9F"/>
+    <w:rPr>
+      <w:sz w:val="20"/>
+      <w:szCs w:val="20"/>
+    </w:rPr>
+  </w:style>
+  <w:style w:type="character" w:styleId="Appelnotedebasdep">
+    <w:name w:val="footnote reference"/>
+    <w:basedOn w:val="Policepardfaut"/>
+    <w:uiPriority w:val="99"/>
+    <w:semiHidden/>
+    <w:unhideWhenUsed/>
+    <w:rsid w:val="00310B9F"/>
+    <w:rPr>
+      <w:vertAlign w:val="superscript"/>
+    </w:rPr>
+  </w:style>
 </w:styles>
 </file>
 

--- a/docs/ALBAN ROUZAUD_2_JOURNAL NON ECRIT D'UN FANTASSIN EN REPLIS STRATEGIQUE.docx
+++ b/docs/ALBAN ROUZAUD_2_JOURNAL NON ECRIT D'UN FANTASSIN EN REPLIS STRATEGIQUE.docx
@@ -54,61 +54,11 @@
     </w:p>
     <w:p>
       <w:pPr>
-        <w:spacing w:after="0"/>
-        <w:jc w:val="both"/>
-        <w:rPr>
-          <w:lang w:val="fr-FR"/>
-        </w:rPr>
-      </w:pPr>
-    </w:p>
-    <w:p>
-      <w:pPr>
-        <w:spacing w:after="0"/>
-        <w:jc w:val="both"/>
-        <w:rPr>
-          <w:lang w:val="fr-FR"/>
-        </w:rPr>
-      </w:pPr>
-    </w:p>
-    <w:p>
-      <w:pPr>
-        <w:pStyle w:val="Titre1"/>
-      </w:pPr>
-      <w:r>
-        <w:t>JOURNAL NON ÉCRIT</w:t>
-      </w:r>
-    </w:p>
-    <w:p>
-      <w:pPr>
-        <w:spacing w:after="0"/>
-        <w:jc w:val="both"/>
-        <w:rPr>
-          <w:lang w:val="fr-FR"/>
-        </w:rPr>
-      </w:pPr>
-    </w:p>
-    <w:p>
-      <w:pPr>
-        <w:spacing w:after="0"/>
-        <w:jc w:val="both"/>
-        <w:rPr>
-          <w:lang w:val="fr-FR"/>
-        </w:rPr>
-      </w:pPr>
-    </w:p>
-    <w:p>
-      <w:pPr>
-        <w:jc w:val="both"/>
-        <w:rPr>
-          <w:lang w:val="fr-FR"/>
-        </w:rPr>
-      </w:pPr>
-      <w:r>
-        <w:rPr>
-          <w:lang w:val="fr-FR"/>
-        </w:rPr>
-        <w:br w:type="page"/>
-      </w:r>
+        <w:jc w:val="both"/>
+        <w:rPr>
+          <w:lang w:val="fr-FR"/>
+        </w:rPr>
+      </w:pPr>
     </w:p>
     <w:p>
       <w:pPr>
@@ -116,7 +66,6 @@
         <w:spacing w:after="240"/>
       </w:pPr>
       <w:r>
-        <w:lastRenderedPageBreak/>
         <w:t>Journal non écrit d'un fantassin en « Repli Stratégique »</w:t>
       </w:r>
     </w:p>
@@ -5167,36 +5116,6 @@
           <w:lang w:val="fr-FR"/>
         </w:rPr>
         <w:lastRenderedPageBreak/>
-        <w:t>Page(s) manquante(s)</w:t>
-      </w:r>
-    </w:p>
-    <w:p>
-      <w:pPr>
-        <w:spacing w:after="200"/>
-        <w:jc w:val="both"/>
-        <w:rPr>
-          <w:lang w:val="fr-FR"/>
-        </w:rPr>
-      </w:pPr>
-      <w:r>
-        <w:rPr>
-          <w:lang w:val="fr-FR"/>
-        </w:rPr>
-        <w:br w:type="page"/>
-      </w:r>
-    </w:p>
-    <w:p>
-      <w:pPr>
-        <w:jc w:val="both"/>
-        <w:rPr>
-          <w:lang w:val="fr-FR"/>
-        </w:rPr>
-      </w:pPr>
-      <w:r>
-        <w:rPr>
-          <w:lang w:val="fr-FR"/>
-        </w:rPr>
-        <w:lastRenderedPageBreak/>
         <w:t>[…]</w:t>
       </w:r>
       <w:r>
@@ -11851,6 +11770,7 @@
         <w:rPr>
           <w:lang w:val="fr-FR"/>
         </w:rPr>
+        <w:lastRenderedPageBreak/>
         <w:t>Après maints arrêts et maints démarrages nous échouons dans un enclos dont le sol est recouvert de gros galets. Debout sur un tertre un</w:t>
       </w:r>
       <w:r>
@@ -12629,8 +12549,9 @@
           <w:szCs w:val="24"/>
           <w:lang w:val="fr-FR"/>
         </w:rPr>
-        <w:t xml:space="preserve"> de l'éditeur) : L'eau de Seltz (orthographe correcte avec un </w:t>
-      </w:r>
+        <w:t xml:space="preserve"> de l'éditeur) : L'eau de Seltz (orthographe correcte avec un « t » : Seltz) est de l'eau gazeuse. Le nom vient de </w:t>
+      </w:r>
+      <w:proofErr w:type="spellStart"/>
       <w:r>
         <w:rPr>
           <w:i/>
@@ -12639,8 +12560,9 @@
           <w:szCs w:val="24"/>
           <w:lang w:val="fr-FR"/>
         </w:rPr>
-        <w:t>« </w:t>
-      </w:r>
+        <w:t>Selters</w:t>
+      </w:r>
+      <w:proofErr w:type="spellEnd"/>
       <w:r>
         <w:rPr>
           <w:i/>
@@ -12649,7 +12571,44 @@
           <w:szCs w:val="24"/>
           <w:lang w:val="fr-FR"/>
         </w:rPr>
-        <w:t>t</w:t>
+        <w:t>, une ville allemande connue pour ses sources d'eau minérale naturellement gazeuse.</w:t>
+      </w:r>
+    </w:p>
+    <w:p>
+      <w:pPr>
+        <w:pStyle w:val="Notedebasdepage"/>
+        <w:rPr>
+          <w:lang w:val="fr-FR"/>
+        </w:rPr>
+      </w:pPr>
+    </w:p>
+  </w:footnote>
+  <w:footnote w:id="6">
+    <w:p>
+      <w:pPr>
+        <w:pStyle w:val="Notedebasdepage"/>
+        <w:jc w:val="both"/>
+        <w:rPr>
+          <w:sz w:val="24"/>
+          <w:szCs w:val="24"/>
+          <w:lang w:val="fr-FR"/>
+        </w:rPr>
+      </w:pPr>
+      <w:r>
+        <w:rPr>
+          <w:rStyle w:val="Appelnotedebasdep"/>
+          <w:sz w:val="24"/>
+          <w:szCs w:val="24"/>
+        </w:rPr>
+        <w:footnoteRef/>
+      </w:r>
+      <w:r>
+        <w:rPr>
+          <w:sz w:val="24"/>
+          <w:szCs w:val="24"/>
+          <w:lang w:val="fr-FR"/>
+        </w:rPr>
+        <w:t xml:space="preserve"> </w:t>
       </w:r>
       <w:r>
         <w:rPr>
@@ -12659,8 +12618,9 @@
           <w:szCs w:val="24"/>
           <w:lang w:val="fr-FR"/>
         </w:rPr>
-        <w:t> »</w:t>
-      </w:r>
+        <w:t>(</w:t>
+      </w:r>
+      <w:proofErr w:type="gramStart"/>
       <w:r>
         <w:rPr>
           <w:i/>
@@ -12669,9 +12629,9 @@
           <w:szCs w:val="24"/>
           <w:lang w:val="fr-FR"/>
         </w:rPr>
-        <w:t xml:space="preserve"> : Seltz) est de l'eau gazeuse. Le nom vient de </w:t>
-      </w:r>
-      <w:proofErr w:type="spellStart"/>
+        <w:t>note</w:t>
+      </w:r>
+      <w:proofErr w:type="gramEnd"/>
       <w:r>
         <w:rPr>
           <w:i/>
@@ -12680,10 +12640,14 @@
           <w:szCs w:val="24"/>
           <w:lang w:val="fr-FR"/>
         </w:rPr>
-        <w:t>Selters</w:t>
-      </w:r>
-      <w:proofErr w:type="spellEnd"/>
-      <w:r>
+        <w:t xml:space="preserve"> de l'éditeur) : onomatopée ? ou erreur de transcription ?</w:t>
+      </w:r>
+    </w:p>
+  </w:footnote>
+  <w:footnote w:id="7">
+    <w:p>
+      <w:pPr>
+        <w:pStyle w:val="Notedebasdepage"/>
         <w:rPr>
           <w:i/>
           <w:iCs/>
@@ -12691,56 +12655,17 @@
           <w:szCs w:val="24"/>
           <w:lang w:val="fr-FR"/>
         </w:rPr>
-        <w:t>, une ville allemande connue pour ses sources d'eau minérale naturellement gazeuse.</w:t>
-      </w:r>
-    </w:p>
-    <w:p>
-      <w:pPr>
-        <w:pStyle w:val="Notedebasdepage"/>
-        <w:rPr>
-          <w:lang w:val="fr-FR"/>
-        </w:rPr>
-      </w:pPr>
-    </w:p>
-  </w:footnote>
-  <w:footnote w:id="6">
-    <w:p>
-      <w:pPr>
-        <w:pStyle w:val="Notedebasdepage"/>
-        <w:jc w:val="both"/>
-        <w:rPr>
-          <w:sz w:val="24"/>
-          <w:szCs w:val="24"/>
-          <w:lang w:val="fr-FR"/>
-        </w:rPr>
       </w:pPr>
       <w:r>
         <w:rPr>
           <w:rStyle w:val="Appelnotedebasdep"/>
-          <w:sz w:val="24"/>
-          <w:szCs w:val="24"/>
-        </w:rPr>
-        <w:footnoteRef/>
-      </w:r>
-      <w:r>
-        <w:rPr>
-          <w:sz w:val="24"/>
-          <w:szCs w:val="24"/>
-          <w:lang w:val="fr-FR"/>
-        </w:rPr>
-        <w:t xml:space="preserve"> </w:t>
-      </w:r>
-      <w:r>
-        <w:rPr>
           <w:i/>
           <w:iCs/>
           <w:sz w:val="24"/>
           <w:szCs w:val="24"/>
-          <w:lang w:val="fr-FR"/>
-        </w:rPr>
-        <w:t>(</w:t>
-      </w:r>
-      <w:proofErr w:type="gramStart"/>
+        </w:rPr>
+        <w:footnoteRef/>
+      </w:r>
       <w:r>
         <w:rPr>
           <w:i/>
@@ -12749,68 +12674,7 @@
           <w:szCs w:val="24"/>
           <w:lang w:val="fr-FR"/>
         </w:rPr>
-        <w:t>note</w:t>
-      </w:r>
-      <w:proofErr w:type="gramEnd"/>
-      <w:r>
-        <w:rPr>
-          <w:i/>
-          <w:iCs/>
-          <w:sz w:val="24"/>
-          <w:szCs w:val="24"/>
-          <w:lang w:val="fr-FR"/>
-        </w:rPr>
-        <w:t xml:space="preserve"> de l'éditeur) : </w:t>
-      </w:r>
-      <w:r>
-        <w:rPr>
-          <w:i/>
-          <w:iCs/>
-          <w:sz w:val="24"/>
-          <w:szCs w:val="24"/>
-          <w:lang w:val="fr-FR"/>
-        </w:rPr>
-        <w:t>onomatopée ? ou erreur de transcription ?</w:t>
-      </w:r>
-    </w:p>
-  </w:footnote>
-  <w:footnote w:id="7">
-    <w:p>
-      <w:pPr>
-        <w:pStyle w:val="Notedebasdepage"/>
-        <w:rPr>
-          <w:lang w:val="fr-FR"/>
-        </w:rPr>
-      </w:pPr>
-      <w:r>
-        <w:rPr>
-          <w:rStyle w:val="Appelnotedebasdep"/>
-        </w:rPr>
-        <w:footnoteRef/>
-      </w:r>
-      <w:r>
-        <w:rPr>
-          <w:lang w:val="fr-FR"/>
-        </w:rPr>
-        <w:t xml:space="preserve"> </w:t>
-      </w:r>
-      <w:r>
-        <w:rPr>
-          <w:lang w:val="fr-FR"/>
-        </w:rPr>
-        <w:t>Page(s) manquante(s)</w:t>
-      </w:r>
-      <w:r>
-        <w:rPr>
-          <w:lang w:val="fr-FR"/>
-        </w:rPr>
-        <w:t xml:space="preserve"> dans l</w:t>
-      </w:r>
-      <w:r>
-        <w:rPr>
-          <w:lang w:val="fr-FR"/>
-        </w:rPr>
-        <w:t>e cahier manuscrit</w:t>
+        <w:t xml:space="preserve"> Page(s) manquante(s) dans le cahier manuscrit</w:t>
       </w:r>
     </w:p>
   </w:footnote>
